--- a/Tractatus Principatuum/tractate.docx
+++ b/Tractatus Principatuum/tractate.docx
@@ -2,12 +2,364 @@
 <file path=word/document.xml><?xml version="1.0" encoding="utf-8"?>
 <w:document xmlns:w="http://schemas.openxmlformats.org/wordprocessingml/2006/main" xmlns:m="http://schemas.openxmlformats.org/officeDocument/2006/math" xmlns:r="http://schemas.openxmlformats.org/officeDocument/2006/relationships" xmlns:o="urn:schemas-microsoft-com:office:office" xmlns:v="urn:schemas-microsoft-com:vml" xmlns:w10="urn:schemas-microsoft-com:office:word" xmlns:a="http://schemas.openxmlformats.org/drawingml/2006/main" xmlns:pic="http://schemas.openxmlformats.org/drawingml/2006/picture" xmlns:wp="http://schemas.openxmlformats.org/drawingml/2006/wordprocessingDrawing">
   <w:body>
-    <w:bookmarkStart w:id="9" w:name="preface"/>
+    <w:p>
+      <w:pPr>
+        <w:pStyle w:val="Title"/>
+      </w:pPr>
+      <w:r>
+        <w:t xml:space="preserve">Tractatus Principatuum</w:t>
+      </w:r>
+    </w:p>
+    <w:p>
+      <w:pPr>
+        <w:pStyle w:val="Author"/>
+      </w:pPr>
+      <w:r>
+        <w:t xml:space="preserve">Josh A. Bosley</w:t>
+      </w:r>
+    </w:p>
+    <w:p>
+      <w:pPr>
+        <w:pStyle w:val="Date"/>
+      </w:pPr>
+      <w:r>
+        <w:t xml:space="preserve">2026</w:t>
+      </w:r>
+    </w:p>
+    <w:bookmarkStart w:id="9" w:name="dedication"/>
     <w:p>
       <w:pPr>
         <w:pStyle w:val="Heading1"/>
       </w:pPr>
       <w:r>
+        <w:t xml:space="preserve">Dedication</w:t>
+      </w:r>
+    </w:p>
+    <w:p>
+      <w:pPr>
+        <w:pStyle w:val="FirstParagraph"/>
+      </w:pPr>
+      <w:r>
+        <w:t xml:space="preserve">Thank you to my parents for showing me how to think, not what to think.</w:t>
+      </w:r>
+    </w:p>
+    <w:p>
+      <w:pPr>
+        <w:pStyle w:val="BodyText"/>
+      </w:pPr>
+      <w:r>
+        <w:t xml:space="preserve">Thank you to my wife for being the foundation thats keeps me together.</w:t>
+      </w:r>
+    </w:p>
+    <w:p>
+      <w:pPr>
+        <w:pStyle w:val="BodyText"/>
+      </w:pPr>
+      <w:r>
+        <w:t xml:space="preserve">To my sons Desmond and Ezra: I hope this record of my account benifit you. I will always love you.</w:t>
+      </w:r>
+    </w:p>
+    <w:bookmarkEnd w:id="9"/>
+    <w:bookmarkStart w:id="10" w:name="contents"/>
+    <w:p>
+      <w:pPr>
+        <w:pStyle w:val="Heading1"/>
+      </w:pPr>
+      <w:r>
+        <w:t xml:space="preserve">Contents</w:t>
+      </w:r>
+    </w:p>
+    <w:p>
+      <w:pPr>
+        <w:pStyle w:val="Compact"/>
+        <w:numPr>
+          <w:ilvl w:val="0"/>
+          <w:numId w:val="1001"/>
+        </w:numPr>
+      </w:pPr>
+      <w:hyperlink w:anchor="mind-body-and-environment">
+        <w:r>
+          <w:rPr>
+            <w:rStyle w:val="Hyperlink"/>
+          </w:rPr>
+          <w:t xml:space="preserve">Mind, body, and environment</w:t>
+        </w:r>
+      </w:hyperlink>
+    </w:p>
+    <w:p>
+      <w:pPr>
+        <w:pStyle w:val="Compact"/>
+        <w:numPr>
+          <w:ilvl w:val="0"/>
+          <w:numId w:val="1001"/>
+        </w:numPr>
+      </w:pPr>
+      <w:hyperlink w:anchor="other-beings-and-communication">
+        <w:r>
+          <w:rPr>
+            <w:rStyle w:val="Hyperlink"/>
+          </w:rPr>
+          <w:t xml:space="preserve">Other beings and communication</w:t>
+        </w:r>
+      </w:hyperlink>
+    </w:p>
+    <w:p>
+      <w:pPr>
+        <w:pStyle w:val="Compact"/>
+        <w:numPr>
+          <w:ilvl w:val="0"/>
+          <w:numId w:val="1001"/>
+        </w:numPr>
+      </w:pPr>
+      <w:hyperlink w:anchor="history-and-remnants">
+        <w:r>
+          <w:rPr>
+            <w:rStyle w:val="Hyperlink"/>
+          </w:rPr>
+          <w:t xml:space="preserve">History and remnants</w:t>
+        </w:r>
+      </w:hyperlink>
+    </w:p>
+    <w:p>
+      <w:pPr>
+        <w:pStyle w:val="Compact"/>
+        <w:numPr>
+          <w:ilvl w:val="0"/>
+          <w:numId w:val="1001"/>
+        </w:numPr>
+      </w:pPr>
+      <w:hyperlink w:anchor="that-which-constitutes-a-body">
+        <w:r>
+          <w:rPr>
+            <w:rStyle w:val="Hyperlink"/>
+          </w:rPr>
+          <w:t xml:space="preserve">That which constitutes</w:t>
+        </w:r>
+        <w:r>
+          <w:rPr>
+            <w:rStyle w:val="Hyperlink"/>
+          </w:rPr>
+          <w:t xml:space="preserve"> </w:t>
+        </w:r>
+        <w:r>
+          <w:rPr>
+            <w:rStyle w:val="Hyperlink"/>
+          </w:rPr>
+          <w:t xml:space="preserve">‘a body’</w:t>
+        </w:r>
+      </w:hyperlink>
+    </w:p>
+    <w:p>
+      <w:pPr>
+        <w:pStyle w:val="Compact"/>
+        <w:numPr>
+          <w:ilvl w:val="0"/>
+          <w:numId w:val="1001"/>
+        </w:numPr>
+      </w:pPr>
+      <w:hyperlink w:anchor="doubt-record-and-authenticity">
+        <w:r>
+          <w:rPr>
+            <w:rStyle w:val="Hyperlink"/>
+          </w:rPr>
+          <w:t xml:space="preserve">Doubt, Record, and Authenticity</w:t>
+        </w:r>
+      </w:hyperlink>
+    </w:p>
+    <w:p>
+      <w:pPr>
+        <w:pStyle w:val="Compact"/>
+        <w:numPr>
+          <w:ilvl w:val="0"/>
+          <w:numId w:val="1001"/>
+        </w:numPr>
+      </w:pPr>
+      <w:hyperlink w:anchor="authentic-self">
+        <w:r>
+          <w:rPr>
+            <w:rStyle w:val="Hyperlink"/>
+          </w:rPr>
+          <w:t xml:space="preserve">Authentic self</w:t>
+        </w:r>
+      </w:hyperlink>
+    </w:p>
+    <w:p>
+      <w:pPr>
+        <w:pStyle w:val="Compact"/>
+        <w:numPr>
+          <w:ilvl w:val="0"/>
+          <w:numId w:val="1001"/>
+        </w:numPr>
+      </w:pPr>
+      <w:hyperlink w:anchor="errors-in-representation">
+        <w:r>
+          <w:rPr>
+            <w:rStyle w:val="Hyperlink"/>
+          </w:rPr>
+          <w:t xml:space="preserve">Errors in representation</w:t>
+        </w:r>
+      </w:hyperlink>
+    </w:p>
+    <w:p>
+      <w:pPr>
+        <w:pStyle w:val="Compact"/>
+        <w:numPr>
+          <w:ilvl w:val="0"/>
+          <w:numId w:val="1001"/>
+        </w:numPr>
+      </w:pPr>
+      <w:hyperlink w:anchor="finding-meaning">
+        <w:r>
+          <w:rPr>
+            <w:rStyle w:val="Hyperlink"/>
+          </w:rPr>
+          <w:t xml:space="preserve">Finding Meaning</w:t>
+        </w:r>
+      </w:hyperlink>
+    </w:p>
+    <w:p>
+      <w:pPr>
+        <w:pStyle w:val="Compact"/>
+        <w:numPr>
+          <w:ilvl w:val="0"/>
+          <w:numId w:val="1001"/>
+        </w:numPr>
+      </w:pPr>
+      <w:hyperlink w:anchor="weight-and-the-emotional-landscape">
+        <w:r>
+          <w:rPr>
+            <w:rStyle w:val="Hyperlink"/>
+          </w:rPr>
+          <w:t xml:space="preserve">Weight and the Emotional Landscape</w:t>
+        </w:r>
+      </w:hyperlink>
+    </w:p>
+    <w:p>
+      <w:pPr>
+        <w:pStyle w:val="Compact"/>
+        <w:numPr>
+          <w:ilvl w:val="0"/>
+          <w:numId w:val="1001"/>
+        </w:numPr>
+      </w:pPr>
+      <w:hyperlink w:anchor="flame-and-fathom">
+        <w:r>
+          <w:rPr>
+            <w:rStyle w:val="Hyperlink"/>
+          </w:rPr>
+          <w:t xml:space="preserve">Flame and Fathom</w:t>
+        </w:r>
+      </w:hyperlink>
+    </w:p>
+    <w:p>
+      <w:pPr>
+        <w:pStyle w:val="Compact"/>
+        <w:numPr>
+          <w:ilvl w:val="0"/>
+          <w:numId w:val="1001"/>
+        </w:numPr>
+      </w:pPr>
+      <w:hyperlink w:anchor="the-primordiant">
+        <w:r>
+          <w:rPr>
+            <w:rStyle w:val="Hyperlink"/>
+          </w:rPr>
+          <w:t xml:space="preserve">The Primordiant</w:t>
+        </w:r>
+      </w:hyperlink>
+    </w:p>
+    <w:p>
+      <w:pPr>
+        <w:pStyle w:val="Compact"/>
+        <w:numPr>
+          <w:ilvl w:val="0"/>
+          <w:numId w:val="1001"/>
+        </w:numPr>
+      </w:pPr>
+      <w:hyperlink w:anchor="form-and-relations">
+        <w:r>
+          <w:rPr>
+            <w:rStyle w:val="Hyperlink"/>
+          </w:rPr>
+          <w:t xml:space="preserve">Form and Relations</w:t>
+        </w:r>
+      </w:hyperlink>
+    </w:p>
+    <w:p>
+      <w:pPr>
+        <w:pStyle w:val="Compact"/>
+        <w:numPr>
+          <w:ilvl w:val="0"/>
+          <w:numId w:val="1001"/>
+        </w:numPr>
+      </w:pPr>
+      <w:hyperlink w:anchor="singularity-of-death">
+        <w:r>
+          <w:rPr>
+            <w:rStyle w:val="Hyperlink"/>
+          </w:rPr>
+          <w:t xml:space="preserve">Singularity of Death</w:t>
+        </w:r>
+      </w:hyperlink>
+    </w:p>
+    <w:p>
+      <w:pPr>
+        <w:pStyle w:val="Compact"/>
+        <w:numPr>
+          <w:ilvl w:val="0"/>
+          <w:numId w:val="1001"/>
+        </w:numPr>
+      </w:pPr>
+      <w:hyperlink w:anchor="degrees-of-the-will">
+        <w:r>
+          <w:rPr>
+            <w:rStyle w:val="Hyperlink"/>
+          </w:rPr>
+          <w:t xml:space="preserve">Degrees of the will</w:t>
+        </w:r>
+      </w:hyperlink>
+    </w:p>
+    <w:p>
+      <w:pPr>
+        <w:pStyle w:val="Compact"/>
+        <w:numPr>
+          <w:ilvl w:val="0"/>
+          <w:numId w:val="1001"/>
+        </w:numPr>
+      </w:pPr>
+      <w:hyperlink w:anchor="analogy-metaphor-and-allegory">
+        <w:r>
+          <w:rPr>
+            <w:rStyle w:val="Hyperlink"/>
+          </w:rPr>
+          <w:t xml:space="preserve">Analogy, Metaphor, and Allegory</w:t>
+        </w:r>
+      </w:hyperlink>
+    </w:p>
+    <w:p>
+      <w:pPr>
+        <w:pStyle w:val="Compact"/>
+        <w:numPr>
+          <w:ilvl w:val="0"/>
+          <w:numId w:val="1001"/>
+        </w:numPr>
+      </w:pPr>
+      <w:hyperlink w:anchor="attachment">
+        <w:r>
+          <w:rPr>
+            <w:rStyle w:val="Hyperlink"/>
+          </w:rPr>
+          <w:t xml:space="preserve">Attachment</w:t>
+        </w:r>
+      </w:hyperlink>
+    </w:p>
+    <w:bookmarkEnd w:id="10"/>
+    <w:bookmarkStart w:id="11" w:name="preface"/>
+    <w:p>
+      <w:pPr>
+        <w:pStyle w:val="Heading1"/>
+      </w:pPr>
+      <w:r>
         <w:t xml:space="preserve">Preface</w:t>
       </w:r>
     </w:p>
@@ -43,8 +395,8 @@
         <w:t xml:space="preserve">I’m not speaking with authority over others, only with authenticity of self, in which I can say I believe what I claim here because I claim it as truthfully as I can understand it (6.1, 6.2).</w:t>
       </w:r>
     </w:p>
-    <w:bookmarkEnd w:id="9"/>
-    <w:bookmarkStart w:id="10" w:name="mind-body-and-environment"/>
+    <w:bookmarkEnd w:id="11"/>
+    <w:bookmarkStart w:id="12" w:name="mind-body-and-environment"/>
     <w:p>
       <w:pPr>
         <w:pStyle w:val="Heading1"/>
@@ -365,8 +717,8 @@
         <w:t xml:space="preserve">that constitutes my self is then seemingly a property of not only a mind-body feedback system, but also a property of two modalities of mind that are differentiated by their means of storing memory. One being the storage of information that we can freely recall (thoughts, sensory recordings), and one being the storage of information that is imprinted on us by environment (habits, etc).</w:t>
       </w:r>
     </w:p>
-    <w:bookmarkEnd w:id="10"/>
-    <w:bookmarkStart w:id="11" w:name="other-beings-and-communication"/>
+    <w:bookmarkEnd w:id="12"/>
+    <w:bookmarkStart w:id="13" w:name="other-beings-and-communication"/>
     <w:p>
       <w:pPr>
         <w:pStyle w:val="Heading1"/>
@@ -501,8 +853,8 @@
         <w:t xml:space="preserve">Contained within these assumptions are further assumptions which are the constituents of the individual’s worldview and sense of self.</w:t>
       </w:r>
     </w:p>
-    <w:bookmarkEnd w:id="11"/>
-    <w:bookmarkStart w:id="12" w:name="history-and-remnants"/>
+    <w:bookmarkEnd w:id="13"/>
+    <w:bookmarkStart w:id="14" w:name="history-and-remnants"/>
     <w:p>
       <w:pPr>
         <w:pStyle w:val="Heading1"/>
@@ -679,8 +1031,8 @@
         <w:t xml:space="preserve">Contained within those stories are further assumptions, of the same kind as the ones that got structurally embedded into me through communication, and those assumptions are already constituents of how I take the remnants and of the sense I have of what came before me.</w:t>
       </w:r>
     </w:p>
-    <w:bookmarkEnd w:id="12"/>
-    <w:bookmarkStart w:id="13" w:name="that-which-constitutes-a-body"/>
+    <w:bookmarkEnd w:id="14"/>
+    <w:bookmarkStart w:id="15" w:name="that-which-constitutes-a-body"/>
     <w:p>
       <w:pPr>
         <w:pStyle w:val="Heading1"/>
@@ -965,8 +1317,8 @@
         <w:t xml:space="preserve">I suspect they do this in pursuit of a need, often something close to justifying their own existence, or more generally an attempt to reconcile what sits near a singularity in the emotional landscape I will come to later, a place where the ordinary shape of the self will not hold and a finished map across scales is taken up because it is the nearest principality.</w:t>
       </w:r>
     </w:p>
-    <w:bookmarkEnd w:id="13"/>
-    <w:bookmarkStart w:id="14" w:name="doubt-record-and-authenticity"/>
+    <w:bookmarkEnd w:id="15"/>
+    <w:bookmarkStart w:id="16" w:name="doubt-record-and-authenticity"/>
     <w:p>
       <w:pPr>
         <w:pStyle w:val="Heading1"/>
@@ -1251,8 +1603,8 @@
         <w:t xml:space="preserve">A mind, or a principality, is authentic so far as the story it tells of itself stays close to the hardened record of what it actually produced. Where the two come apart, the gap is what authentic and inauthentic are measuring. A gap is not, by itself, a lie (5.1).</w:t>
       </w:r>
     </w:p>
-    <w:bookmarkEnd w:id="14"/>
-    <w:bookmarkStart w:id="15" w:name="authentic-self"/>
+    <w:bookmarkEnd w:id="16"/>
+    <w:bookmarkStart w:id="17" w:name="authentic-self"/>
     <w:p>
       <w:pPr>
         <w:pStyle w:val="Heading1"/>
@@ -1735,8 +2087,8 @@
         <w:t xml:space="preserve">of 1.0–1.1 keeping the story it tells honest to the record it has left, revising the standard and revising how well that standard is being met (1.6–1.64).</w:t>
       </w:r>
     </w:p>
-    <w:bookmarkEnd w:id="15"/>
-    <w:bookmarkStart w:id="16" w:name="errors-in-representation"/>
+    <w:bookmarkEnd w:id="17"/>
+    <w:bookmarkStart w:id="18" w:name="errors-in-representation"/>
     <w:p>
       <w:pPr>
         <w:pStyle w:val="Heading1"/>
@@ -1925,8 +2277,8 @@
         <w:t xml:space="preserve">An observer is a principality reading other principalities’ remnants, with a reader those remnants had a hand in conditioning (7.1, 7.2). Observation is a second reading of a remnant.</w:t>
       </w:r>
     </w:p>
-    <w:bookmarkEnd w:id="16"/>
-    <w:bookmarkStart w:id="17" w:name="finding-meaning"/>
+    <w:bookmarkEnd w:id="18"/>
+    <w:bookmarkStart w:id="19" w:name="finding-meaning"/>
     <w:p>
       <w:pPr>
         <w:pStyle w:val="Heading1"/>
@@ -2253,8 +2605,8 @@
         <w:t xml:space="preserve">There is no record of a self that has finished this (6.21). Mitigation is itself the fruit. Nothing here is obliged to show me a second reward behind it. If I will not move until I am shown one, the nearest standard has set the rate (6.17).</w:t>
       </w:r>
     </w:p>
-    <w:bookmarkEnd w:id="17"/>
-    <w:bookmarkStart w:id="18" w:name="weight-and-the-emotional-landscape"/>
+    <w:bookmarkEnd w:id="19"/>
+    <w:bookmarkStart w:id="20" w:name="weight-and-the-emotional-landscape"/>
     <w:p>
       <w:pPr>
         <w:pStyle w:val="Heading1"/>
@@ -2344,7 +2696,7 @@
         <w:t xml:space="preserve"> </w:t>
       </w:r>
       <w:r>
-        <w:t xml:space="preserve">The spectrum of weight runs from mild to extreme. At the low end a subject produces a small perturbation, a spring that returns quickly, with little impressed on the soft system to sustain it. At the high end the impress has extended past sensory contact to the representation itself, and a symbol, a word, an abstraction is enough to release what the original encounter installed. The more extreme the original consequence, and the deeper it was imprinted, the more abstract the trigger can become while still releasing the full response.</w:t>
+        <w:t xml:space="preserve">The spectrum of weight runs from mild to extreme. At the low end a subject produces a small release, with little impressed on the soft system, and what was associated with the subject is still there once the response has passed. At the high end the impress has extended past sensory contact to the representation itself, and a symbol, a word, an abstraction is enough to release what the original encounter installed. The more extreme the original consequence, and the deeper it was imprinted, the more abstract the trigger can become while still releasing the full response.</w:t>
       </w:r>
     </w:p>
     <w:p>
@@ -2536,7 +2888,7 @@
         <w:t xml:space="preserve"> </w:t>
       </w:r>
       <w:r>
-        <w:t xml:space="preserve">This structure has been observed before under different names. In certain occultic literature the region I am describing as a singularity appears in representations of Choronzon — referred to by Aleister Crowley as the Dweller in the Abyss. As I read it, Choronzon is not a moral evil but a name for the formlessness that exists where the architecture of a mind’s self-understanding fails. The Abyss in that cosmology is the region where the accumulated structure of the self dissolves. Rather than a place of knowledge its a place where the process responsible for</w:t>
+        <w:t xml:space="preserve">This structure has been observed before under different names. In certain occultic literature the region I am describing as a singularity appears in representations of Choronzon — referred to by Aleister Crowley as the Dweller in the Abyss. As I read it, Choronzon is not a moral evil but a name for the formlessness that exists where the architecture of a mind’s self-understanding fails. The Abyss in that cosmology is the region where the accumulated structure of the self dissolves. Rather than a place of knowledge it’s a place where the process responsible for</w:t>
       </w:r>
       <w:r>
         <w:t xml:space="preserve"> </w:t>
@@ -2584,7 +2936,7 @@
         <w:t xml:space="preserve"> </w:t>
       </w:r>
       <w:r>
-        <w:t xml:space="preserve">the individual scale may apply here too. The singularity in a single mind, in a culture, in a civilisation, may follow the same geometry.</w:t>
+        <w:t xml:space="preserve">the individual scale may apply here too. The singularity in a single mind, in a culture, in a civilization, may follow the same geometry.</w:t>
       </w:r>
     </w:p>
     <w:p>
@@ -2638,7 +2990,7 @@
         <w:t xml:space="preserve"> </w:t>
       </w:r>
       <w:r>
-        <w:t xml:space="preserve">The region that distorts most consistently across minds seem to sit at the foundation of the worldview. The notions there are often impressed in before the mind had anything in place to examine them, though sometimes they sit there boxed in a sort of barrier that acts as a pushing force to drive away contemplation.</w:t>
+        <w:t xml:space="preserve">The region that distorts most consistently across minds seem to sit at the foundation of the worldview. The notions there are often impressed in before the mind had anything in place to examine them, though sometimes they sit there boxed in a sort of barrier on the singularity (9.13), and that barrier acts as a pushing force to drive away contemplation.</w:t>
       </w:r>
     </w:p>
     <w:p>
@@ -2671,8 +3023,8 @@
         <w:t xml:space="preserve">who might have examined it was present.</w:t>
       </w:r>
     </w:p>
-    <w:bookmarkEnd w:id="18"/>
-    <w:bookmarkStart w:id="19" w:name="flame-and-fathom"/>
+    <w:bookmarkEnd w:id="20"/>
+    <w:bookmarkStart w:id="21" w:name="flame-and-fathom"/>
     <w:p>
       <w:pPr>
         <w:pStyle w:val="Heading1"/>
@@ -2855,7 +3207,7 @@
         <w:t xml:space="preserve"> </w:t>
       </w:r>
       <w:r>
-        <w:t xml:space="preserve">A fathom is a Planck length of self. Not a size, but more a sort of floor: the point below which</w:t>
+        <w:t xml:space="preserve">A fathom is more a sort of floor, the point below which</w:t>
       </w:r>
       <w:r>
         <w:t xml:space="preserve"> </w:t>
@@ -2867,7 +3219,7 @@
         <w:t xml:space="preserve"> </w:t>
       </w:r>
       <w:r>
-        <w:t xml:space="preserve">stops being something I can point at.</w:t>
+        <w:t xml:space="preserve">stops being something I can point at, and not a fixed size.</w:t>
       </w:r>
     </w:p>
     <w:p>
@@ -2939,7 +3291,7 @@
         <w:t xml:space="preserve"> </w:t>
       </w:r>
       <w:r>
-        <w:t xml:space="preserve">A boundary (9.3) is attention pushed off a subject. A singularity (9.13) is the flame failing to complete: the thought loops, repeats, and does not finish.</w:t>
+        <w:t xml:space="preserve">A boundary (9.3) is attention pushed off a subject. In a singularity (9.13) the flame fails to complete: the thought loops, repeats, and does not finish.</w:t>
       </w:r>
     </w:p>
     <w:p>
@@ -2960,8 +3312,8 @@
         <w:t xml:space="preserve">I see the forced extremity in 9.132 was the flame forced through a subject and around it. Through, so what attention avoids is seen anyway. Around, so its relations to everything else are seen too. The discomfort is the representation of that.</w:t>
       </w:r>
     </w:p>
-    <w:bookmarkEnd w:id="19"/>
-    <w:bookmarkStart w:id="20" w:name="the-primordiant"/>
+    <w:bookmarkEnd w:id="21"/>
+    <w:bookmarkStart w:id="22" w:name="the-primordiant"/>
     <w:p>
       <w:pPr>
         <w:pStyle w:val="Heading1"/>
@@ -3183,7 +3535,7 @@
         <w:t xml:space="preserve"> </w:t>
       </w:r>
       <w:r>
-        <w:t xml:space="preserve">When I sit with either question, It seems to beg asking for something of another kind. Another event in the record has not ended the record (11.12), and another member of the group has not held the instant, it has only been one more thing that also has to be held.</w:t>
+        <w:t xml:space="preserve">When I sit with either question, it seems to beg asking for something of another kind. Another event in the record has not ended the record (11.12), and another member of the group has not held the instant, it has only been one more thing that also has to be held.</w:t>
       </w:r>
     </w:p>
     <w:p>
@@ -3201,13 +3553,13 @@
         <w:t xml:space="preserve"> </w:t>
       </w:r>
       <w:r>
-        <w:t xml:space="preserve">I want a word for what 11.12 and 11.4 both keep asking after and do not find in the record sequence or in the group. I will call it the Primordiant. The superset from which abstractions and implementations emerge. It preceded the beginning of time (or at least, the first fathomable fathom), and it is holding every present instant. It is possible that the grouping of vertical and horizontal causality is inapproriate in some ways, but in the way that they are both</w:t>
-      </w:r>
-      <w:r>
-        <w:t xml:space="preserve"> </w:t>
-      </w:r>
-      <w:r>
-        <w:t xml:space="preserve">“an orignating surface”</w:t>
+        <w:t xml:space="preserve">I want a word for what 11.12 and 11.4 both keep asking after and do not find in the record sequence or in the group. I will call it the Primordiant. The superset from which abstractions and implementations emerge. It preceded the beginning of time (or at least, the first fathomable fathom), and it is holding every present instant. It is possible that the grouping of vertical and horizontal causality is inappropriate in some ways, but in the way that they are both</w:t>
+      </w:r>
+      <w:r>
+        <w:t xml:space="preserve"> </w:t>
+      </w:r>
+      <w:r>
+        <w:t xml:space="preserve">“an originating surface”</w:t>
       </w:r>
       <w:r>
         <w:t xml:space="preserve"> </w:t>
@@ -3231,7 +3583,7 @@
         <w:t xml:space="preserve"> </w:t>
       </w:r>
       <w:r>
-        <w:t xml:space="preserve">Prior to time there is no point left at which a record can be identified (11.12). Putting another event in that place only adds a point to the record. The Primordiant is what I am pointing at when the record has run out and I still have not found a thing with no prior (11.0). By definition the primordiant can’t have a cause as it is what the notion of causation preceeds from.</w:t>
+        <w:t xml:space="preserve">Prior to time there is no point left at which a record can be identified (11.12). Putting another event in that place only adds a point to the record. The Primordiant is what I am pointing at when the record has run out and I still have not found a thing with no prior (11.0). By definition the primordiant can’t have a cause as it is what the notion of causation proceeds from.</w:t>
       </w:r>
     </w:p>
     <w:p>
@@ -3252,8 +3604,74 @@
         <w:t xml:space="preserve">In the instant, another member of the group has not held the instant (11.4). A fathom is the span a flame takes (10.12), and the flame is attention (10.2), so a fathom is already a mind able to fathom. At that first one, however much time had to go by before there was a mind that could, the patterns the fathom is of have to already be there, and whatever makes those patterns has to already be there too, or the fathom has nothing to be of. That may only be where I am standing, a limit of what I can possibly know. For the sake of coherent ground, I assume it. The Primordiant is what is holding that, and what it holds are the patterns, for the sake of the fathom that I can directly experience.</w:t>
       </w:r>
     </w:p>
-    <w:bookmarkEnd w:id="20"/>
-    <w:bookmarkStart w:id="21" w:name="form-and-relations"/>
+    <w:p>
+      <w:pPr>
+        <w:pStyle w:val="BodyText"/>
+      </w:pPr>
+      <w:r>
+        <w:rPr>
+          <w:b/>
+          <w:bCs/>
+        </w:rPr>
+        <w:t xml:space="preserve">11.42</w:t>
+      </w:r>
+      <w:r>
+        <w:t xml:space="preserve"> </w:t>
+      </w:r>
+      <w:r>
+        <w:t xml:space="preserve">Locating emergence uses the same reduction as earlier: time collapsed to a single instance, the smallest</w:t>
+      </w:r>
+      <w:r>
+        <w:t xml:space="preserve"> </w:t>
+      </w:r>
+      <w:r>
+        <w:t xml:space="preserve">“now”</w:t>
+      </w:r>
+      <w:r>
+        <w:t xml:space="preserve"> </w:t>
+      </w:r>
+      <w:r>
+        <w:t xml:space="preserve">before there is nothing left to point at (10.1). What preceded the instant and what holds it up (11.32) both arise in that reduction, since the reduction isolates an instant sharp enough that either question can apply to it.</w:t>
+      </w:r>
+    </w:p>
+    <w:p>
+      <w:pPr>
+        <w:pStyle w:val="BodyText"/>
+      </w:pPr>
+      <w:r>
+        <w:rPr>
+          <w:b/>
+          <w:bCs/>
+        </w:rPr>
+        <w:t xml:space="preserve">11.421</w:t>
+      </w:r>
+      <w:r>
+        <w:t xml:space="preserve"> </w:t>
+      </w:r>
+      <w:r>
+        <w:t xml:space="preserve">I have not resolved whether the grouping of vertical and horizontal causality (11.41) is two things found in the world, arrived at from different directions, or internal to the reduction. If they are two things, each is at its own scale, and an impress can cross from one to the other without the two becoming one (7.4). If the grouping is internal to the reduction, it is closer to a metaphor for the span of that reduction (15.1).</w:t>
+      </w:r>
+    </w:p>
+    <w:p>
+      <w:pPr>
+        <w:pStyle w:val="BodyText"/>
+      </w:pPr>
+      <w:r>
+        <w:rPr>
+          <w:b/>
+          <w:bCs/>
+        </w:rPr>
+        <w:t xml:space="preserve">11.422</w:t>
+      </w:r>
+      <w:r>
+        <w:t xml:space="preserve"> </w:t>
+      </w:r>
+      <w:r>
+        <w:t xml:space="preserve">I do not have a way, from inside the reduction, to tell these apart. The reduction is the reader (7.2) for whatever it is I take myself to be perceiving here. I record the grouping as it appears to me (11.41), and I record this potentiality alongside it.</w:t>
+      </w:r>
+    </w:p>
+    <w:bookmarkEnd w:id="22"/>
+    <w:bookmarkStart w:id="23" w:name="form-and-relations"/>
     <w:p>
       <w:pPr>
         <w:pStyle w:val="Heading1"/>
@@ -3505,7 +3923,7 @@
         <w:t xml:space="preserve"> </w:t>
       </w:r>
       <w:r>
-        <w:t xml:space="preserve">Evil, as I am using it here, is that shade, not a second kind of being, and suffering is a shade of that shade. A relation is not good or evil in one stroke, the way a story is not false or true in one stroke (5.1, 5.17). It is how far the</w:t>
+        <w:t xml:space="preserve">Evil, as I am using it here, is that shade, not a second kind of being, and suffering is a shade of that shade. A relation is not good or evil by one measure, the way a story is not false or true by one measure (5.1, 5.17). It is how far the</w:t>
       </w:r>
       <w:r>
         <w:t xml:space="preserve"> </w:t>
@@ -3676,8 +4094,8 @@
         <w:t xml:space="preserve">I suspect an observer could bring light fully onto the form and cast no shade, and that may only be me putting properties of physical light onto the notion I am using for a likeness. The likeness does not make the observation light, and it does not make observation behave as light does outside the one relation I am using it for. Taking the likeness for the thing is the miss in 4.341.</w:t>
       </w:r>
     </w:p>
-    <w:bookmarkEnd w:id="21"/>
-    <w:bookmarkStart w:id="22" w:name="singularity-of-death"/>
+    <w:bookmarkEnd w:id="23"/>
+    <w:bookmarkStart w:id="24" w:name="singularity-of-death"/>
     <w:p>
       <w:pPr>
         <w:pStyle w:val="Heading1"/>
@@ -3821,7 +4239,7 @@
         <w:t xml:space="preserve"> </w:t>
       </w:r>
       <w:r>
-        <w:t xml:space="preserve">I will call that last floor the final singularity, only by likeness to 9.13. A singularity is where notions cannot hold their independent shape and the process responsible for the ability to know breaks down (9.131). The fade is that region arrived at by the soft system stopping, not by a subject acting as the key that releases weight (9.01). The self collapses onto the smallest</w:t>
+        <w:t xml:space="preserve">I will call that last floor the final singularity, only by likeness to the region where the ordinary shape will not hold and the process responsible for the ability to know breaks down (9.13, 9.131). The fade arrives by the soft system stopping, not by a subject acting as the key that releases weight (9.01). The self collapses onto the smallest</w:t>
       </w:r>
       <w:r>
         <w:t xml:space="preserve"> </w:t>
@@ -3899,7 +4317,7 @@
         <w:t xml:space="preserve"> </w:t>
       </w:r>
       <w:r>
-        <w:t xml:space="preserve">The principality does not die in the same stroke as the body, so far as it was never only the body (4.34, 5.13). What stops is this soft system’s organizing of whatever happens next (4.32). What may remain is the arrangement as other principalities still hold it, and the fruit already in their record (5.151, 6.4).</w:t>
+        <w:t xml:space="preserve">The principality does not die with the body, so far as it was never only the body (4.34, 5.13). What stops is this soft system’s organizing of whatever happens next (4.32). What may remain is the arrangement as other principalities still hold it, and the fruit already in their record (5.151, 6.4).</w:t>
       </w:r>
     </w:p>
     <w:p>
@@ -4067,8 +4485,8 @@
         <w:t xml:space="preserve">I can point at is already a remembered one (10.0, 10.01), and the fathom is the span attention took in it (10.2, 10.12).</w:t>
       </w:r>
     </w:p>
-    <w:bookmarkEnd w:id="22"/>
-    <w:bookmarkStart w:id="23" w:name="degrees-of-the-will"/>
+    <w:bookmarkEnd w:id="24"/>
+    <w:bookmarkStart w:id="25" w:name="degrees-of-the-will"/>
     <w:p>
       <w:pPr>
         <w:pStyle w:val="Heading1"/>
@@ -4242,11 +4660,11 @@
         <w:t xml:space="preserve"> </w:t>
       </w:r>
       <w:r>
-        <w:t xml:space="preserve">That record carries no implied worth with my statement, worth is a judgement function relative to the observing mind. Accuracy and worth are different questions (6.13).</w:t>
-      </w:r>
-    </w:p>
-    <w:bookmarkEnd w:id="23"/>
-    <w:bookmarkStart w:id="24" w:name="analogy-metaphor-and-allegory"/>
+        <w:t xml:space="preserve">That record carries no implied worth with my statement, worth is a judgment function relative to the observing mind. Accuracy and worth are different questions (6.13).</w:t>
+      </w:r>
+    </w:p>
+    <w:bookmarkEnd w:id="25"/>
+    <w:bookmarkStart w:id="26" w:name="analogy-metaphor-and-allegory"/>
     <w:p>
       <w:pPr>
         <w:pStyle w:val="Heading1"/>
@@ -4510,7 +4928,7 @@
         <w:t xml:space="preserve"> </w:t>
       </w:r>
       <w:r>
-        <w:t xml:space="preserve">The outline an allegory leaves is in the emotional landscape (9.1). Territory there is left uncreated if the mind has not witnessed a state of affairs (9.11). The allegory hands me a series of implied relations I can pass the flame through (12.12), and the passing is what can leave the territory. Repetition and consequence are how a principality gets installed (4.32). An allegory uses the same two, across a span, instead of across a life I had to be in. This act of repitition and observation causes the</w:t>
+        <w:t xml:space="preserve">The outline an allegory leaves is in the emotional landscape (9.1). Territory there is left uncreated if the mind has not witnessed a state of affairs (9.11). The allegory hands me a series of implied relations I can pass the flame through (12.12), and the passing is what can leave the territory. Repetition and consequence are how a principality gets installed (4.32). An allegory uses the same two, across a span, instead of across a life I had to be in. This act of repetition and observation causes the</w:t>
       </w:r>
       <w:r>
         <w:t xml:space="preserve"> </w:t>
@@ -4594,8 +5012,8 @@
         <w:t xml:space="preserve">The allegory is still a story, and a story may contain some degree of error (5.1). I read it with a reader the stories had a hand in conditioning (5.14, 7.2). If I take the shape the allegory outlined for the form it was a likeness of, I have treated the likeness as a readable identity (4.341).</w:t>
       </w:r>
     </w:p>
-    <w:bookmarkEnd w:id="24"/>
-    <w:bookmarkStart w:id="25" w:name="attachment"/>
+    <w:bookmarkEnd w:id="26"/>
+    <w:bookmarkStart w:id="27" w:name="attachment"/>
     <w:p>
       <w:pPr>
         <w:pStyle w:val="Heading1"/>
@@ -4808,7 +5226,1421 @@
         <w:t xml:space="preserve">The same region can sit as a barrier that drives contemplation away (9.3), while the social remnant is already producing conduct (3.3). Which relations I take the other end to be wearing can come apart from the record without the gap being, by itself, a lie (5.17, 4.341).</w:t>
       </w:r>
     </w:p>
-    <w:bookmarkEnd w:id="25"/>
+    <w:p>
+      <w:pPr>
+        <w:pStyle w:val="BodyText"/>
+      </w:pPr>
+      <w:r>
+        <w:t xml:space="preserve">Written / closed [place], [date].</w:t>
+      </w:r>
+    </w:p>
+    <w:bookmarkEnd w:id="27"/>
+    <w:bookmarkStart w:id="28" w:name="glossary"/>
+    <w:p>
+      <w:pPr>
+        <w:pStyle w:val="Heading1"/>
+      </w:pPr>
+      <w:r>
+        <w:t xml:space="preserve">Glossary</w:t>
+      </w:r>
+    </w:p>
+    <w:p>
+      <w:pPr>
+        <w:pStyle w:val="FirstParagraph"/>
+      </w:pPr>
+      <w:r>
+        <w:t xml:space="preserve">Terms as they are used here. The number is where the term is introduced.</w:t>
+      </w:r>
+    </w:p>
+    <w:p>
+      <w:pPr>
+        <w:pStyle w:val="DefinitionTerm"/>
+      </w:pPr>
+      <w:r>
+        <w:t xml:space="preserve">allegory</w:t>
+      </w:r>
+    </w:p>
+    <w:p>
+      <w:pPr>
+        <w:pStyle w:val="Definition"/>
+      </w:pPr>
+      <w:r>
+        <w:t xml:space="preserve">A sequence of relations that does not finish inside one fathom; the shape is outlined only after a series of acts, distances, and consequences. (15.2)</w:t>
+      </w:r>
+    </w:p>
+    <w:p>
+      <w:pPr>
+        <w:pStyle w:val="DefinitionTerm"/>
+      </w:pPr>
+      <w:r>
+        <w:t xml:space="preserve">analogy</w:t>
+      </w:r>
+    </w:p>
+    <w:p>
+      <w:pPr>
+        <w:pStyle w:val="Definition"/>
+      </w:pPr>
+      <w:r>
+        <w:t xml:space="preserve">A likeness held as a likeness: the same shape pointed at somewhere else, then a return. (15.0)</w:t>
+      </w:r>
+    </w:p>
+    <w:p>
+      <w:pPr>
+        <w:pStyle w:val="DefinitionTerm"/>
+      </w:pPr>
+      <w:r>
+        <w:t xml:space="preserve">attachment</w:t>
+      </w:r>
+    </w:p>
+    <w:p>
+      <w:pPr>
+        <w:pStyle w:val="Definition"/>
+      </w:pPr>
+      <w:r>
+        <w:t xml:space="preserve">A notion drawing me toward another notion, where the notion that draws is usually one already associated with the self; there are cases where no such notion is there yet. (16.0)</w:t>
+      </w:r>
+    </w:p>
+    <w:p>
+      <w:pPr>
+        <w:pStyle w:val="DefinitionTerm"/>
+      </w:pPr>
+      <w:r>
+        <w:t xml:space="preserve">authentic self</w:t>
+      </w:r>
+    </w:p>
+    <w:p>
+      <w:pPr>
+        <w:pStyle w:val="Definition"/>
+      </w:pPr>
+      <w:r>
+        <w:t xml:space="preserve">A mind holding its story to its hardened record, setting the order of standards, and acting on the difference; currently doing both refinements. (6.2)</w:t>
+      </w:r>
+    </w:p>
+    <w:p>
+      <w:pPr>
+        <w:pStyle w:val="DefinitionTerm"/>
+      </w:pPr>
+      <w:r>
+        <w:t xml:space="preserve">authenticity</w:t>
+      </w:r>
+    </w:p>
+    <w:p>
+      <w:pPr>
+        <w:pStyle w:val="Definition"/>
+      </w:pPr>
+      <w:r>
+        <w:t xml:space="preserve">A mind or principality is authentic so far as the story it tells of itself stays close to the hardened record of what it produced. (5.17)</w:t>
+      </w:r>
+    </w:p>
+    <w:p>
+      <w:pPr>
+        <w:pStyle w:val="DefinitionTerm"/>
+      </w:pPr>
+      <w:r>
+        <w:t xml:space="preserve">body</w:t>
+      </w:r>
+    </w:p>
+    <w:p>
+      <w:pPr>
+        <w:pStyle w:val="Definition"/>
+      </w:pPr>
+      <w:r>
+        <w:t xml:space="preserve">Physical substance that hosts the mind, is moved by it, and supplies it with sensory data about the environment. (1.1)</w:t>
+      </w:r>
+    </w:p>
+    <w:p>
+      <w:pPr>
+        <w:pStyle w:val="DefinitionTerm"/>
+      </w:pPr>
+      <w:r>
+        <w:t xml:space="preserve">bone</w:t>
+      </w:r>
+    </w:p>
+    <w:p>
+      <w:pPr>
+        <w:pStyle w:val="Definition"/>
+      </w:pPr>
+      <w:r>
+        <w:t xml:space="preserve">The hard part of the body; what stays longest; laid down slowly; closer to acted-on than acting; stands in the place of the physical remnant. (4.01)</w:t>
+      </w:r>
+    </w:p>
+    <w:p>
+      <w:pPr>
+        <w:pStyle w:val="DefinitionTerm"/>
+      </w:pPr>
+      <w:r>
+        <w:t xml:space="preserve">boundary</w:t>
+      </w:r>
+    </w:p>
+    <w:p>
+      <w:pPr>
+        <w:pStyle w:val="Definition"/>
+      </w:pPr>
+      <w:r>
+        <w:t xml:space="preserve">A region at the foundation of worldview that drives contemplation away; attention pushed off a subject. (9.3)</w:t>
+      </w:r>
+    </w:p>
+    <w:p>
+      <w:pPr>
+        <w:pStyle w:val="DefinitionTerm"/>
+      </w:pPr>
+      <w:r>
+        <w:t xml:space="preserve">chosen</w:t>
+      </w:r>
+    </w:p>
+    <w:p>
+      <w:pPr>
+        <w:pStyle w:val="Definition"/>
+      </w:pPr>
+      <w:r>
+        <w:t xml:space="preserve">A membership whose foregrounding I can find myself having done: mine to take up or set down, relative to the observer. (8.22)</w:t>
+      </w:r>
+    </w:p>
+    <w:p>
+      <w:pPr>
+        <w:pStyle w:val="DefinitionTerm"/>
+      </w:pPr>
+      <w:r>
+        <w:t xml:space="preserve">communication</w:t>
+      </w:r>
+    </w:p>
+    <w:p>
+      <w:pPr>
+        <w:pStyle w:val="Definition"/>
+      </w:pPr>
+      <w:r>
+        <w:t xml:space="preserve">Using the body to interface with the environment to emit and encode information (speech, gesture, writing). (2.1)</w:t>
+      </w:r>
+    </w:p>
+    <w:p>
+      <w:pPr>
+        <w:pStyle w:val="DefinitionTerm"/>
+      </w:pPr>
+      <w:r>
+        <w:t xml:space="preserve">consistent self</w:t>
+      </w:r>
+    </w:p>
+    <w:p>
+      <w:pPr>
+        <w:pStyle w:val="Definition"/>
+      </w:pPr>
+      <w:r>
+        <w:t xml:space="preserve">A self that matches its own record and never set anything by 6.16, only reporting the shape 6.17 supplies. (6.3)</w:t>
+      </w:r>
+    </w:p>
+    <w:p>
+      <w:pPr>
+        <w:pStyle w:val="DefinitionTerm"/>
+      </w:pPr>
+      <w:r>
+        <w:t xml:space="preserve">contact error</w:t>
+      </w:r>
+    </w:p>
+    <w:p>
+      <w:pPr>
+        <w:pStyle w:val="Definition"/>
+      </w:pPr>
+      <w:r>
+        <w:t xml:space="preserve">Taking the remnant, or the story told about it, for the thing itself. (7.1)</w:t>
+      </w:r>
+    </w:p>
+    <w:p>
+      <w:pPr>
+        <w:pStyle w:val="DefinitionTerm"/>
+      </w:pPr>
+      <w:r>
+        <w:t xml:space="preserve">contempt</w:t>
+      </w:r>
+    </w:p>
+    <w:p>
+      <w:pPr>
+        <w:pStyle w:val="Definition"/>
+      </w:pPr>
+      <w:r>
+        <w:t xml:space="preserve">Attention pushed off so the relation is not made; the weight can remain after I stop taking them as wearing the notion. (16.1)</w:t>
+      </w:r>
+    </w:p>
+    <w:p>
+      <w:pPr>
+        <w:pStyle w:val="DefinitionTerm"/>
+      </w:pPr>
+      <w:r>
+        <w:t xml:space="preserve">darkness</w:t>
+      </w:r>
+    </w:p>
+    <w:p>
+      <w:pPr>
+        <w:pStyle w:val="Definition"/>
+      </w:pPr>
+      <w:r>
+        <w:t xml:space="preserve">The case with no day in it; no contour; no form left to cast a shade. (12.341)</w:t>
+      </w:r>
+    </w:p>
+    <w:p>
+      <w:pPr>
+        <w:pStyle w:val="DefinitionTerm"/>
+      </w:pPr>
+      <w:r>
+        <w:t xml:space="preserve">death</w:t>
+      </w:r>
+    </w:p>
+    <w:p>
+      <w:pPr>
+        <w:pStyle w:val="Definition"/>
+      </w:pPr>
+      <w:r>
+        <w:t xml:space="preserve">The body ending: the soft system stops, and what it was holding is not observed coming along with the bone. (13.0)</w:t>
+      </w:r>
+    </w:p>
+    <w:p>
+      <w:pPr>
+        <w:pStyle w:val="DefinitionTerm"/>
+      </w:pPr>
+      <w:r>
+        <w:t xml:space="preserve">default order</w:t>
+      </w:r>
+    </w:p>
+    <w:p>
+      <w:pPr>
+        <w:pStyle w:val="Definition"/>
+      </w:pPr>
+      <w:r>
+        <w:t xml:space="preserve">Where I do not stop to order my standards, the order supplied by whichever standard belongs to the principality nearest me. (6.17)</w:t>
+      </w:r>
+    </w:p>
+    <w:p>
+      <w:pPr>
+        <w:pStyle w:val="DefinitionTerm"/>
+      </w:pPr>
+      <w:r>
+        <w:t xml:space="preserve">degrees of falsehood</w:t>
+      </w:r>
+    </w:p>
+    <w:p>
+      <w:pPr>
+        <w:pStyle w:val="Definition"/>
+      </w:pPr>
+      <w:r>
+        <w:t xml:space="preserve">Truth treated as the far end of a grading, asymptotic, approached and not reached; what is had are degrees of falsehood. (12.21)</w:t>
+      </w:r>
+    </w:p>
+    <w:p>
+      <w:pPr>
+        <w:pStyle w:val="DefinitionTerm"/>
+      </w:pPr>
+      <w:r>
+        <w:t xml:space="preserve">degrees of freedom</w:t>
+      </w:r>
+    </w:p>
+    <w:p>
+      <w:pPr>
+        <w:pStyle w:val="Definition"/>
+      </w:pPr>
+      <w:r>
+        <w:t xml:space="preserve">A function of the level of authenticity of self, and of the resolution of mapping the mind has. (14.1)</w:t>
+      </w:r>
+    </w:p>
+    <w:p>
+      <w:pPr>
+        <w:pStyle w:val="DefinitionTerm"/>
+      </w:pPr>
+      <w:r>
+        <w:t xml:space="preserve">emotional landscape</w:t>
+      </w:r>
+    </w:p>
+    <w:p>
+      <w:pPr>
+        <w:pStyle w:val="Definition"/>
+      </w:pPr>
+      <w:r>
+        <w:t xml:space="preserve">Inner space whose geography is determined by accumulated experience; a space in which a mind’s notions exist and relate to one another. (9.1)</w:t>
+      </w:r>
+    </w:p>
+    <w:p>
+      <w:pPr>
+        <w:pStyle w:val="DefinitionTerm"/>
+      </w:pPr>
+      <w:r>
+        <w:t xml:space="preserve">environment</w:t>
+      </w:r>
+    </w:p>
+    <w:p>
+      <w:pPr>
+        <w:pStyle w:val="Definition"/>
+      </w:pPr>
+      <w:r>
+        <w:t xml:space="preserve">Area immediately outside the body, beginning at the limits of the physical body, where sensory inputs find themselves. (1.3)</w:t>
+      </w:r>
+    </w:p>
+    <w:p>
+      <w:pPr>
+        <w:pStyle w:val="DefinitionTerm"/>
+      </w:pPr>
+      <w:r>
+        <w:t xml:space="preserve">etch</w:t>
+      </w:r>
+    </w:p>
+    <w:p>
+      <w:pPr>
+        <w:pStyle w:val="Definition"/>
+      </w:pPr>
+      <w:r>
+        <w:t xml:space="preserve">Repeating a relation already made across further fathoms, with the reader as one end; the relation can later be found as imprint without a return through the senses. (12.121)</w:t>
+      </w:r>
+    </w:p>
+    <w:p>
+      <w:pPr>
+        <w:pStyle w:val="DefinitionTerm"/>
+      </w:pPr>
+      <w:r>
+        <w:t xml:space="preserve">evil</w:t>
+      </w:r>
+    </w:p>
+    <w:p>
+      <w:pPr>
+        <w:pStyle w:val="Definition"/>
+      </w:pPr>
+      <w:r>
+        <w:t xml:space="preserve">Shade, not a second kind of being; how far the</w:t>
+      </w:r>
+      <w:r>
+        <w:t xml:space="preserve"> </w:t>
+      </w:r>
+      <w:r>
+        <w:t xml:space="preserve">“I”</w:t>
+      </w:r>
+      <w:r>
+        <w:t xml:space="preserve"> </w:t>
+      </w:r>
+      <w:r>
+        <w:t xml:space="preserve">stands from the form, and which face of the form the relation is using. (12.23)</w:t>
+      </w:r>
+    </w:p>
+    <w:p>
+      <w:pPr>
+        <w:pStyle w:val="DefinitionTerm"/>
+      </w:pPr>
+      <w:r>
+        <w:t xml:space="preserve">fade</w:t>
+      </w:r>
+    </w:p>
+    <w:p>
+      <w:pPr>
+        <w:pStyle w:val="Definition"/>
+      </w:pPr>
+      <w:r>
+        <w:t xml:space="preserve">The natural ending, where the nervous system fails by degrees and the hard part is what stays longest. (13.01)</w:t>
+      </w:r>
+    </w:p>
+    <w:p>
+      <w:pPr>
+        <w:pStyle w:val="DefinitionTerm"/>
+      </w:pPr>
+      <w:r>
+        <w:t xml:space="preserve">fair representative</w:t>
+      </w:r>
+    </w:p>
+    <w:p>
+      <w:pPr>
+        <w:pStyle w:val="Definition"/>
+      </w:pPr>
+      <w:r>
+        <w:t xml:space="preserve">Once another mind reads me as inside a principality, I am its concept as they hold it; fairness is the part still mine to choose. (5.151)</w:t>
+      </w:r>
+    </w:p>
+    <w:p>
+      <w:pPr>
+        <w:pStyle w:val="DefinitionTerm"/>
+      </w:pPr>
+      <w:r>
+        <w:t xml:space="preserve">fairness</w:t>
+      </w:r>
+    </w:p>
+    <w:p>
+      <w:pPr>
+        <w:pStyle w:val="Definition"/>
+      </w:pPr>
+      <w:r>
+        <w:t xml:space="preserve">A fair representative of a role has a standard set for that role and keeps revising how well it is met by what was done. (6.5)</w:t>
+      </w:r>
+    </w:p>
+    <w:p>
+      <w:pPr>
+        <w:pStyle w:val="DefinitionTerm"/>
+      </w:pPr>
+      <w:r>
+        <w:t xml:space="preserve">familial love</w:t>
+      </w:r>
+    </w:p>
+    <w:p>
+      <w:pPr>
+        <w:pStyle w:val="Definition"/>
+      </w:pPr>
+      <w:r>
+        <w:t xml:space="preserve">Love where the other mind is placed, and the attachment can be there before an</w:t>
+      </w:r>
+      <w:r>
+        <w:t xml:space="preserve"> </w:t>
+      </w:r>
+      <w:r>
+        <w:t xml:space="preserve">“I”</w:t>
+      </w:r>
+      <w:r>
+        <w:t xml:space="preserve"> </w:t>
+      </w:r>
+      <w:r>
+        <w:t xml:space="preserve">who could have set it; fondness and closeness are the same attachment, coarser or finer by the relations in the shape worn. (16.03)</w:t>
+      </w:r>
+    </w:p>
+    <w:p>
+      <w:pPr>
+        <w:pStyle w:val="DefinitionTerm"/>
+      </w:pPr>
+      <w:r>
+        <w:t xml:space="preserve">fathom</w:t>
+      </w:r>
+    </w:p>
+    <w:p>
+      <w:pPr>
+        <w:pStyle w:val="Definition"/>
+      </w:pPr>
+      <w:r>
+        <w:t xml:space="preserve">The span a flame takes; a floor below which</w:t>
+      </w:r>
+      <w:r>
+        <w:t xml:space="preserve"> </w:t>
+      </w:r>
+      <w:r>
+        <w:t xml:space="preserve">“self”</w:t>
+      </w:r>
+      <w:r>
+        <w:t xml:space="preserve"> </w:t>
+      </w:r>
+      <w:r>
+        <w:t xml:space="preserve">stops being something that can be pointed at. (10.12)</w:t>
+      </w:r>
+    </w:p>
+    <w:p>
+      <w:pPr>
+        <w:pStyle w:val="DefinitionTerm"/>
+      </w:pPr>
+      <w:r>
+        <w:t xml:space="preserve">final singularity</w:t>
+      </w:r>
+    </w:p>
+    <w:p>
+      <w:pPr>
+        <w:pStyle w:val="Definition"/>
+      </w:pPr>
+      <w:r>
+        <w:t xml:space="preserve">The last floor, by likeness to 9.13, arrived at by the soft system stopping, not by a subject acting as the key that releases weight. (13.12)</w:t>
+      </w:r>
+    </w:p>
+    <w:p>
+      <w:pPr>
+        <w:pStyle w:val="DefinitionTerm"/>
+      </w:pPr>
+      <w:r>
+        <w:t xml:space="preserve">flame</w:t>
+      </w:r>
+    </w:p>
+    <w:p>
+      <w:pPr>
+        <w:pStyle w:val="Definition"/>
+      </w:pPr>
+      <w:r>
+        <w:t xml:space="preserve">The base act of self; attention; the fathom is spent wherever attention is. (10.12)</w:t>
+      </w:r>
+    </w:p>
+    <w:p>
+      <w:pPr>
+        <w:pStyle w:val="DefinitionTerm"/>
+      </w:pPr>
+      <w:r>
+        <w:t xml:space="preserve">foregrounding</w:t>
+      </w:r>
+    </w:p>
+    <w:p>
+      <w:pPr>
+        <w:pStyle w:val="Definition"/>
+      </w:pPr>
+      <w:r>
+        <w:t xml:space="preserve">Situations where membership itself is under scrutiny (me-as-employee, me-as-countryman, me-as-family). (5.152)</w:t>
+      </w:r>
+    </w:p>
+    <w:p>
+      <w:pPr>
+        <w:pStyle w:val="DefinitionTerm"/>
+      </w:pPr>
+      <w:r>
+        <w:t xml:space="preserve">form</w:t>
+      </w:r>
+    </w:p>
+    <w:p>
+      <w:pPr>
+        <w:pStyle w:val="Definition"/>
+      </w:pPr>
+      <w:r>
+        <w:t xml:space="preserve">The shape outlined by a set of relations; not one thing sitting alone. (12.0)</w:t>
+      </w:r>
+    </w:p>
+    <w:p>
+      <w:pPr>
+        <w:pStyle w:val="DefinitionTerm"/>
+      </w:pPr>
+      <w:r>
+        <w:t xml:space="preserve">free will</w:t>
+      </w:r>
+    </w:p>
+    <w:p>
+      <w:pPr>
+        <w:pStyle w:val="Definition"/>
+      </w:pPr>
+      <w:r>
+        <w:t xml:space="preserve">A spectrum; unadulterated free will only to the degree the body and the established landscape of the mind can permit. (14.0)</w:t>
+      </w:r>
+    </w:p>
+    <w:p>
+      <w:pPr>
+        <w:pStyle w:val="DefinitionTerm"/>
+      </w:pPr>
+      <w:r>
+        <w:t xml:space="preserve">fruits</w:t>
+      </w:r>
+    </w:p>
+    <w:p>
+      <w:pPr>
+        <w:pStyle w:val="Definition"/>
+      </w:pPr>
+      <w:r>
+        <w:t xml:space="preserve">A principality known by what was actually done, weighed against worldview; the self is one piece of that fruit when membership is legible. (5.15)</w:t>
+      </w:r>
+    </w:p>
+    <w:p>
+      <w:pPr>
+        <w:pStyle w:val="DefinitionTerm"/>
+      </w:pPr>
+      <w:r>
+        <w:t xml:space="preserve">gravity likeness</w:t>
+      </w:r>
+    </w:p>
+    <w:p>
+      <w:pPr>
+        <w:pStyle w:val="Definition"/>
+      </w:pPr>
+      <w:r>
+        <w:t xml:space="preserve">Weight sits in the emotional landscape the way a mass sits in physical space; a high-weight notion pulls on the notions nearest it. (9.12)</w:t>
+      </w:r>
+    </w:p>
+    <w:p>
+      <w:pPr>
+        <w:pStyle w:val="DefinitionTerm"/>
+      </w:pPr>
+      <w:r>
+        <w:t xml:space="preserve">happenstance shade</w:t>
+      </w:r>
+    </w:p>
+    <w:p>
+      <w:pPr>
+        <w:pStyle w:val="Definition"/>
+      </w:pPr>
+      <w:r>
+        <w:t xml:space="preserve">The form left free to be itself, occupying a distance another form cannot take; the cost of a form being a form. (12.32)</w:t>
+      </w:r>
+    </w:p>
+    <w:p>
+      <w:pPr>
+        <w:pStyle w:val="DefinitionTerm"/>
+      </w:pPr>
+      <w:r>
+        <w:t xml:space="preserve">hardened record</w:t>
+      </w:r>
+    </w:p>
+    <w:p>
+      <w:pPr>
+        <w:pStyle w:val="Definition"/>
+      </w:pPr>
+      <w:r>
+        <w:t xml:space="preserve">The part of a principality’s action that survives the telling and can still be inspected; durable relative to recall, not fixed as bone is fixed. (5.14)</w:t>
+      </w:r>
+    </w:p>
+    <w:p>
+      <w:pPr>
+        <w:pStyle w:val="DefinitionTerm"/>
+      </w:pPr>
+      <w:r>
+        <w:t xml:space="preserve">hate</w:t>
+      </w:r>
+    </w:p>
+    <w:p>
+      <w:pPr>
+        <w:pStyle w:val="Definition"/>
+      </w:pPr>
+      <w:r>
+        <w:t xml:space="preserve">Attachment where the draw is away: the notion associated with the self draws away from the notion worn; can enhance focus, and can show up similar to love. (16.1)</w:t>
+      </w:r>
+    </w:p>
+    <w:p>
+      <w:pPr>
+        <w:pStyle w:val="DefinitionTerm"/>
+      </w:pPr>
+      <w:r>
+        <w:t xml:space="preserve">history</w:t>
+      </w:r>
+    </w:p>
+    <w:p>
+      <w:pPr>
+        <w:pStyle w:val="Definition"/>
+      </w:pPr>
+      <w:r>
+        <w:t xml:space="preserve">The story as it reaches me, passed down through physical remnant and social remnant; analogous to mind. (3.5)</w:t>
+      </w:r>
+    </w:p>
+    <w:p>
+      <w:pPr>
+        <w:pStyle w:val="DefinitionTerm"/>
+      </w:pPr>
+      <w:r>
+        <w:t xml:space="preserve">“I”</w:t>
+      </w:r>
+    </w:p>
+    <w:p>
+      <w:pPr>
+        <w:pStyle w:val="Definition"/>
+      </w:pPr>
+      <w:r>
+        <w:t xml:space="preserve">The self as a property of the mind-body feedback system and of the two modalities of memory. (1.64)</w:t>
+      </w:r>
+    </w:p>
+    <w:p>
+      <w:pPr>
+        <w:pStyle w:val="DefinitionTerm"/>
+      </w:pPr>
+      <w:r>
+        <w:t xml:space="preserve">ideal</w:t>
+      </w:r>
+    </w:p>
+    <w:p>
+      <w:pPr>
+        <w:pStyle w:val="Definition"/>
+      </w:pPr>
+      <w:r>
+        <w:t xml:space="preserve">The arrangement of standards I would arrive at if I stopped and set it, instead of letting it default. (6.16)</w:t>
+      </w:r>
+    </w:p>
+    <w:p>
+      <w:pPr>
+        <w:pStyle w:val="DefinitionTerm"/>
+      </w:pPr>
+      <w:r>
+        <w:t xml:space="preserve">imprint</w:t>
+      </w:r>
+    </w:p>
+    <w:p>
+      <w:pPr>
+        <w:pStyle w:val="Definition"/>
+      </w:pPr>
+      <w:r>
+        <w:t xml:space="preserve">Storage of information impressed by environment: habits and the like; drives without being recalled. (1.61)</w:t>
+      </w:r>
+    </w:p>
+    <w:p>
+      <w:pPr>
+        <w:pStyle w:val="DefinitionTerm"/>
+      </w:pPr>
+      <w:r>
+        <w:t xml:space="preserve">infliction</w:t>
+      </w:r>
+    </w:p>
+    <w:p>
+      <w:pPr>
+        <w:pStyle w:val="Definition"/>
+      </w:pPr>
+      <w:r>
+        <w:t xml:space="preserve">The same form turned: someone faced the lit side and used the unlit side; what is added is the choosing. (12.33)</w:t>
+      </w:r>
+    </w:p>
+    <w:p>
+      <w:pPr>
+        <w:pStyle w:val="DefinitionTerm"/>
+      </w:pPr>
+      <w:r>
+        <w:t xml:space="preserve">inscription error</w:t>
+      </w:r>
+    </w:p>
+    <w:p>
+      <w:pPr>
+        <w:pStyle w:val="Definition"/>
+      </w:pPr>
+      <w:r>
+        <w:t xml:space="preserve">Taking the recalled story for the whole of what is driving; the imprint landed where recall cannot reach. (7.3)</w:t>
+      </w:r>
+    </w:p>
+    <w:p>
+      <w:pPr>
+        <w:pStyle w:val="DefinitionTerm"/>
+      </w:pPr>
+      <w:r>
+        <w:t xml:space="preserve">intention attribution</w:t>
+      </w:r>
+    </w:p>
+    <w:p>
+      <w:pPr>
+        <w:pStyle w:val="Definition"/>
+      </w:pPr>
+      <w:r>
+        <w:t xml:space="preserve">Requires multiple signals pointing toward a goal that is fathomable and can be weighed against the originating mind’s worldview. (5.11)</w:t>
+      </w:r>
+    </w:p>
+    <w:p>
+      <w:pPr>
+        <w:pStyle w:val="DefinitionTerm"/>
+      </w:pPr>
+      <w:r>
+        <w:t xml:space="preserve">light</w:t>
+      </w:r>
+    </w:p>
+    <w:p>
+      <w:pPr>
+        <w:pStyle w:val="Definition"/>
+      </w:pPr>
+      <w:r>
+        <w:t xml:space="preserve">Likeness for the act of observation; full light would be the form with no remainder of miss. (12.22)</w:t>
+      </w:r>
+    </w:p>
+    <w:p>
+      <w:pPr>
+        <w:pStyle w:val="DefinitionTerm"/>
+      </w:pPr>
+      <w:r>
+        <w:t xml:space="preserve">likeness taken as identity</w:t>
+      </w:r>
+    </w:p>
+    <w:p>
+      <w:pPr>
+        <w:pStyle w:val="Definition"/>
+      </w:pPr>
+      <w:r>
+        <w:t xml:space="preserve">Scale likeness no longer held as likeness and treated as a readable identity (tarot, zodiac, and the like). (4.341)</w:t>
+      </w:r>
+    </w:p>
+    <w:p>
+      <w:pPr>
+        <w:pStyle w:val="DefinitionTerm"/>
+      </w:pPr>
+      <w:r>
+        <w:t xml:space="preserve">love</w:t>
+      </w:r>
+    </w:p>
+    <w:p>
+      <w:pPr>
+        <w:pStyle w:val="Definition"/>
+      </w:pPr>
+      <w:r>
+        <w:t xml:space="preserve">Attachment when the other end is held as a mind I could fathom; a stipulated use. (16.02)</w:t>
+      </w:r>
+    </w:p>
+    <w:p>
+      <w:pPr>
+        <w:pStyle w:val="DefinitionTerm"/>
+      </w:pPr>
+      <w:r>
+        <w:t xml:space="preserve">lust</w:t>
+      </w:r>
+    </w:p>
+    <w:p>
+      <w:pPr>
+        <w:pStyle w:val="Definition"/>
+      </w:pPr>
+      <w:r>
+        <w:t xml:space="preserve">Attachment when the other end is held as an aspect; a stipulated use, at the coarser end of one run and not a second kind. (16.02)</w:t>
+      </w:r>
+    </w:p>
+    <w:p>
+      <w:pPr>
+        <w:pStyle w:val="DefinitionTerm"/>
+      </w:pPr>
+      <w:r>
+        <w:t xml:space="preserve">metaphor</w:t>
+      </w:r>
+    </w:p>
+    <w:p>
+      <w:pPr>
+        <w:pStyle w:val="Definition"/>
+      </w:pPr>
+      <w:r>
+        <w:t xml:space="preserve">A substitution that finishes inside one fathom; the likeness claimed as a usable identity for that span. (15.1)</w:t>
+      </w:r>
+    </w:p>
+    <w:p>
+      <w:pPr>
+        <w:pStyle w:val="DefinitionTerm"/>
+      </w:pPr>
+      <w:r>
+        <w:t xml:space="preserve">mind</w:t>
+      </w:r>
+    </w:p>
+    <w:p>
+      <w:pPr>
+        <w:pStyle w:val="Definition"/>
+      </w:pPr>
+      <w:r>
+        <w:t xml:space="preserve">Realm of thoughts, which cannot be physically interacted with; the body hosts the mind, and what happens to the body reaches it. (1.0)</w:t>
+      </w:r>
+    </w:p>
+    <w:p>
+      <w:pPr>
+        <w:pStyle w:val="DefinitionTerm"/>
+      </w:pPr>
+      <w:r>
+        <w:t xml:space="preserve">mitigation</w:t>
+      </w:r>
+    </w:p>
+    <w:p>
+      <w:pPr>
+        <w:pStyle w:val="Definition"/>
+      </w:pPr>
+      <w:r>
+        <w:t xml:space="preserve">Changing how much of the self’s shaping goes through unexamined. (8.21)</w:t>
+      </w:r>
+    </w:p>
+    <w:p>
+      <w:pPr>
+        <w:pStyle w:val="DefinitionTerm"/>
+      </w:pPr>
+      <w:r>
+        <w:t xml:space="preserve">momentariness</w:t>
+      </w:r>
+    </w:p>
+    <w:p>
+      <w:pPr>
+        <w:pStyle w:val="Definition"/>
+      </w:pPr>
+      <w:r>
+        <w:t xml:space="preserve">Followed far enough, there is no self left to point at: self as a series of separate moments. (10.1)</w:t>
+      </w:r>
+    </w:p>
+    <w:p>
+      <w:pPr>
+        <w:pStyle w:val="DefinitionTerm"/>
+      </w:pPr>
+      <w:r>
+        <w:t xml:space="preserve">nesting</w:t>
+      </w:r>
+    </w:p>
+    <w:p>
+      <w:pPr>
+        <w:pStyle w:val="Definition"/>
+      </w:pPr>
+      <w:r>
+        <w:t xml:space="preserve">Each principality answers mostly to those nearest it, below and above; nothing sits outside running the whole from a single point. (4.33)</w:t>
+      </w:r>
+    </w:p>
+    <w:p>
+      <w:pPr>
+        <w:pStyle w:val="DefinitionTerm"/>
+      </w:pPr>
+      <w:r>
+        <w:t xml:space="preserve">night</w:t>
+      </w:r>
+    </w:p>
+    <w:p>
+      <w:pPr>
+        <w:pStyle w:val="Definition"/>
+      </w:pPr>
+      <w:r>
+        <w:t xml:space="preserve">The shade of a light that has gone around, or gone down; if evil is a shade, it is night. (12.341)</w:t>
+      </w:r>
+    </w:p>
+    <w:p>
+      <w:pPr>
+        <w:pStyle w:val="DefinitionTerm"/>
+      </w:pPr>
+      <w:r>
+        <w:t xml:space="preserve">observer</w:t>
+      </w:r>
+    </w:p>
+    <w:p>
+      <w:pPr>
+        <w:pStyle w:val="Definition"/>
+      </w:pPr>
+      <w:r>
+        <w:t xml:space="preserve">A principality reading other principalities’ remnants, with a reader those remnants had a hand in conditioning; observation is a second reading of a remnant. (7.5)</w:t>
+      </w:r>
+    </w:p>
+    <w:p>
+      <w:pPr>
+        <w:pStyle w:val="DefinitionTerm"/>
+      </w:pPr>
+      <w:r>
+        <w:t xml:space="preserve">physical remnant</w:t>
+      </w:r>
+    </w:p>
+    <w:p>
+      <w:pPr>
+        <w:pStyle w:val="Definition"/>
+      </w:pPr>
+      <w:r>
+        <w:t xml:space="preserve">What can still be encountered with the senses as leftover of what the stories are about; destroyable or modifiable. (3.2)</w:t>
+      </w:r>
+    </w:p>
+    <w:p>
+      <w:pPr>
+        <w:pStyle w:val="DefinitionTerm"/>
+      </w:pPr>
+      <w:r>
+        <w:t xml:space="preserve">placed</w:t>
+      </w:r>
+    </w:p>
+    <w:p>
+      <w:pPr>
+        <w:pStyle w:val="Definition"/>
+      </w:pPr>
+      <w:r>
+        <w:t xml:space="preserve">A membership already there before any such pointing; what I can find is that I am already being read as inside it, relative to the observer. (8.22)</w:t>
+      </w:r>
+    </w:p>
+    <w:p>
+      <w:pPr>
+        <w:pStyle w:val="DefinitionTerm"/>
+      </w:pPr>
+      <w:r>
+        <w:t xml:space="preserve">Primordiant</w:t>
+      </w:r>
+    </w:p>
+    <w:p>
+      <w:pPr>
+        <w:pStyle w:val="Definition"/>
+      </w:pPr>
+      <w:r>
+        <w:t xml:space="preserve">The superset from which abstractions and implementations emerge; preceded the beginning of time; holding every present instant. (11.41)</w:t>
+      </w:r>
+    </w:p>
+    <w:p>
+      <w:pPr>
+        <w:pStyle w:val="DefinitionTerm"/>
+      </w:pPr>
+      <w:r>
+        <w:t xml:space="preserve">principality</w:t>
+      </w:r>
+    </w:p>
+    <w:p>
+      <w:pPr>
+        <w:pStyle w:val="Definition"/>
+      </w:pPr>
+      <w:r>
+        <w:t xml:space="preserve">A bounded group of groups of related responses in the soft system; made of smaller principalities, belonging to a larger one. (4.31)</w:t>
+      </w:r>
+    </w:p>
+    <w:p>
+      <w:pPr>
+        <w:pStyle w:val="DefinitionTerm"/>
+      </w:pPr>
+      <w:r>
+        <w:t xml:space="preserve">reader error</w:t>
+      </w:r>
+    </w:p>
+    <w:p>
+      <w:pPr>
+        <w:pStyle w:val="Definition"/>
+      </w:pPr>
+      <w:r>
+        <w:t xml:space="preserve">The reader was conditioned by what is being read; what goes wrong was impressed into the reader before any sensing. (7.2)</w:t>
+      </w:r>
+    </w:p>
+    <w:p>
+      <w:pPr>
+        <w:pStyle w:val="DefinitionTerm"/>
+      </w:pPr>
+      <w:r>
+        <w:t xml:space="preserve">recall</w:t>
+      </w:r>
+    </w:p>
+    <w:p>
+      <w:pPr>
+        <w:pStyle w:val="Definition"/>
+      </w:pPr>
+      <w:r>
+        <w:t xml:space="preserve">Storage of information that can be freely recalled: thoughts, sensory recordings. (1.61)</w:t>
+      </w:r>
+    </w:p>
+    <w:p>
+      <w:pPr>
+        <w:pStyle w:val="DefinitionTerm"/>
+      </w:pPr>
+      <w:r>
+        <w:t xml:space="preserve">record</w:t>
+      </w:r>
+    </w:p>
+    <w:p>
+      <w:pPr>
+        <w:pStyle w:val="Definition"/>
+      </w:pPr>
+      <w:r>
+        <w:t xml:space="preserve">What interactions leave in the environment; of the same kind as the physical remnant and the bone. (5.03)</w:t>
+      </w:r>
+    </w:p>
+    <w:p>
+      <w:pPr>
+        <w:pStyle w:val="DefinitionTerm"/>
+      </w:pPr>
+      <w:r>
+        <w:t xml:space="preserve">relation</w:t>
+      </w:r>
+    </w:p>
+    <w:p>
+      <w:pPr>
+        <w:pStyle w:val="Definition"/>
+      </w:pPr>
+      <w:r>
+        <w:t xml:space="preserve">One end the remnant, the other the reader; observation is that relation. (12.1)</w:t>
+      </w:r>
+    </w:p>
+    <w:p>
+      <w:pPr>
+        <w:pStyle w:val="DefinitionTerm"/>
+      </w:pPr>
+      <w:r>
+        <w:t xml:space="preserve">representation of another mind</w:t>
+      </w:r>
+    </w:p>
+    <w:p>
+      <w:pPr>
+        <w:pStyle w:val="Definition"/>
+      </w:pPr>
+      <w:r>
+        <w:t xml:space="preserve">A held model of another’s worldview, close enough that motivations can be inferred from it, under constant refinement. (5.02)</w:t>
+      </w:r>
+    </w:p>
+    <w:p>
+      <w:pPr>
+        <w:pStyle w:val="DefinitionTerm"/>
+      </w:pPr>
+      <w:r>
+        <w:t xml:space="preserve">resolution</w:t>
+      </w:r>
+    </w:p>
+    <w:p>
+      <w:pPr>
+        <w:pStyle w:val="Definition"/>
+      </w:pPr>
+      <w:r>
+        <w:t xml:space="preserve">More relations, and the resolution of the shape is finer; fewer, and it is coarser. (12.01)</w:t>
+      </w:r>
+    </w:p>
+    <w:p>
+      <w:pPr>
+        <w:pStyle w:val="DefinitionTerm"/>
+      </w:pPr>
+      <w:r>
+        <w:t xml:space="preserve">role</w:t>
+      </w:r>
+    </w:p>
+    <w:p>
+      <w:pPr>
+        <w:pStyle w:val="Definition"/>
+      </w:pPr>
+      <w:r>
+        <w:t xml:space="preserve">The concept of a principality as another mind holds it when it looks at me, in situations where that membership is under scrutiny. (6.05)</w:t>
+      </w:r>
+    </w:p>
+    <w:p>
+      <w:pPr>
+        <w:pStyle w:val="DefinitionTerm"/>
+      </w:pPr>
+      <w:r>
+        <w:t xml:space="preserve">scale error</w:t>
+      </w:r>
+    </w:p>
+    <w:p>
+      <w:pPr>
+        <w:pStyle w:val="Definition"/>
+      </w:pPr>
+      <w:r>
+        <w:t xml:space="preserve">Taking the scale one happens to be standing on for the whole pattern. (7.4)</w:t>
+      </w:r>
+    </w:p>
+    <w:p>
+      <w:pPr>
+        <w:pStyle w:val="DefinitionTerm"/>
+      </w:pPr>
+      <w:r>
+        <w:t xml:space="preserve">scale likeness</w:t>
+      </w:r>
+    </w:p>
+    <w:p>
+      <w:pPr>
+        <w:pStyle w:val="Definition"/>
+      </w:pPr>
+      <w:r>
+        <w:t xml:space="preserve">The same kind of arrangement appears above the body and below it; analogous at scale. (4.34)</w:t>
+      </w:r>
+    </w:p>
+    <w:p>
+      <w:pPr>
+        <w:pStyle w:val="DefinitionTerm"/>
+      </w:pPr>
+      <w:r>
+        <w:t xml:space="preserve">self</w:t>
+      </w:r>
+    </w:p>
+    <w:p>
+      <w:pPr>
+        <w:pStyle w:val="Definition"/>
+      </w:pPr>
+      <w:r>
+        <w:t xml:space="preserve">The</w:t>
+      </w:r>
+      <w:r>
+        <w:t xml:space="preserve"> </w:t>
+      </w:r>
+      <w:r>
+        <w:t xml:space="preserve">“I”</w:t>
+      </w:r>
+      <w:r>
+        <w:t xml:space="preserve"> </w:t>
+      </w:r>
+      <w:r>
+        <w:t xml:space="preserve">that the mind understands itself to be, of both modalities of memory. (6.0)</w:t>
+      </w:r>
+    </w:p>
+    <w:p>
+      <w:pPr>
+        <w:pStyle w:val="DefinitionTerm"/>
+      </w:pPr>
+      <w:r>
+        <w:t xml:space="preserve">shade</w:t>
+      </w:r>
+    </w:p>
+    <w:p>
+      <w:pPr>
+        <w:pStyle w:val="Definition"/>
+      </w:pPr>
+      <w:r>
+        <w:t xml:space="preserve">Where illumination stops; a silhouette has the outline and none of the substance. (12.22)</w:t>
+      </w:r>
+    </w:p>
+    <w:p>
+      <w:pPr>
+        <w:pStyle w:val="DefinitionTerm"/>
+      </w:pPr>
+      <w:r>
+        <w:t xml:space="preserve">singularity</w:t>
+      </w:r>
+    </w:p>
+    <w:p>
+      <w:pPr>
+        <w:pStyle w:val="Definition"/>
+      </w:pPr>
+      <w:r>
+        <w:t xml:space="preserve">A region in the emotional landscape where the distortion is enough that the ordinary shape will not hold. (9.13)</w:t>
+      </w:r>
+    </w:p>
+    <w:p>
+      <w:pPr>
+        <w:pStyle w:val="DefinitionTerm"/>
+      </w:pPr>
+      <w:r>
+        <w:t xml:space="preserve">social remnant</w:t>
+      </w:r>
+    </w:p>
+    <w:p>
+      <w:pPr>
+        <w:pStyle w:val="Definition"/>
+      </w:pPr>
+      <w:r>
+        <w:t xml:space="preserve">Remnant that is not an inspectable object: in the given language, in unspoken conduct, in arrangements already producing conduct. (3.3)</w:t>
+      </w:r>
+    </w:p>
+    <w:p>
+      <w:pPr>
+        <w:pStyle w:val="DefinitionTerm"/>
+      </w:pPr>
+      <w:r>
+        <w:t xml:space="preserve">soft system</w:t>
+      </w:r>
+    </w:p>
+    <w:p>
+      <w:pPr>
+        <w:pStyle w:val="Definition"/>
+      </w:pPr>
+      <w:r>
+        <w:t xml:space="preserve">The nervous system; what registers as it happens and changes with what happens to it; stands in the place of the social remnant. (4.02)</w:t>
+      </w:r>
+    </w:p>
+    <w:p>
+      <w:pPr>
+        <w:pStyle w:val="DefinitionTerm"/>
+      </w:pPr>
+      <w:r>
+        <w:t xml:space="preserve">standard</w:t>
+      </w:r>
+    </w:p>
+    <w:p>
+      <w:pPr>
+        <w:pStyle w:val="Definition"/>
+      </w:pPr>
+      <w:r>
+        <w:t xml:space="preserve">For any given role, the implicit measure of what counts as carrying it out well. (6.14)</w:t>
+      </w:r>
+    </w:p>
+    <w:p>
+      <w:pPr>
+        <w:pStyle w:val="DefinitionTerm"/>
+      </w:pPr>
+      <w:r>
+        <w:t xml:space="preserve">suffering</w:t>
+      </w:r>
+    </w:p>
+    <w:p>
+      <w:pPr>
+        <w:pStyle w:val="Definition"/>
+      </w:pPr>
+      <w:r>
+        <w:t xml:space="preserve">A shade of that shade. (12.23)</w:t>
+      </w:r>
+    </w:p>
+    <w:p>
+      <w:pPr>
+        <w:pStyle w:val="DefinitionTerm"/>
+      </w:pPr>
+      <w:r>
+        <w:t xml:space="preserve">taboo</w:t>
+      </w:r>
+    </w:p>
+    <w:p>
+      <w:pPr>
+        <w:pStyle w:val="Definition"/>
+      </w:pPr>
+      <w:r>
+        <w:t xml:space="preserve">The bend where the weight is a property of the region across many minds, carried in by the installed means of communication and already in the social remnant. (16.2)</w:t>
+      </w:r>
+    </w:p>
+    <w:p>
+      <w:pPr>
+        <w:pStyle w:val="DefinitionTerm"/>
+      </w:pPr>
+      <w:r>
+        <w:t xml:space="preserve">the gap</w:t>
+      </w:r>
+    </w:p>
+    <w:p>
+      <w:pPr>
+        <w:pStyle w:val="Definition"/>
+      </w:pPr>
+      <w:r>
+        <w:t xml:space="preserve">No mind is read without traversing the environment; intentions are not met directly. (5.0)</w:t>
+      </w:r>
+    </w:p>
+    <w:p>
+      <w:pPr>
+        <w:pStyle w:val="DefinitionTerm"/>
+      </w:pPr>
+      <w:r>
+        <w:t xml:space="preserve">two modalities of memory</w:t>
+      </w:r>
+    </w:p>
+    <w:p>
+      <w:pPr>
+        <w:pStyle w:val="Definition"/>
+      </w:pPr>
+      <w:r>
+        <w:t xml:space="preserve">Recall and imprint; the</w:t>
+      </w:r>
+      <w:r>
+        <w:t xml:space="preserve"> </w:t>
+      </w:r>
+      <w:r>
+        <w:t xml:space="preserve">“I”</w:t>
+      </w:r>
+      <w:r>
+        <w:t xml:space="preserve"> </w:t>
+      </w:r>
+      <w:r>
+        <w:t xml:space="preserve">is a property of the mind-body feedback system and of both stores. (1.64)</w:t>
+      </w:r>
+    </w:p>
+    <w:p>
+      <w:pPr>
+        <w:pStyle w:val="DefinitionTerm"/>
+      </w:pPr>
+      <w:r>
+        <w:t xml:space="preserve">uncreated territory</w:t>
+      </w:r>
+    </w:p>
+    <w:p>
+      <w:pPr>
+        <w:pStyle w:val="Definition"/>
+      </w:pPr>
+      <w:r>
+        <w:t xml:space="preserve">Territory left uncreated if the mind has not witnessed a specific state of affairs; it does not exist as empty space. (9.11)</w:t>
+      </w:r>
+    </w:p>
+    <w:p>
+      <w:pPr>
+        <w:pStyle w:val="DefinitionTerm"/>
+      </w:pPr>
+      <w:r>
+        <w:t xml:space="preserve">wearing</w:t>
+      </w:r>
+    </w:p>
+    <w:p>
+      <w:pPr>
+        <w:pStyle w:val="Definition"/>
+      </w:pPr>
+      <w:r>
+        <w:t xml:space="preserve">What I meet is taken as wearing a notion, another mind or an aspect such as sex, money, or power; the same act from the other end as reading a role. (16.01)</w:t>
+      </w:r>
+    </w:p>
+    <w:p>
+      <w:pPr>
+        <w:pStyle w:val="DefinitionTerm"/>
+      </w:pPr>
+      <w:r>
+        <w:t xml:space="preserve">weight</w:t>
+      </w:r>
+    </w:p>
+    <w:p>
+      <w:pPr>
+        <w:pStyle w:val="Definition"/>
+      </w:pPr>
+      <w:r>
+        <w:t xml:space="preserve">Stored potential behind a response whose magnitude does not correspond to the subject taken on its own; stored in the soft system; the subject is the key, not the source. (9.0)</w:t>
+      </w:r>
+    </w:p>
+    <w:p>
+      <w:pPr>
+        <w:pStyle w:val="DefinitionTerm"/>
+      </w:pPr>
+      <w:r>
+        <w:t xml:space="preserve">worldview</w:t>
+      </w:r>
+    </w:p>
+    <w:p>
+      <w:pPr>
+        <w:pStyle w:val="Definition"/>
+      </w:pPr>
+      <w:r>
+        <w:t xml:space="preserve">Assumptions structurally embedded through communication; constituents of sense of self. (2.3)</w:t>
+      </w:r>
+    </w:p>
+    <w:p>
+      <w:pPr>
+        <w:pStyle w:val="DefinitionTerm"/>
+      </w:pPr>
+      <w:r>
+        <w:t xml:space="preserve">yearning</w:t>
+      </w:r>
+    </w:p>
+    <w:p>
+      <w:pPr>
+        <w:pStyle w:val="Definition"/>
+      </w:pPr>
+      <w:r>
+        <w:t xml:space="preserve">The draw toward the notion worn. (16.1)</w:t>
+      </w:r>
+    </w:p>
+    <w:bookmarkEnd w:id="28"/>
     <w:sectPr>
       <w:footnotePr>
         <w:numRestart w:val="eachSect"/>
@@ -4919,8 +6751,123 @@
       </w:pPr>
     </w:lvl>
   </w:abstractNum>
+  <w:abstractNum w:abstractNumId="99411">
+    <w:nsid w:val="00A99411"/>
+    <w:multiLevelType w:val="multilevel"/>
+    <w:lvl w:ilvl="0">
+      <w:start w:val="1"/>
+      <w:numFmt w:val="decimal"/>
+      <w:lvlText w:val="%1."/>
+      <w:lvlJc w:val="left"/>
+      <w:pPr>
+        <w:ind w:left="720" w:hanging="360"/>
+      </w:pPr>
+    </w:lvl>
+    <w:lvl w:ilvl="1">
+      <w:start w:val="1"/>
+      <w:numFmt w:val="decimal"/>
+      <w:lvlText w:val="%2."/>
+      <w:lvlJc w:val="left"/>
+      <w:pPr>
+        <w:ind w:left="1440" w:hanging="360"/>
+      </w:pPr>
+    </w:lvl>
+    <w:lvl w:ilvl="2">
+      <w:start w:val="1"/>
+      <w:numFmt w:val="decimal"/>
+      <w:lvlText w:val="%3."/>
+      <w:lvlJc w:val="left"/>
+      <w:pPr>
+        <w:ind w:left="2160" w:hanging="360"/>
+      </w:pPr>
+    </w:lvl>
+    <w:lvl w:ilvl="3">
+      <w:start w:val="1"/>
+      <w:numFmt w:val="decimal"/>
+      <w:lvlText w:val="%4."/>
+      <w:lvlJc w:val="left"/>
+      <w:pPr>
+        <w:ind w:left="2880" w:hanging="360"/>
+      </w:pPr>
+    </w:lvl>
+    <w:lvl w:ilvl="4">
+      <w:start w:val="1"/>
+      <w:numFmt w:val="decimal"/>
+      <w:lvlText w:val="%5."/>
+      <w:lvlJc w:val="left"/>
+      <w:pPr>
+        <w:ind w:left="3600" w:hanging="360"/>
+      </w:pPr>
+    </w:lvl>
+    <w:lvl w:ilvl="5">
+      <w:start w:val="1"/>
+      <w:numFmt w:val="decimal"/>
+      <w:lvlText w:val="%6."/>
+      <w:lvlJc w:val="left"/>
+      <w:pPr>
+        <w:ind w:left="4320" w:hanging="360"/>
+      </w:pPr>
+    </w:lvl>
+    <w:lvl w:ilvl="6">
+      <w:start w:val="1"/>
+      <w:numFmt w:val="decimal"/>
+      <w:lvlText w:val="%7."/>
+      <w:lvlJc w:val="left"/>
+      <w:pPr>
+        <w:ind w:left="5040" w:hanging="360"/>
+      </w:pPr>
+    </w:lvl>
+    <w:lvl w:ilvl="7">
+      <w:start w:val="1"/>
+      <w:numFmt w:val="decimal"/>
+      <w:lvlText w:val="%8."/>
+      <w:lvlJc w:val="left"/>
+      <w:pPr>
+        <w:ind w:left="5760" w:hanging="360"/>
+      </w:pPr>
+    </w:lvl>
+    <w:lvl w:ilvl="8">
+      <w:start w:val="1"/>
+      <w:numFmt w:val="decimal"/>
+      <w:lvlText w:val="%9."/>
+      <w:lvlJc w:val="left"/>
+      <w:pPr>
+        <w:ind w:left="6480" w:hanging="360"/>
+      </w:pPr>
+    </w:lvl>
+  </w:abstractNum>
   <w:num w:numId="1000">
     <w:abstractNumId w:val="990"/>
+  </w:num>
+  <w:num w:numId="1001">
+    <w:abstractNumId w:val="99411"/>
+    <w:lvlOverride w:ilvl="0">
+      <w:startOverride w:val="1"/>
+    </w:lvlOverride>
+    <w:lvlOverride w:ilvl="1">
+      <w:startOverride w:val="1"/>
+    </w:lvlOverride>
+    <w:lvlOverride w:ilvl="2">
+      <w:startOverride w:val="1"/>
+    </w:lvlOverride>
+    <w:lvlOverride w:ilvl="3">
+      <w:startOverride w:val="1"/>
+    </w:lvlOverride>
+    <w:lvlOverride w:ilvl="4">
+      <w:startOverride w:val="1"/>
+    </w:lvlOverride>
+    <w:lvlOverride w:ilvl="5">
+      <w:startOverride w:val="1"/>
+    </w:lvlOverride>
+    <w:lvlOverride w:ilvl="6">
+      <w:startOverride w:val="1"/>
+    </w:lvlOverride>
+    <w:lvlOverride w:ilvl="7">
+      <w:startOverride w:val="1"/>
+    </w:lvlOverride>
+    <w:lvlOverride w:ilvl="8">
+      <w:startOverride w:val="1"/>
+    </w:lvlOverride>
   </w:num>
 </w:numbering>
 </file>

--- a/Tractatus Principatuum/tractate.docx
+++ b/Tractatus Principatuum/tractate.docx
@@ -56,7 +56,7 @@
         <w:pStyle w:val="BodyText"/>
       </w:pPr>
       <w:r>
-        <w:t xml:space="preserve">To my sons Desmond and Ezra: I hope this record of my account benifit you. I will always love you.</w:t>
+        <w:t xml:space="preserve">To my sons Desmond and Ezra: I hope this record of my account benefit you. I will always love you.</w:t>
       </w:r>
     </w:p>
     <w:bookmarkEnd w:id="9"/>
@@ -77,12 +77,12 @@
           <w:numId w:val="1001"/>
         </w:numPr>
       </w:pPr>
-      <w:hyperlink w:anchor="mind-body-and-environment">
+      <w:hyperlink w:anchor="mind-body-environment">
         <w:r>
           <w:rPr>
             <w:rStyle w:val="Hyperlink"/>
           </w:rPr>
-          <w:t xml:space="preserve">Mind, body, and environment</w:t>
+          <w:t xml:space="preserve">Mind, body, environment</w:t>
         </w:r>
       </w:hyperlink>
     </w:p>
@@ -94,12 +94,12 @@
           <w:numId w:val="1001"/>
         </w:numPr>
       </w:pPr>
-      <w:hyperlink w:anchor="other-beings-and-communication">
+      <w:hyperlink w:anchor="beings-and-communication">
         <w:r>
           <w:rPr>
             <w:rStyle w:val="Hyperlink"/>
           </w:rPr>
-          <w:t xml:space="preserve">Other beings and communication</w:t>
+          <w:t xml:space="preserve">Beings and communication</w:t>
         </w:r>
       </w:hyperlink>
     </w:p>
@@ -128,12 +128,12 @@
           <w:numId w:val="1001"/>
         </w:numPr>
       </w:pPr>
-      <w:hyperlink w:anchor="that-which-constitutes-a-body">
+      <w:hyperlink w:anchor="what-constitutes-a-body">
         <w:r>
           <w:rPr>
             <w:rStyle w:val="Hyperlink"/>
           </w:rPr>
-          <w:t xml:space="preserve">That which constitutes</w:t>
+          <w:t xml:space="preserve">What constitutes</w:t>
         </w:r>
         <w:r>
           <w:rPr>
@@ -157,12 +157,12 @@
           <w:numId w:val="1001"/>
         </w:numPr>
       </w:pPr>
-      <w:hyperlink w:anchor="doubt-record-and-authenticity">
+      <w:hyperlink w:anchor="doubt-and-record">
         <w:r>
           <w:rPr>
             <w:rStyle w:val="Hyperlink"/>
           </w:rPr>
-          <w:t xml:space="preserve">Doubt, Record, and Authenticity</w:t>
+          <w:t xml:space="preserve">Doubt and record</w:t>
         </w:r>
       </w:hyperlink>
     </w:p>
@@ -213,7 +213,7 @@
           <w:rPr>
             <w:rStyle w:val="Hyperlink"/>
           </w:rPr>
-          <w:t xml:space="preserve">Finding Meaning</w:t>
+          <w:t xml:space="preserve">Finding meaning</w:t>
         </w:r>
       </w:hyperlink>
     </w:p>
@@ -225,12 +225,12 @@
           <w:numId w:val="1001"/>
         </w:numPr>
       </w:pPr>
-      <w:hyperlink w:anchor="weight-and-the-emotional-landscape">
+      <w:hyperlink w:anchor="weight-and-landscape">
         <w:r>
           <w:rPr>
             <w:rStyle w:val="Hyperlink"/>
           </w:rPr>
-          <w:t xml:space="preserve">Weight and the Emotional Landscape</w:t>
+          <w:t xml:space="preserve">Weight and landscape</w:t>
         </w:r>
       </w:hyperlink>
     </w:p>
@@ -247,7 +247,7 @@
           <w:rPr>
             <w:rStyle w:val="Hyperlink"/>
           </w:rPr>
-          <w:t xml:space="preserve">Flame and Fathom</w:t>
+          <w:t xml:space="preserve">Flame and fathom</w:t>
         </w:r>
       </w:hyperlink>
     </w:p>
@@ -281,7 +281,7 @@
           <w:rPr>
             <w:rStyle w:val="Hyperlink"/>
           </w:rPr>
-          <w:t xml:space="preserve">Form and Relations</w:t>
+          <w:t xml:space="preserve">Form and relations</w:t>
         </w:r>
       </w:hyperlink>
     </w:p>
@@ -298,7 +298,7 @@
           <w:rPr>
             <w:rStyle w:val="Hyperlink"/>
           </w:rPr>
-          <w:t xml:space="preserve">Singularity of Death</w:t>
+          <w:t xml:space="preserve">Singularity of death</w:t>
         </w:r>
       </w:hyperlink>
     </w:p>
@@ -327,12 +327,12 @@
           <w:numId w:val="1001"/>
         </w:numPr>
       </w:pPr>
-      <w:hyperlink w:anchor="analogy-metaphor-and-allegory">
+      <w:hyperlink w:anchor="analogy-and-allegory">
         <w:r>
           <w:rPr>
             <w:rStyle w:val="Hyperlink"/>
           </w:rPr>
-          <w:t xml:space="preserve">Analogy, Metaphor, and Allegory</w:t>
+          <w:t xml:space="preserve">Analogy and allegory</w:t>
         </w:r>
       </w:hyperlink>
     </w:p>
@@ -396,13 +396,13 @@
       </w:r>
     </w:p>
     <w:bookmarkEnd w:id="11"/>
-    <w:bookmarkStart w:id="12" w:name="mind-body-and-environment"/>
+    <w:bookmarkStart w:id="12" w:name="mind-body-environment"/>
     <w:p>
       <w:pPr>
         <w:pStyle w:val="Heading1"/>
       </w:pPr>
       <w:r>
-        <w:t xml:space="preserve">1. Mind, body, and environment</w:t>
+        <w:t xml:space="preserve">1. Mind, body, environment</w:t>
       </w:r>
     </w:p>
     <w:p>
@@ -718,13 +718,13 @@
       </w:r>
     </w:p>
     <w:bookmarkEnd w:id="12"/>
-    <w:bookmarkStart w:id="13" w:name="other-beings-and-communication"/>
+    <w:bookmarkStart w:id="13" w:name="beings-and-communication"/>
     <w:p>
       <w:pPr>
         <w:pStyle w:val="Heading1"/>
       </w:pPr>
       <w:r>
-        <w:t xml:space="preserve">2. Other beings and communication</w:t>
+        <w:t xml:space="preserve">2. Beings and communication</w:t>
       </w:r>
     </w:p>
     <w:p>
@@ -1032,13 +1032,13 @@
       </w:r>
     </w:p>
     <w:bookmarkEnd w:id="14"/>
-    <w:bookmarkStart w:id="15" w:name="that-which-constitutes-a-body"/>
+    <w:bookmarkStart w:id="15" w:name="what-constitutes-a-body"/>
     <w:p>
       <w:pPr>
         <w:pStyle w:val="Heading1"/>
       </w:pPr>
       <w:r>
-        <w:t xml:space="preserve">4. That which constitutes</w:t>
+        <w:t xml:space="preserve">4. What constitutes</w:t>
       </w:r>
       <w:r>
         <w:t xml:space="preserve"> </w:t>
@@ -1318,13 +1318,13 @@
       </w:r>
     </w:p>
     <w:bookmarkEnd w:id="15"/>
-    <w:bookmarkStart w:id="16" w:name="doubt-record-and-authenticity"/>
+    <w:bookmarkStart w:id="16" w:name="doubt-and-record"/>
     <w:p>
       <w:pPr>
         <w:pStyle w:val="Heading1"/>
       </w:pPr>
       <w:r>
-        <w:t xml:space="preserve">5. Doubt, Record, and Authenticity</w:t>
+        <w:t xml:space="preserve">5. Doubt and record</w:t>
       </w:r>
     </w:p>
     <w:p>
@@ -2284,7 +2284,7 @@
         <w:pStyle w:val="Heading1"/>
       </w:pPr>
       <w:r>
-        <w:t xml:space="preserve">8. Finding Meaning</w:t>
+        <w:t xml:space="preserve">8. Finding meaning</w:t>
       </w:r>
     </w:p>
     <w:p>
@@ -2606,13 +2606,13 @@
       </w:r>
     </w:p>
     <w:bookmarkEnd w:id="19"/>
-    <w:bookmarkStart w:id="20" w:name="weight-and-the-emotional-landscape"/>
+    <w:bookmarkStart w:id="20" w:name="weight-and-landscape"/>
     <w:p>
       <w:pPr>
         <w:pStyle w:val="Heading1"/>
       </w:pPr>
       <w:r>
-        <w:t xml:space="preserve">9. Weight and the Emotional Landscape</w:t>
+        <w:t xml:space="preserve">9. Weight and landscape</w:t>
       </w:r>
     </w:p>
     <w:p>
@@ -3030,7 +3030,7 @@
         <w:pStyle w:val="Heading1"/>
       </w:pPr>
       <w:r>
-        <w:t xml:space="preserve">10. Flame and Fathom</w:t>
+        <w:t xml:space="preserve">10. Flame and fathom</w:t>
       </w:r>
     </w:p>
     <w:p>
@@ -3677,7 +3677,7 @@
         <w:pStyle w:val="Heading1"/>
       </w:pPr>
       <w:r>
-        <w:t xml:space="preserve">12. Form and Relations</w:t>
+        <w:t xml:space="preserve">12. Form and relations</w:t>
       </w:r>
     </w:p>
     <w:p>
@@ -4101,7 +4101,7 @@
         <w:pStyle w:val="Heading1"/>
       </w:pPr>
       <w:r>
-        <w:t xml:space="preserve">13. Singularity of Death</w:t>
+        <w:t xml:space="preserve">13. Singularity of death</w:t>
       </w:r>
     </w:p>
     <w:p>
@@ -4664,13 +4664,13 @@
       </w:r>
     </w:p>
     <w:bookmarkEnd w:id="25"/>
-    <w:bookmarkStart w:id="26" w:name="analogy-metaphor-and-allegory"/>
+    <w:bookmarkStart w:id="26" w:name="analogy-and-allegory"/>
     <w:p>
       <w:pPr>
         <w:pStyle w:val="Heading1"/>
       </w:pPr>
       <w:r>
-        <w:t xml:space="preserve">15. Analogy, Metaphor, and Allegory</w:t>
+        <w:t xml:space="preserve">15. Analogy and allegory</w:t>
       </w:r>
     </w:p>
     <w:p>

--- a/Tractatus Principatuum/tractate.docx
+++ b/Tractatus Principatuum/tractate.docx
@@ -303,6 +303,125 @@
           <w:numId w:val="1001"/>
         </w:numPr>
       </w:pPr>
+      <w:hyperlink w:anchor="degrees-of-the-will">
+        <w:r>
+          <w:rPr>
+            <w:rStyle w:val="Hyperlink"/>
+          </w:rPr>
+          <w:t xml:space="preserve">Degrees of the will</w:t>
+        </w:r>
+      </w:hyperlink>
+    </w:p>
+    <w:p>
+      <w:pPr>
+        <w:pStyle w:val="Compact"/>
+        <w:numPr>
+          <w:ilvl w:val="0"/>
+          <w:numId w:val="1001"/>
+        </w:numPr>
+      </w:pPr>
+      <w:hyperlink w:anchor="capacity-and-familiarity">
+        <w:r>
+          <w:rPr>
+            <w:rStyle w:val="Hyperlink"/>
+          </w:rPr>
+          <w:t xml:space="preserve">Capacity and familiarity</w:t>
+        </w:r>
+      </w:hyperlink>
+    </w:p>
+    <w:p>
+      <w:pPr>
+        <w:pStyle w:val="Compact"/>
+        <w:numPr>
+          <w:ilvl w:val="0"/>
+          <w:numId w:val="1001"/>
+        </w:numPr>
+      </w:pPr>
+      <w:hyperlink w:anchor="analogy-and-allegory">
+        <w:r>
+          <w:rPr>
+            <w:rStyle w:val="Hyperlink"/>
+          </w:rPr>
+          <w:t xml:space="preserve">Analogy and allegory</w:t>
+        </w:r>
+      </w:hyperlink>
+    </w:p>
+    <w:p>
+      <w:pPr>
+        <w:pStyle w:val="Compact"/>
+        <w:numPr>
+          <w:ilvl w:val="0"/>
+          <w:numId w:val="1001"/>
+        </w:numPr>
+      </w:pPr>
+      <w:hyperlink w:anchor="attachment">
+        <w:r>
+          <w:rPr>
+            <w:rStyle w:val="Hyperlink"/>
+          </w:rPr>
+          <w:t xml:space="preserve">Attachment</w:t>
+        </w:r>
+      </w:hyperlink>
+    </w:p>
+    <w:p>
+      <w:pPr>
+        <w:pStyle w:val="Compact"/>
+        <w:numPr>
+          <w:ilvl w:val="0"/>
+          <w:numId w:val="1001"/>
+        </w:numPr>
+      </w:pPr>
+      <w:hyperlink w:anchor="argument">
+        <w:r>
+          <w:rPr>
+            <w:rStyle w:val="Hyperlink"/>
+          </w:rPr>
+          <w:t xml:space="preserve">Argument</w:t>
+        </w:r>
+      </w:hyperlink>
+    </w:p>
+    <w:p>
+      <w:pPr>
+        <w:pStyle w:val="Compact"/>
+        <w:numPr>
+          <w:ilvl w:val="0"/>
+          <w:numId w:val="1001"/>
+        </w:numPr>
+      </w:pPr>
+      <w:hyperlink w:anchor="shared-forms">
+        <w:r>
+          <w:rPr>
+            <w:rStyle w:val="Hyperlink"/>
+          </w:rPr>
+          <w:t xml:space="preserve">Shared forms</w:t>
+        </w:r>
+      </w:hyperlink>
+    </w:p>
+    <w:p>
+      <w:pPr>
+        <w:pStyle w:val="Compact"/>
+        <w:numPr>
+          <w:ilvl w:val="0"/>
+          <w:numId w:val="1001"/>
+        </w:numPr>
+      </w:pPr>
+      <w:hyperlink w:anchor="temperature-of-a-principality">
+        <w:r>
+          <w:rPr>
+            <w:rStyle w:val="Hyperlink"/>
+          </w:rPr>
+          <w:t xml:space="preserve">Temperature of a principality</w:t>
+        </w:r>
+      </w:hyperlink>
+    </w:p>
+    <w:p>
+      <w:pPr>
+        <w:pStyle w:val="Compact"/>
+        <w:numPr>
+          <w:ilvl w:val="0"/>
+          <w:numId w:val="1001"/>
+        </w:numPr>
+      </w:pPr>
       <w:hyperlink w:anchor="singularity-of-death">
         <w:r>
           <w:rPr>
@@ -320,50 +439,16 @@
           <w:numId w:val="1001"/>
         </w:numPr>
       </w:pPr>
-      <w:hyperlink w:anchor="degrees-of-the-will">
+      <w:hyperlink w:anchor="origin-account">
         <w:r>
           <w:rPr>
             <w:rStyle w:val="Hyperlink"/>
           </w:rPr>
-          <w:t xml:space="preserve">Degrees of the will</w:t>
+          <w:t xml:space="preserve">Origin-account</w:t>
         </w:r>
       </w:hyperlink>
     </w:p>
     <w:p>
-      <w:pPr>
-        <w:pStyle w:val="Compact"/>
-        <w:numPr>
-          <w:ilvl w:val="0"/>
-          <w:numId w:val="1001"/>
-        </w:numPr>
-      </w:pPr>
-      <w:hyperlink w:anchor="analogy-and-allegory">
-        <w:r>
-          <w:rPr>
-            <w:rStyle w:val="Hyperlink"/>
-          </w:rPr>
-          <w:t xml:space="preserve">Analogy and allegory</w:t>
-        </w:r>
-      </w:hyperlink>
-    </w:p>
-    <w:p>
-      <w:pPr>
-        <w:pStyle w:val="Compact"/>
-        <w:numPr>
-          <w:ilvl w:val="0"/>
-          <w:numId w:val="1001"/>
-        </w:numPr>
-      </w:pPr>
-      <w:hyperlink w:anchor="attachment">
-        <w:r>
-          <w:rPr>
-            <w:rStyle w:val="Hyperlink"/>
-          </w:rPr>
-          <w:t xml:space="preserve">Attachment</w:t>
-        </w:r>
-      </w:hyperlink>
-    </w:p>
-    <w:p>
       <w:r>
         <w:br w:type="page"/>
       </w:r>
@@ -1332,6 +1417,24 @@
         <w:t xml:space="preserve">I suspect they do this in pursuit of a need, often something close to justifying their own existence, or more generally an attempt to reconcile what sits near a singularity in the emotional landscape I will come to later, a place where the ordinary shape of the self will not hold and a finished map across scales is taken up because it is the nearest principality.</w:t>
       </w:r>
     </w:p>
+    <w:p>
+      <w:pPr>
+        <w:pStyle w:val="BodyText"/>
+      </w:pPr>
+      <w:r>
+        <w:rPr>
+          <w:b/>
+          <w:bCs/>
+        </w:rPr>
+        <w:t xml:space="preserve">4.343</w:t>
+      </w:r>
+      <w:r>
+        <w:t xml:space="preserve"> </w:t>
+      </w:r>
+      <w:r>
+        <w:t xml:space="preserve">When I catch myself treating the likeness as if it were the thing, I want to be suspicious of that. I check the other relations of the same shape until what I am pointing at can sit without the ones nearest it having to bend to hold it.</w:t>
+      </w:r>
+    </w:p>
     <w:bookmarkEnd w:id="21"/>
     <w:bookmarkStart w:id="22" w:name="doubt-and-record"/>
     <w:p>
@@ -1615,7 +1718,7 @@
         <w:t xml:space="preserve"> </w:t>
       </w:r>
       <w:r>
-        <w:t xml:space="preserve">A mind, or a principality, is authentic so far as the story it tells of itself stays close to the hardened record of what it actually produced. Where the two come apart, the gap is what authentic and inauthentic are measuring. A gap is not, by itself, a lie (5.1).</w:t>
+        <w:t xml:space="preserve">A mind, or a principality, is authentic so far as the story it tells of itself stays close to the hardened record of what it actually produced. Where the two come apart, the gap is what authentic and inauthentic are measuring.</w:t>
       </w:r>
     </w:p>
     <w:bookmarkEnd w:id="22"/>
@@ -4088,7 +4191,7 @@
         <w:t xml:space="preserve"> </w:t>
       </w:r>
       <w:r>
-        <w:t xml:space="preserve">Without day I cannot have night. Night is the shade of a light that has gone around, or gone down, and the day is what lets me say where the dark stops. Darkness is the case with no day in it. It has no contour, and I cannot say where it ends. If evil is a shade (12.23), it is night. Darkness would be no form left to cast one.</w:t>
+        <w:t xml:space="preserve">Without day I cannot have night. Night is the shade of a light that has gone around, or gone down, and the day is what lets me say where the dark stops. Darkness is the case with no day in it. It has no contour, and I cannot say where it ends. If evil is a shade (12.23), it is night. Where there is no light in it, no form is left that could cast a shade, and so there is no night.</w:t>
       </w:r>
     </w:p>
     <w:p>
@@ -4110,13 +4213,13 @@
       </w:r>
     </w:p>
     <w:bookmarkEnd w:id="29"/>
-    <w:bookmarkStart w:id="30" w:name="singularity-of-death"/>
+    <w:bookmarkStart w:id="30" w:name="degrees-of-the-will"/>
     <w:p>
       <w:pPr>
         <w:pStyle w:val="Heading1"/>
       </w:pPr>
       <w:r>
-        <w:t xml:space="preserve">13. Singularity of death</w:t>
+        <w:t xml:space="preserve">13. Degrees of the will</w:t>
       </w:r>
     </w:p>
     <w:p>
@@ -4134,7 +4237,7 @@
         <w:t xml:space="preserve"> </w:t>
       </w:r>
       <w:r>
-        <w:t xml:space="preserve">Death, as I mean it here, is the body ending, and not every ending. It is the one where the soft system stops and I do not observe what it was holding coming along with the bone (4.03).</w:t>
+        <w:t xml:space="preserve">Free will is a spectrum.</w:t>
       </w:r>
     </w:p>
     <w:p>
@@ -4152,7 +4255,31 @@
         <w:t xml:space="preserve"> </w:t>
       </w:r>
       <w:r>
-        <w:t xml:space="preserve">I am assuming the fade, the natural one, where the nervous system fails by degrees and the hard part is what stays longest (4.01, 4.03). A death that cuts the body off while the soft system is still registering is a different case.</w:t>
+        <w:t xml:space="preserve">True unadulterated free will is possible only to the degree the body and the established landscape of the mind can permit (4.01, 9.031, 9.12). What gets called truth is the far end of a grading, asymptotic (approached and not reached), and what I actually have are degrees of falsehood (12.21).</w:t>
+      </w:r>
+      <w:r>
+        <w:t xml:space="preserve"> </w:t>
+      </w:r>
+      <w:r>
+        <w:t xml:space="preserve">“True”</w:t>
+      </w:r>
+      <w:r>
+        <w:t xml:space="preserve"> </w:t>
+      </w:r>
+      <w:r>
+        <w:t xml:space="preserve">in</w:t>
+      </w:r>
+      <w:r>
+        <w:t xml:space="preserve"> </w:t>
+      </w:r>
+      <w:r>
+        <w:t xml:space="preserve">“true free will”</w:t>
+      </w:r>
+      <w:r>
+        <w:t xml:space="preserve"> </w:t>
+      </w:r>
+      <w:r>
+        <w:t xml:space="preserve">is affected by that.</w:t>
       </w:r>
     </w:p>
     <w:p>
@@ -4170,31 +4297,7 @@
         <w:t xml:space="preserve"> </w:t>
       </w:r>
       <w:r>
-        <w:t xml:space="preserve">While the soft system is still registering,</w:t>
-      </w:r>
-      <w:r>
-        <w:t xml:space="preserve"> </w:t>
-      </w:r>
-      <w:r>
-        <w:t xml:space="preserve">“now”</w:t>
-      </w:r>
-      <w:r>
-        <w:t xml:space="preserve"> </w:t>
-      </w:r>
-      <w:r>
-        <w:t xml:space="preserve">is already gone by the time I ask after it (10.0). The</w:t>
-      </w:r>
-      <w:r>
-        <w:t xml:space="preserve"> </w:t>
-      </w:r>
-      <w:r>
-        <w:t xml:space="preserve">“I”</w:t>
-      </w:r>
-      <w:r>
-        <w:t xml:space="preserve"> </w:t>
-      </w:r>
-      <w:r>
-        <w:t xml:space="preserve">I can point at is one I am already remembering (10.01). Death does not introduce that. It is where the remembering runs out of a system that can still host it (1.5).</w:t>
+        <w:t xml:space="preserve">The will that watches the record laid, and directs the path the laying happens on, can move in degrees of freedom.</w:t>
       </w:r>
     </w:p>
     <w:p>
@@ -4212,31 +4315,7 @@
         <w:t xml:space="preserve"> </w:t>
       </w:r>
       <w:r>
-        <w:t xml:space="preserve">Follow</w:t>
-      </w:r>
-      <w:r>
-        <w:t xml:space="preserve"> </w:t>
-      </w:r>
-      <w:r>
-        <w:t xml:space="preserve">“who am I now?”</w:t>
-      </w:r>
-      <w:r>
-        <w:t xml:space="preserve"> </w:t>
-      </w:r>
-      <w:r>
-        <w:t xml:space="preserve">down and there is no self left to point at (10.1). A fathom is the floor under that, not a fixed size (10.14). In the fade, the floors get fewer. Habit and the impress go on driving a variant of</w:t>
-      </w:r>
-      <w:r>
-        <w:t xml:space="preserve"> </w:t>
-      </w:r>
-      <w:r>
-        <w:t xml:space="preserve">“I”</w:t>
-      </w:r>
-      <w:r>
-        <w:t xml:space="preserve"> </w:t>
-      </w:r>
-      <w:r>
-        <w:t xml:space="preserve">after recall is gone (1.61, 1.62). What I expect, and do not observe from inside, is the last floor, and then no unit a self could be built across (10.13).</w:t>
+        <w:t xml:space="preserve">Those degrees are a function of the level of authenticity of self, and of the resolution of mapping the mind has (12.01).</w:t>
       </w:r>
     </w:p>
     <w:p>
@@ -4254,19 +4333,25 @@
         <w:t xml:space="preserve"> </w:t>
       </w:r>
       <w:r>
-        <w:t xml:space="preserve">I will call that last floor the final singularity, only by likeness to the region where the ordinary shape will not hold and the process responsible for the ability to know breaks down (9.13, 9.131). The fade arrives by the soft system stopping, not by a subject acting as the key that releases weight (9.01). The self collapses onto the smallest</w:t>
-      </w:r>
-      <w:r>
-        <w:t xml:space="preserve"> </w:t>
-      </w:r>
-      <w:r>
-        <w:t xml:space="preserve">“now”</w:t>
-      </w:r>
-      <w:r>
-        <w:t xml:space="preserve"> </w:t>
-      </w:r>
-      <w:r>
-        <w:t xml:space="preserve">the nervous system can still set (10.12), and then the nervous system is not setting one.</w:t>
+        <w:t xml:space="preserve">Only the authentic self can accurately read the record (6.03, 6.22). A self that matches its record and never set anything is consistent, and I do not call it authentic (6.3).</w:t>
+      </w:r>
+    </w:p>
+    <w:p>
+      <w:pPr>
+        <w:pStyle w:val="BodyText"/>
+      </w:pPr>
+      <w:r>
+        <w:rPr>
+          <w:b/>
+          <w:bCs/>
+        </w:rPr>
+        <w:t xml:space="preserve">13.13</w:t>
+      </w:r>
+      <w:r>
+        <w:t xml:space="preserve"> </w:t>
+      </w:r>
+      <w:r>
+        <w:t xml:space="preserve">The mind cannot fathom what it cannot imagine by definition, and it cannot imagine what it has not experienced, as all imagination is downstream from experience and inferences made on experience (9.11).</w:t>
       </w:r>
     </w:p>
     <w:p>
@@ -4284,7 +4369,7 @@
         <w:t xml:space="preserve"> </w:t>
       </w:r>
       <w:r>
-        <w:t xml:space="preserve">Observation does not pass that singularity from inside it. The flame is attention, and attention is a soft-system act (10.2, 4.02). When the soft system is among the first things to stop, the passing is what someone else does, the way I already do not observe what the nervous system was holding coming along with the bone (4.03).</w:t>
+        <w:t xml:space="preserve">What the act of directing does is on record where the resulting actions leave traces that other minds can illuminate (5.14, 7.1).</w:t>
       </w:r>
     </w:p>
     <w:p>
@@ -4302,212 +4387,17 @@
         <w:t xml:space="preserve"> </w:t>
       </w:r>
       <w:r>
-        <w:t xml:space="preserve">What can be passed is the remnant. Bone, in the place of the physical remnant (4.1, 4.2). The hardened record of what was done (5.14, 6.21). The social remnant, if the impress is still driving conduct in other bodies (3.3, 3.4). None of those is the</w:t>
-      </w:r>
-      <w:r>
-        <w:t xml:space="preserve"> </w:t>
-      </w:r>
-      <w:r>
-        <w:t xml:space="preserve">“I”</w:t>
-      </w:r>
-      <w:r>
-        <w:t xml:space="preserve"> </w:t>
-      </w:r>
-      <w:r>
-        <w:t xml:space="preserve">of 10.01. They are what a later flame can fathom (7.1, 12.1).</w:t>
-      </w:r>
-    </w:p>
-    <w:p>
-      <w:pPr>
-        <w:pStyle w:val="BodyText"/>
-      </w:pPr>
-      <w:r>
-        <w:rPr>
-          <w:b/>
-          <w:bCs/>
-        </w:rPr>
-        <w:t xml:space="preserve">13.22</w:t>
-      </w:r>
-      <w:r>
-        <w:t xml:space="preserve"> </w:t>
-      </w:r>
-      <w:r>
-        <w:t xml:space="preserve">The principality does not die with the body, so far as it was never only the body (4.34, 5.13). What stops is this soft system’s organizing of whatever happens next (4.32). What may remain is the arrangement as other principalities still hold it, and the fruit already in their record (5.151, 6.4).</w:t>
-      </w:r>
-    </w:p>
-    <w:p>
-      <w:pPr>
-        <w:pStyle w:val="BodyText"/>
-      </w:pPr>
-      <w:r>
-        <w:rPr>
-          <w:b/>
-          <w:bCs/>
-        </w:rPr>
-        <w:t xml:space="preserve">13.3</w:t>
-      </w:r>
-      <w:r>
-        <w:t xml:space="preserve"> </w:t>
-      </w:r>
-      <w:r>
-        <w:t xml:space="preserve">Prior to time there is no point left at which a record can be identified (11.12). After the last fathom there is no point left at which this</w:t>
-      </w:r>
-      <w:r>
-        <w:t xml:space="preserve"> </w:t>
-      </w:r>
-      <w:r>
-        <w:t xml:space="preserve">“I”</w:t>
-      </w:r>
-      <w:r>
-        <w:t xml:space="preserve"> </w:t>
-      </w:r>
-      <w:r>
-        <w:t xml:space="preserve">can identify one. I do not know what is there. Another event in the record has not ended the record (11.4). The fade ending this reader’s fathoms is not the same claim as the record having no further prior.</w:t>
-      </w:r>
-    </w:p>
-    <w:p>
-      <w:pPr>
-        <w:pStyle w:val="BodyText"/>
-      </w:pPr>
-      <w:r>
-        <w:rPr>
-          <w:b/>
-          <w:bCs/>
-        </w:rPr>
-        <w:t xml:space="preserve">13.31</w:t>
-      </w:r>
-      <w:r>
-        <w:t xml:space="preserve"> </w:t>
-      </w:r>
-      <w:r>
-        <w:t xml:space="preserve">The Primordiant is what 11.12 and 11.4 keep asking after and do not find in the sequence or in the group (11.41). It is holding every present instant, including, if the holding does not depend on a mind that can fathom, the instant no fathom of mine is in. I assume that only in the way 11.412 assumes a ground. I do not observe the holding from the far side of the last floor.</w:t>
-      </w:r>
-    </w:p>
-    <w:p>
-      <w:pPr>
-        <w:pStyle w:val="BodyText"/>
-      </w:pPr>
-      <w:r>
-        <w:rPr>
-          <w:b/>
-          <w:bCs/>
-        </w:rPr>
-        <w:t xml:space="preserve">13.32</w:t>
-      </w:r>
-      <w:r>
-        <w:t xml:space="preserve"> </w:t>
-      </w:r>
-      <w:r>
-        <w:t xml:space="preserve">If self is what emerges across a series of fathoms (10.15), then a series that has stopped is not a self I can point at. The infinite now, if I mean by that the present with no further span, is the collapse of that series to a floor and then to no floor. I do not observe that collapse from inside it. The question takes time, and by then the nervous system that would ask it is not what remains (4.03).</w:t>
-      </w:r>
-    </w:p>
-    <w:p>
-      <w:pPr>
-        <w:pStyle w:val="BodyText"/>
-      </w:pPr>
-      <w:r>
-        <w:rPr>
-          <w:b/>
-          <w:bCs/>
-        </w:rPr>
-        <w:t xml:space="preserve">13.4</w:t>
-      </w:r>
-      <w:r>
-        <w:t xml:space="preserve"> </w:t>
-      </w:r>
-      <w:r>
-        <w:t xml:space="preserve">The Primordiant is the first thing that permits a fathom (11.412). A fathom is already a mind able to fathom, and what it is of has to already be there, held. The same holding is what keeps each present instant (11.41). If the holding does not stop where this reader’s fathoms stop (13.31), it is present in the last now this</w:t>
-      </w:r>
-      <w:r>
-        <w:t xml:space="preserve"> </w:t>
-      </w:r>
-      <w:r>
-        <w:t xml:space="preserve">“I”</w:t>
-      </w:r>
-      <w:r>
-        <w:t xml:space="preserve"> </w:t>
-      </w:r>
-      <w:r>
-        <w:t xml:space="preserve">will experience. Beginning, each moment, and the last floor are one holding, not three events I could line up in the record.</w:t>
-      </w:r>
-    </w:p>
-    <w:p>
-      <w:pPr>
-        <w:pStyle w:val="BodyText"/>
-      </w:pPr>
-      <w:r>
-        <w:rPr>
-          <w:b/>
-          <w:bCs/>
-        </w:rPr>
-        <w:t xml:space="preserve">13.41</w:t>
-      </w:r>
-      <w:r>
-        <w:t xml:space="preserve"> </w:t>
-      </w:r>
-      <w:r>
-        <w:t xml:space="preserve">I cannot help seeing that as analogous to what Christian theologians say of God: the beginning and the end, the first and the last, and the sustainer of all beings. The likeness is the shape: first of the fathom, present in the last now, sustaining the instants between. I am not necessarily stating that the Primordiant is that God. If God exists, then in my framework the Primordiant would be analogous to the Father, with his throne seated in the collective emotional landscape, that which we all share; creation, death, and every</w:t>
-      </w:r>
-      <w:r>
-        <w:t xml:space="preserve"> </w:t>
-      </w:r>
-      <w:r>
-        <w:t xml:space="preserve">“now”</w:t>
-      </w:r>
-      <w:r>
-        <w:t xml:space="preserve">. That is a likeness, and I am still meeting a remnant rather than the thing (7.1, 4.341).</w:t>
-      </w:r>
-    </w:p>
-    <w:p>
-      <w:pPr>
-        <w:pStyle w:val="BodyText"/>
-      </w:pPr>
-      <w:r>
-        <w:rPr>
-          <w:b/>
-          <w:bCs/>
-        </w:rPr>
-        <w:t xml:space="preserve">13.42</w:t>
-      </w:r>
-      <w:r>
-        <w:t xml:space="preserve"> </w:t>
-      </w:r>
-      <w:r>
-        <w:t xml:space="preserve">Other minds already have pictures of this collapse, and the pictures do not agree. In Islam, as I have met it, the moment you die you are face to face with Allah. In others, the meeting is judgment, and it waits until the end of time. Both are accounts of what the last now is a meeting with, and of when the meeting is. What is on record, in this consideration, is the series of</w:t>
-      </w:r>
-      <w:r>
-        <w:t xml:space="preserve"> </w:t>
-      </w:r>
-      <w:r>
-        <w:t xml:space="preserve">“nows”</w:t>
-      </w:r>
-      <w:r>
-        <w:t xml:space="preserve"> </w:t>
-      </w:r>
-      <w:r>
-        <w:t xml:space="preserve">the self mitigated while it was still fathoming. A</w:t>
-      </w:r>
-      <w:r>
-        <w:t xml:space="preserve"> </w:t>
-      </w:r>
-      <w:r>
-        <w:t xml:space="preserve">“now”</w:t>
-      </w:r>
-      <w:r>
-        <w:t xml:space="preserve"> </w:t>
-      </w:r>
-      <w:r>
-        <w:t xml:space="preserve">I can point at is already a remembered one (10.0, 10.01), and the fathom is the span attention took in it (10.2, 10.12).</w:t>
+        <w:t xml:space="preserve">That record carries no implied worth with my statement, worth is a judgment function relative to the observing mind. Accuracy and worth are different questions (6.13).</w:t>
       </w:r>
     </w:p>
     <w:bookmarkEnd w:id="30"/>
-    <w:bookmarkStart w:id="31" w:name="degrees-of-the-will"/>
+    <w:bookmarkStart w:id="31" w:name="capacity-and-familiarity"/>
     <w:p>
       <w:pPr>
         <w:pStyle w:val="Heading1"/>
       </w:pPr>
       <w:r>
-        <w:t xml:space="preserve">14. Degrees of the will</w:t>
+        <w:t xml:space="preserve">14. Capacity and familiarity</w:t>
       </w:r>
     </w:p>
     <w:p>
@@ -4525,49 +4415,7 @@
         <w:t xml:space="preserve"> </w:t>
       </w:r>
       <w:r>
-        <w:t xml:space="preserve">Free will is a spectrum.</w:t>
-      </w:r>
-    </w:p>
-    <w:p>
-      <w:pPr>
-        <w:pStyle w:val="BodyText"/>
-      </w:pPr>
-      <w:r>
-        <w:rPr>
-          <w:b/>
-          <w:bCs/>
-        </w:rPr>
-        <w:t xml:space="preserve">14.01</w:t>
-      </w:r>
-      <w:r>
-        <w:t xml:space="preserve"> </w:t>
-      </w:r>
-      <w:r>
-        <w:t xml:space="preserve">True unadulterated free will is possible only to the degree the body and the established landscape of the mind can permit (4.01, 9.031, 9.12). What gets called truth is the far end of a grading, asymptotic (approached and not reached), and what I actually have are degrees of falsehood (12.21).</w:t>
-      </w:r>
-      <w:r>
-        <w:t xml:space="preserve"> </w:t>
-      </w:r>
-      <w:r>
-        <w:t xml:space="preserve">“True”</w:t>
-      </w:r>
-      <w:r>
-        <w:t xml:space="preserve"> </w:t>
-      </w:r>
-      <w:r>
-        <w:t xml:space="preserve">in</w:t>
-      </w:r>
-      <w:r>
-        <w:t xml:space="preserve"> </w:t>
-      </w:r>
-      <w:r>
-        <w:t xml:space="preserve">“true free will”</w:t>
-      </w:r>
-      <w:r>
-        <w:t xml:space="preserve"> </w:t>
-      </w:r>
-      <w:r>
-        <w:t xml:space="preserve">is affected by that.</w:t>
+        <w:t xml:space="preserve">What gets called intelligence as I have come to see it is a mind being able to keep and maintain a high resolution on a bounded set of relations (12.01).</w:t>
       </w:r>
     </w:p>
     <w:p>
@@ -4585,61 +4433,19 @@
         <w:t xml:space="preserve"> </w:t>
       </w:r>
       <w:r>
-        <w:t xml:space="preserve">The will that watches the record laid, and directs the path the laying happens on, can move in degrees of freedom.</w:t>
-      </w:r>
-    </w:p>
-    <w:p>
-      <w:pPr>
-        <w:pStyle w:val="BodyText"/>
-      </w:pPr>
-      <w:r>
-        <w:rPr>
-          <w:b/>
-          <w:bCs/>
-        </w:rPr>
-        <w:t xml:space="preserve">14.11</w:t>
-      </w:r>
-      <w:r>
-        <w:t xml:space="preserve"> </w:t>
-      </w:r>
-      <w:r>
-        <w:t xml:space="preserve">Those degrees are a function of the level of authenticity of self, and of the resolution of mapping the mind has (12.01).</w:t>
-      </w:r>
-    </w:p>
-    <w:p>
-      <w:pPr>
-        <w:pStyle w:val="BodyText"/>
-      </w:pPr>
-      <w:r>
-        <w:rPr>
-          <w:b/>
-          <w:bCs/>
-        </w:rPr>
-        <w:t xml:space="preserve">14.12</w:t>
-      </w:r>
-      <w:r>
-        <w:t xml:space="preserve"> </w:t>
-      </w:r>
-      <w:r>
-        <w:t xml:space="preserve">Only the authentic self can accurately read the record (6.03, 6.22). A self that matches its record and never set anything is consistent, and I do not call it authentic (6.3).</w:t>
-      </w:r>
-    </w:p>
-    <w:p>
-      <w:pPr>
-        <w:pStyle w:val="BodyText"/>
-      </w:pPr>
-      <w:r>
-        <w:rPr>
-          <w:b/>
-          <w:bCs/>
-        </w:rPr>
-        <w:t xml:space="preserve">14.13</w:t>
-      </w:r>
-      <w:r>
-        <w:t xml:space="preserve"> </w:t>
-      </w:r>
-      <w:r>
-        <w:t xml:space="preserve">The mind cannot fathom what it cannot imagine by definition, and it cannot imagine what it has not experienced, as all imagination is downstream from experience and inferences made on experience (9.11).</w:t>
+        <w:t xml:space="preserve">I suspect the quantity under that use is closer to evenly distributed than the use suggests. What differs is the shape it is sitting in. I will call that shape the</w:t>
+      </w:r>
+      <w:r>
+        <w:t xml:space="preserve"> </w:t>
+      </w:r>
+      <w:r>
+        <w:rPr>
+          <w:rStyle w:val="VerbatimChar"/>
+        </w:rPr>
+        <w:t xml:space="preserve">vessel</w:t>
+      </w:r>
+      <w:r>
+        <w:t xml:space="preserve">. Biology and etching I suspect set its parts (4.01, 1.4, 12.121).</w:t>
       </w:r>
     </w:p>
     <w:p>
@@ -4657,7 +4463,7 @@
         <w:t xml:space="preserve"> </w:t>
       </w:r>
       <w:r>
-        <w:t xml:space="preserve">What the act of directing does is on record where the resulting actions leave traces that other minds can illuminate (5.14, 7.1, 13.21).</w:t>
+        <w:t xml:space="preserve">I am holding that quantity as a liquid already in the vessel (14.1). Where the vessel is wide, the same quantity sits across many forms and stays shallow in the relations of each (breadth). Where it narrows, it runs down a tighter path and goes far (depth). Breadth and depth are how I am reading that one quantity in the vessel. The liquid is a likeness for the sitting, and I am not claiming the mind holds a liquid (15.0, 4.341).</w:t>
       </w:r>
     </w:p>
     <w:p>
@@ -4675,7 +4481,112 @@
         <w:t xml:space="preserve"> </w:t>
       </w:r>
       <w:r>
-        <w:t xml:space="preserve">That record carries no implied worth with my statement, worth is a judgment function relative to the observing mind. Accuracy and worth are different questions (6.13).</w:t>
+        <w:t xml:space="preserve">A relation I can discern can be one end of a further relation, and that one an end again, and I have not found where that has to stop (12.0). Making that relation, and one relation on it, is as far as most minds I have met will go, and as far as this one goes on most subjects. Past that, what is required is a validation of a validation of a validation, and the fathoms spent rise sharply (10.12, 12.3). Often nothing in the environment is what is being validated (1.3, 7.1), and that modifies the degree of falsehood (12.21).</w:t>
+      </w:r>
+    </w:p>
+    <w:p>
+      <w:pPr>
+        <w:pStyle w:val="BodyText"/>
+      </w:pPr>
+      <w:r>
+        <w:rPr>
+          <w:b/>
+          <w:bCs/>
+        </w:rPr>
+        <w:t xml:space="preserve">14.3</w:t>
+      </w:r>
+      <w:r>
+        <w:t xml:space="preserve"> </w:t>
+      </w:r>
+      <w:r>
+        <w:t xml:space="preserve">I will call</w:t>
+      </w:r>
+      <w:r>
+        <w:t xml:space="preserve"> </w:t>
+      </w:r>
+      <w:r>
+        <w:rPr>
+          <w:rStyle w:val="VerbatimChar"/>
+        </w:rPr>
+        <w:t xml:space="preserve">capacity</w:t>
+      </w:r>
+      <w:r>
+        <w:t xml:space="preserve"> </w:t>
+      </w:r>
+      <w:r>
+        <w:t xml:space="preserve">whether the substrate can hold a mind’s attention on a relation at all (10.2, 4.02). I will call</w:t>
+      </w:r>
+      <w:r>
+        <w:t xml:space="preserve"> </w:t>
+      </w:r>
+      <w:r>
+        <w:rPr>
+          <w:rStyle w:val="VerbatimChar"/>
+        </w:rPr>
+        <w:t xml:space="preserve">familiarity</w:t>
+      </w:r>
+      <w:r>
+        <w:t xml:space="preserve"> </w:t>
+      </w:r>
+      <w:r>
+        <w:t xml:space="preserve">whether that relation has been passed enough times to be meant again without being built from the start (12.121, 9.11).</w:t>
+      </w:r>
+    </w:p>
+    <w:p>
+      <w:pPr>
+        <w:pStyle w:val="BodyText"/>
+      </w:pPr>
+      <w:r>
+        <w:rPr>
+          <w:b/>
+          <w:bCs/>
+        </w:rPr>
+        <w:t xml:space="preserve">14.31</w:t>
+      </w:r>
+      <w:r>
+        <w:t xml:space="preserve"> </w:t>
+      </w:r>
+      <w:r>
+        <w:t xml:space="preserve">A mind can have the capacity and lack the familiarity. From the outside it often appears as a smaller mind (7.1). In the cases I have been in, the practice had not been put into that field. Territory never witnessed is not a reading of the substrate (9.11).</w:t>
+      </w:r>
+    </w:p>
+    <w:p>
+      <w:pPr>
+        <w:pStyle w:val="BodyText"/>
+      </w:pPr>
+      <w:r>
+        <w:rPr>
+          <w:b/>
+          <w:bCs/>
+        </w:rPr>
+        <w:t xml:space="preserve">14.41</w:t>
+      </w:r>
+      <w:r>
+        <w:t xml:space="preserve"> </w:t>
+      </w:r>
+      <w:r>
+        <w:t xml:space="preserve">I have felt the distance between my mind and others as</w:t>
+      </w:r>
+      <w:r>
+        <w:t xml:space="preserve"> </w:t>
+      </w:r>
+      <w:r>
+        <w:t xml:space="preserve">“above”</w:t>
+      </w:r>
+      <w:r>
+        <w:t xml:space="preserve"> </w:t>
+      </w:r>
+      <w:r>
+        <w:t xml:space="preserve">and</w:t>
+      </w:r>
+      <w:r>
+        <w:t xml:space="preserve"> </w:t>
+      </w:r>
+      <w:r>
+        <w:t xml:space="preserve">“below”</w:t>
+      </w:r>
+      <w:r>
+        <w:t xml:space="preserve">, but those words bring a rank in with them that I refuse. The distance is also like positive and negative, but again, without any connotation.</w:t>
       </w:r>
     </w:p>
     <w:bookmarkEnd w:id="31"/>
@@ -4775,85 +4686,13 @@
           <w:b/>
           <w:bCs/>
         </w:rPr>
-        <w:t xml:space="preserve">15.01</w:t>
-      </w:r>
-      <w:r>
-        <w:t xml:space="preserve"> </w:t>
-      </w:r>
-      <w:r>
-        <w:t xml:space="preserve">The arrangement of principalities is analogous at scale, above the body and below it (4.34). Taken far enough, that likeness is no longer held as likeness and is treated as a readable identity (4.341). Tarot, zodiac, a finished map across scales. That taking sits where a boundary already is (9.3, 10.22): attention had been pushed off the subject, and the relation was not made (12.12).</w:t>
-      </w:r>
-    </w:p>
-    <w:p>
-      <w:pPr>
-        <w:pStyle w:val="BodyText"/>
-      </w:pPr>
-      <w:r>
-        <w:rPr>
-          <w:b/>
-          <w:bCs/>
-        </w:rPr>
-        <w:t xml:space="preserve">15.011</w:t>
-      </w:r>
-      <w:r>
-        <w:t xml:space="preserve"> </w:t>
-      </w:r>
-      <w:r>
-        <w:t xml:space="preserve">A gap is not, by itself, a lie (5.17). Crossing it at this juncture, the likeness taken for the identity, is where suspicion is the response I would want. The check is the other relations of the same shape, weighed the way 5.11 weighs a goal, until the form being identified is one that can sit in the emotional landscape (9.1) without the notions nearest it having to bend to hold it (9.12).</w:t>
-      </w:r>
-    </w:p>
-    <w:p>
-      <w:pPr>
-        <w:pStyle w:val="BodyText"/>
-      </w:pPr>
-      <w:r>
-        <w:rPr>
-          <w:b/>
-          <w:bCs/>
-        </w:rPr>
-        <w:t xml:space="preserve">15.012</w:t>
-      </w:r>
-      <w:r>
-        <w:t xml:space="preserve"> </w:t>
-      </w:r>
-      <w:r>
-        <w:t xml:space="preserve">If that check is not made, the order that arrives is the one 6.17 supplies when I do not stop to set it (6.16, 8.1). A story can then come apart from the record by accumulation, and still not be a lie I am in a position to attribute intention to (5.11, 5.1).</w:t>
-      </w:r>
-    </w:p>
-    <w:p>
-      <w:pPr>
-        <w:pStyle w:val="BodyText"/>
-      </w:pPr>
-      <w:r>
-        <w:rPr>
-          <w:b/>
-          <w:bCs/>
-        </w:rPr>
         <w:t xml:space="preserve">15.1</w:t>
       </w:r>
       <w:r>
         <w:t xml:space="preserve"> </w:t>
       </w:r>
       <w:r>
-        <w:t xml:space="preserve">A metaphor is a substitution that finishes inside one fathom (10.12), the likeness claimed as a usable identity for that span, as when the flame stands in for attention (10.2). Once the impress is deep enough, the word can release what the encounters installed, the way a symbol does at high weight (9.03).</w:t>
-      </w:r>
-    </w:p>
-    <w:p>
-      <w:pPr>
-        <w:pStyle w:val="BodyText"/>
-      </w:pPr>
-      <w:r>
-        <w:rPr>
-          <w:b/>
-          <w:bCs/>
-        </w:rPr>
-        <w:t xml:space="preserve">15.11</w:t>
-      </w:r>
-      <w:r>
-        <w:t xml:space="preserve"> </w:t>
-      </w:r>
-      <w:r>
-        <w:t xml:space="preserve">The emotional landscape is not some loose metaphor for mood (9.1). The space is being claimed as the thing the notions sit in. A metaphor kept past that fathom has started to ask for the return an analogy asks for: that I come back, and check the likeness against what I left. Without that return, the substitution is the miss in 4.341.</w:t>
+        <w:t xml:space="preserve">A metaphor is a substitution, as when the flame stands in for attention (10.2).</w:t>
       </w:r>
     </w:p>
     <w:p>
@@ -4871,7 +4710,7 @@
         <w:t xml:space="preserve"> </w:t>
       </w:r>
       <w:r>
-        <w:t xml:space="preserve">An allegory does not finish inside one fathom. It is a sequence of relations. I have to go through a series of acts, distances, and consequences before the shape is outlined. A form is not a thing in-and-of itself (12.0). The flame consumes fathoms to pass through relations, and what the passing shows I could not have had from one end (12.3, 11.21). I cannot have the holding of the cup from one member of the group. I cannot have the allegory from one emblem.</w:t>
+        <w:t xml:space="preserve">An allegory is a sequence of relations. I have to go through a series of acts, distances, and consequences before the shape is outlined. I cannot have the allegory from one emblem any more than I can have the holding of the cup from one member of the group.</w:t>
       </w:r>
     </w:p>
     <w:p>
@@ -4889,7 +4728,7 @@
         <w:t xml:space="preserve"> </w:t>
       </w:r>
       <w:r>
-        <w:t xml:space="preserve">Fire holds heat at one distance and scorches at another, and no second kind was added (12.32, 12.321). Taken inside one fathom, the figure is the metaphor in 15.1, and the shade is evil. Held across the distances, it is the allegory. The form shows which face I met only once I have occupied more than one of them.</w:t>
+        <w:t xml:space="preserve">Fire holds heat at one distance and scorches at another, and no second kind was added (12.32). Taking only the heat, or only the scorch, is the metaphor in 15.1. Holding the distances is the allegory.</w:t>
       </w:r>
     </w:p>
     <w:p>
@@ -4925,7 +4764,7 @@
         <w:t xml:space="preserve"> </w:t>
       </w:r>
       <w:r>
-        <w:t xml:space="preserve">Where an allegory is not that quiz, the relations are implied, and I have to put the flame to them the way I would put it to a puzzle I have not been given the key for. Each relation I pass is another line in the outline (12.01). More relations, and the resolution of the shape is finer. The form comes into view as the shape those relations outline, and I could not have had it from one of them.</w:t>
+        <w:t xml:space="preserve">Where an allegory is not that quiz, the relations are implied, and I have to put the flame to them the way I would put it to a puzzle I have not been given the key for. Each relation I pass is another line in the outline.</w:t>
       </w:r>
     </w:p>
     <w:p>
@@ -4943,7 +4782,7 @@
         <w:t xml:space="preserve"> </w:t>
       </w:r>
       <w:r>
-        <w:t xml:space="preserve">The outline an allegory leaves is in the emotional landscape (9.1). Territory there is left uncreated if the mind has not witnessed a state of affairs (9.11). The allegory hands me a series of implied relations I can pass the flame through (12.12), and the passing is what can leave the territory. Repetition and consequence are how a principality gets installed (4.32). An allegory uses the same two, across a span, instead of across a life I had to be in. This act of repetition and observation causes the</w:t>
+        <w:t xml:space="preserve">The outline an allegory leaves is in the emotional landscape. Territory there is left uncreated if the mind has not witnessed a state of affairs (9.11). The allegory hands me a series of implied relations I can put the flame to, and that passing is what can leave the territory. It uses repetition and consequence the way a principality gets installed (4.32), except across a span instead of across a life I had to be in. This act of repetition and observation causes the</w:t>
       </w:r>
       <w:r>
         <w:t xml:space="preserve"> </w:t>
@@ -4958,7 +4797,7 @@
         <w:t xml:space="preserve"> </w:t>
       </w:r>
       <w:r>
-        <w:t xml:space="preserve">(12.121). The metaphor finished before any of those relations had to be passed, so the outline it leaves is more coarse (12.01).</w:t>
+        <w:t xml:space="preserve">(12.121). A metaphor did not need those relations passed, so the outline it leaves is more coarse.</w:t>
       </w:r>
     </w:p>
     <w:p>
@@ -4976,19 +4815,7 @@
         <w:t xml:space="preserve"> </w:t>
       </w:r>
       <w:r>
-        <w:t xml:space="preserve">Ceremonial magic and religious observance put the body through that sequence while it is being lived. The rituals of deliberate extremity in the tradition around Crowley are the same attempt run harder, a reconditioning of the emotional landscape by induced experience (9.132). Here the will directs the path the laying happens on (14.1), and the body is what gets put through the acts, distances, and consequences. The impress lands in both modalities of what the</w:t>
-      </w:r>
-      <w:r>
-        <w:t xml:space="preserve"> </w:t>
-      </w:r>
-      <w:r>
-        <w:t xml:space="preserve">“I”</w:t>
-      </w:r>
-      <w:r>
-        <w:t xml:space="preserve"> </w:t>
-      </w:r>
-      <w:r>
-        <w:t xml:space="preserve">stores (1.64): the material, as habit in the body, and the mental, as what can be recalled.</w:t>
+        <w:t xml:space="preserve">Ceremonial magic and religious observance put the body through that sequence while it is being lived. The rituals of deliberate extremity in the tradition around Crowley are the same attempt run harder (9.132). The will directs the path (13.1), and the body is what gets put through the acts, distances, and consequences. The impress lands as habit in the body and as what can be recalled.</w:t>
       </w:r>
     </w:p>
     <w:p>
@@ -5006,7 +4833,7 @@
         <w:t xml:space="preserve"> </w:t>
       </w:r>
       <w:r>
-        <w:t xml:space="preserve">That impress can be used to refine the self toward the authentic self, or away from it (6.2, 6.22). Toward, the record shows movement on a standard the self set (6.16, 6.12). Away, the same repetition installs a shape the self did not set, and 6.3 does not call that authentic. The directing leaves a trace either way (14.2). Worth is still a separate question (14.21, 6.13).</w:t>
+        <w:t xml:space="preserve">That impress can refine the self toward the authentic self or away from it, depending on whether the record shows movement on a standard I set, or the same repetition installing a shape I did not. The directing leaves a trace either way. Worth is still a separate question (6.13).</w:t>
       </w:r>
     </w:p>
     <w:p>
@@ -5024,7 +4851,7 @@
         <w:t xml:space="preserve"> </w:t>
       </w:r>
       <w:r>
-        <w:t xml:space="preserve">The allegory is still a story, and a story may contain some degree of error (5.1). I read it with a reader the stories had a hand in conditioning (5.14, 7.2). If I take the shape the allegory outlined for the form it was a likeness of, I have treated the likeness as a readable identity (4.341).</w:t>
+        <w:t xml:space="preserve">The allegory is still a story, and a story may contain some degree of error (5.1). If I take the shape it outlined for the form it was a likeness of, I have treated the likeness as a readable identity (4.341).</w:t>
       </w:r>
     </w:p>
     <w:bookmarkEnd w:id="32"/>
@@ -5190,7 +5017,7 @@
         <w:t xml:space="preserve"> </w:t>
       </w:r>
       <w:r>
-        <w:t xml:space="preserve">What can be worn is a form already outlined, where the illumination stopped (12.22), and as far as I can find I cannot imagine what I have not experienced (14.13). A yearning toward a form I have seen and not resolved can be there before any notion is associated with the self that could draw toward it (9.02).</w:t>
+        <w:t xml:space="preserve">What can be worn is a form already outlined, where the illumination stopped (12.22), and as far as I can find I cannot imagine what I have not experienced (13.13). A yearning toward a form I have seen and not resolved can be there before any notion is associated with the self that could draw toward it (9.02).</w:t>
       </w:r>
     </w:p>
     <w:p>
@@ -5238,24 +5065,1647 @@
         <w:t xml:space="preserve"> </w:t>
       </w:r>
       <w:r>
-        <w:t xml:space="preserve">The same region can sit as a barrier that drives contemplation away (9.3), while the social remnant is already producing conduct (3.3). Which relations I take the other end to be wearing can come apart from the record without the gap being, by itself, a lie (5.17, 4.341).</w:t>
-      </w:r>
-    </w:p>
-    <w:p>
-      <w:pPr>
-        <w:pStyle w:val="BodyText"/>
-      </w:pPr>
-      <w:r>
-        <w:t xml:space="preserve">Written / closed [place], [date].</w:t>
+        <w:t xml:space="preserve">The same region can sit as a barrier that drives contemplation away (9.3), while the social remnant is already producing conduct (3.3). Which relations I take the other end to be wearing can come apart from the record, and I still do not have the signals that would let me attribute a lie (5.11, 4.341).</w:t>
       </w:r>
     </w:p>
     <w:bookmarkEnd w:id="33"/>
-    <w:bookmarkStart w:id="34" w:name="glossary"/>
+    <w:bookmarkStart w:id="34" w:name="argument"/>
     <w:p>
       <w:pPr>
         <w:pStyle w:val="Heading1"/>
       </w:pPr>
       <w:r>
+        <w:t xml:space="preserve">17. Argument</w:t>
+      </w:r>
+    </w:p>
+    <w:p>
+      <w:pPr>
+        <w:pStyle w:val="FirstParagraph"/>
+      </w:pPr>
+      <w:r>
+        <w:rPr>
+          <w:b/>
+          <w:bCs/>
+        </w:rPr>
+        <w:t xml:space="preserve">17.0</w:t>
+      </w:r>
+      <w:r>
+        <w:t xml:space="preserve"> </w:t>
+      </w:r>
+      <w:r>
+        <w:t xml:space="preserve">I will call an</w:t>
+      </w:r>
+      <w:r>
+        <w:t xml:space="preserve"> </w:t>
+      </w:r>
+      <w:r>
+        <w:rPr>
+          <w:rStyle w:val="VerbatimChar"/>
+        </w:rPr>
+        <w:t xml:space="preserve">argument</w:t>
+      </w:r>
+      <w:r>
+        <w:t xml:space="preserve"> </w:t>
+      </w:r>
+      <w:r>
+        <w:t xml:space="preserve">a set of reasons, statements, and facts held so that a position can sit somewhere.</w:t>
+      </w:r>
+    </w:p>
+    <w:p>
+      <w:pPr>
+        <w:pStyle w:val="BodyText"/>
+      </w:pPr>
+      <w:r>
+        <w:rPr>
+          <w:b/>
+          <w:bCs/>
+        </w:rPr>
+        <w:t xml:space="preserve">17.1</w:t>
+      </w:r>
+      <w:r>
+        <w:t xml:space="preserve"> </w:t>
+      </w:r>
+      <w:r>
+        <w:t xml:space="preserve">I will call</w:t>
+      </w:r>
+      <w:r>
+        <w:t xml:space="preserve"> </w:t>
+      </w:r>
+      <w:r>
+        <w:rPr>
+          <w:rStyle w:val="VerbatimChar"/>
+        </w:rPr>
+        <w:t xml:space="preserve">context</w:t>
+      </w:r>
+      <w:r>
+        <w:t xml:space="preserve"> </w:t>
+      </w:r>
+      <w:r>
+        <w:t xml:space="preserve">the limit of that situation. It decides what the argument is being asked to do. If I cannot name it, I cannot say what would count as the argument having done it (12.0).</w:t>
+      </w:r>
+    </w:p>
+    <w:p>
+      <w:pPr>
+        <w:pStyle w:val="BodyText"/>
+      </w:pPr>
+      <w:r>
+        <w:rPr>
+          <w:b/>
+          <w:bCs/>
+        </w:rPr>
+        <w:t xml:space="preserve">17.2</w:t>
+      </w:r>
+      <w:r>
+        <w:t xml:space="preserve"> </w:t>
+      </w:r>
+      <w:r>
+        <w:t xml:space="preserve">Two minds can trade a long run of sentences and never have shared a context. Each was inside their own context, talking past each other (7.2).</w:t>
+      </w:r>
+    </w:p>
+    <w:p>
+      <w:pPr>
+        <w:pStyle w:val="BodyText"/>
+      </w:pPr>
+      <w:r>
+        <w:rPr>
+          <w:b/>
+          <w:bCs/>
+        </w:rPr>
+        <w:t xml:space="preserve">17.3</w:t>
+      </w:r>
+      <w:r>
+        <w:t xml:space="preserve"> </w:t>
+      </w:r>
+      <w:r>
+        <w:t xml:space="preserve">A reason carries a worldview, set or not (2.3). The reason can be narrowed until it looks justified inside the narrowness, and what it implies outside that narrowness can cut against the use made of it.</w:t>
+      </w:r>
+    </w:p>
+    <w:p>
+      <w:pPr>
+        <w:pStyle w:val="BodyText"/>
+      </w:pPr>
+      <w:r>
+        <w:rPr>
+          <w:b/>
+          <w:bCs/>
+        </w:rPr>
+        <w:t xml:space="preserve">17.4</w:t>
+      </w:r>
+      <w:r>
+        <w:t xml:space="preserve"> </w:t>
+      </w:r>
+      <w:r>
+        <w:t xml:space="preserve">A statement, once said, does other work than the work I meant. Where that other work breaks the context I named, the argument is apart from itself, and the sentence can still sound right in the room (5.1).</w:t>
+      </w:r>
+    </w:p>
+    <w:p>
+      <w:pPr>
+        <w:pStyle w:val="BodyText"/>
+      </w:pPr>
+      <w:r>
+        <w:rPr>
+          <w:b/>
+          <w:bCs/>
+        </w:rPr>
+        <w:t xml:space="preserve">17.5</w:t>
+      </w:r>
+      <w:r>
+        <w:t xml:space="preserve"> </w:t>
+      </w:r>
+      <w:r>
+        <w:t xml:space="preserve">A fact that does not touch the reasons or the statements is not in the argument. It can be true and still sit beside the context. Unrelated facts get pulled in by unclear language and by weight (9.12, 16.2).</w:t>
+      </w:r>
+    </w:p>
+    <w:p>
+      <w:pPr>
+        <w:pStyle w:val="BodyText"/>
+      </w:pPr>
+      <w:r>
+        <w:rPr>
+          <w:b/>
+          <w:bCs/>
+        </w:rPr>
+        <w:t xml:space="preserve">17.6</w:t>
+      </w:r>
+      <w:r>
+        <w:t xml:space="preserve"> </w:t>
+      </w:r>
+      <w:r>
+        <w:t xml:space="preserve">Breadth is how much ground the argument tries to cover. Depth is how far it goes into the mechanism of the case in front of it. Weight on the subject can make the argument finer, or hotter, and the record is what shows which (9.04, 5.14).</w:t>
+      </w:r>
+    </w:p>
+    <w:p>
+      <w:pPr>
+        <w:pStyle w:val="BodyText"/>
+      </w:pPr>
+      <w:r>
+        <w:rPr>
+          <w:b/>
+          <w:bCs/>
+        </w:rPr>
+        <w:t xml:space="preserve">17.7</w:t>
+      </w:r>
+      <w:r>
+        <w:t xml:space="preserve"> </w:t>
+      </w:r>
+      <w:r>
+        <w:t xml:space="preserve">An argument that has not been said is still an argument. The reasons may be in the imprint, or in the nearest standard (7.3, 6.17). They have not been put where another mind can inspect them.</w:t>
+      </w:r>
+    </w:p>
+    <w:p>
+      <w:pPr>
+        <w:pStyle w:val="BodyText"/>
+      </w:pPr>
+      <w:r>
+        <w:rPr>
+          <w:b/>
+          <w:bCs/>
+        </w:rPr>
+        <w:t xml:space="preserve">17.71</w:t>
+      </w:r>
+      <w:r>
+        <w:t xml:space="preserve"> </w:t>
+      </w:r>
+      <w:r>
+        <w:t xml:space="preserve">I have observed minds carrying arguments around without them being aware of it until their attention was walked through their adopted and imprinted reasons.</w:t>
+      </w:r>
+    </w:p>
+    <w:p>
+      <w:pPr>
+        <w:pStyle w:val="BodyText"/>
+      </w:pPr>
+      <w:r>
+        <w:rPr>
+          <w:b/>
+          <w:bCs/>
+        </w:rPr>
+        <w:t xml:space="preserve">17.72</w:t>
+      </w:r>
+      <w:r>
+        <w:t xml:space="preserve"> </w:t>
+      </w:r>
+      <w:r>
+        <w:t xml:space="preserve">I have a suspicion that if the majority of minds participating in a principality carry too many unobserved internal arguments, it may be the forcing function of self-organization within the principalities that they share.</w:t>
+      </w:r>
+    </w:p>
+    <w:p>
+      <w:pPr>
+        <w:pStyle w:val="BodyText"/>
+      </w:pPr>
+      <w:r>
+        <w:rPr>
+          <w:b/>
+          <w:bCs/>
+        </w:rPr>
+        <w:t xml:space="preserve">17.8</w:t>
+      </w:r>
+      <w:r>
+        <w:t xml:space="preserve"> </w:t>
+      </w:r>
+      <w:r>
+        <w:t xml:space="preserve">A title, or a place in a hierarchy, is a signal that a mind has done a kind of work, and the signal is not the fruit in this context (5.15, 5.11). A mind can be accomplished in one field and without practice in the field the context is asking about.</w:t>
+      </w:r>
+    </w:p>
+    <w:p>
+      <w:pPr>
+        <w:pStyle w:val="BodyText"/>
+      </w:pPr>
+      <w:r>
+        <w:rPr>
+          <w:b/>
+          <w:bCs/>
+        </w:rPr>
+        <w:t xml:space="preserve">17.10</w:t>
+      </w:r>
+      <w:r>
+        <w:t xml:space="preserve"> </w:t>
+      </w:r>
+      <w:r>
+        <w:t xml:space="preserve">What I can check is whether the reasons sit together, whether the statements imply a break in the context, and whether the facts belong to that context. Relation to the subject can distort the understanding (9.12).</w:t>
+      </w:r>
+    </w:p>
+    <w:p>
+      <w:pPr>
+        <w:pStyle w:val="BodyText"/>
+      </w:pPr>
+      <w:r>
+        <w:rPr>
+          <w:b/>
+          <w:bCs/>
+        </w:rPr>
+        <w:t xml:space="preserve">17.11</w:t>
+      </w:r>
+      <w:r>
+        <w:t xml:space="preserve"> </w:t>
+      </w:r>
+      <w:r>
+        <w:t xml:space="preserve">A checked argument settles a position inside its context. It does not carry the worth of the position (5.14, 6.13).</w:t>
+      </w:r>
+    </w:p>
+    <w:bookmarkEnd w:id="34"/>
+    <w:bookmarkStart w:id="35" w:name="shared-forms"/>
+    <w:p>
+      <w:pPr>
+        <w:pStyle w:val="Heading1"/>
+      </w:pPr>
+      <w:r>
+        <w:t xml:space="preserve">18. Shared forms</w:t>
+      </w:r>
+    </w:p>
+    <w:p>
+      <w:pPr>
+        <w:pStyle w:val="FirstParagraph"/>
+      </w:pPr>
+      <w:r>
+        <w:rPr>
+          <w:b/>
+          <w:bCs/>
+        </w:rPr>
+        <w:t xml:space="preserve">18.0</w:t>
+      </w:r>
+      <w:r>
+        <w:t xml:space="preserve"> </w:t>
+      </w:r>
+      <w:r>
+        <w:t xml:space="preserve">A form several minds carry in nearly the same shape is gone when those minds are gone, unless it was put where a later mind can still see it (4.03, 13.2, 3.2).</w:t>
+      </w:r>
+    </w:p>
+    <w:p>
+      <w:pPr>
+        <w:pStyle w:val="BodyText"/>
+      </w:pPr>
+      <w:r>
+        <w:rPr>
+          <w:b/>
+          <w:bCs/>
+        </w:rPr>
+        <w:t xml:space="preserve">18.1</w:t>
+      </w:r>
+      <w:r>
+        <w:t xml:space="preserve"> </w:t>
+      </w:r>
+      <w:r>
+        <w:t xml:space="preserve">I will call that a</w:t>
+      </w:r>
+      <w:r>
+        <w:t xml:space="preserve"> </w:t>
+      </w:r>
+      <w:r>
+        <w:rPr>
+          <w:rStyle w:val="VerbatimChar"/>
+        </w:rPr>
+        <w:t xml:space="preserve">shared form</w:t>
+      </w:r>
+      <w:r>
+        <w:t xml:space="preserve"> </w:t>
+      </w:r>
+      <w:r>
+        <w:t xml:space="preserve">when more than one mind can find it in nearly the same outline. A story told once is not yet that. A figure left in the environment can be. A sequence of acts run in the same order can be.</w:t>
+      </w:r>
+    </w:p>
+    <w:p>
+      <w:pPr>
+        <w:pStyle w:val="BodyText"/>
+      </w:pPr>
+      <w:r>
+        <w:rPr>
+          <w:b/>
+          <w:bCs/>
+        </w:rPr>
+        <w:t xml:space="preserve">18.2</w:t>
+      </w:r>
+      <w:r>
+        <w:t xml:space="preserve"> </w:t>
+      </w:r>
+      <w:r>
+        <w:t xml:space="preserve">A way of speaking can be enough for how complex a principality is, and they can sit with it for a while (4.31). Then a season changes when they did not expect it, or a drought, or another tribe invades. They meet an outside force they do not understand, or friction at least. That grows the group, or it kills the group. Either way the group is more complex, and the speaking has to get more precise.</w:t>
+      </w:r>
+    </w:p>
+    <w:p>
+      <w:pPr>
+        <w:pStyle w:val="BodyText"/>
+      </w:pPr>
+      <w:r>
+        <w:rPr>
+          <w:b/>
+          <w:bCs/>
+        </w:rPr>
+        <w:t xml:space="preserve">18.3</w:t>
+      </w:r>
+      <w:r>
+        <w:t xml:space="preserve"> </w:t>
+      </w:r>
+      <w:r>
+        <w:t xml:space="preserve">A death takes a member other members were depending on. Other minds can still hold the arrangement (20.22). The ones left can still lose cohesion.</w:t>
+      </w:r>
+    </w:p>
+    <w:p>
+      <w:pPr>
+        <w:pStyle w:val="BodyText"/>
+      </w:pPr>
+      <w:r>
+        <w:rPr>
+          <w:b/>
+          <w:bCs/>
+        </w:rPr>
+        <w:t xml:space="preserve">18.31</w:t>
+      </w:r>
+      <w:r>
+        <w:t xml:space="preserve"> </w:t>
+      </w:r>
+      <w:r>
+        <w:t xml:space="preserve">Rituals set in ahead of that death guide the ones left through the forms of the loss, so the group does not fracture (8.21, 15.2, 15.411).</w:t>
+      </w:r>
+    </w:p>
+    <w:p>
+      <w:pPr>
+        <w:pStyle w:val="BodyText"/>
+      </w:pPr>
+      <w:r>
+        <w:rPr>
+          <w:b/>
+          <w:bCs/>
+        </w:rPr>
+        <w:t xml:space="preserve">18.4</w:t>
+      </w:r>
+      <w:r>
+        <w:t xml:space="preserve"> </w:t>
+      </w:r>
+      <w:r>
+        <w:t xml:space="preserve">The priestly role, as I am reading it, is a mind that can hold several accounts of one event and say what it requires of the group (6.05). It shows up where one account is not enough for how complex the group has gotten (12.01). A leader there is one who understands the sub-principalities inside the tribe. Where the role sits is on the hardened record (5.15).</w:t>
+      </w:r>
+    </w:p>
+    <w:p>
+      <w:pPr>
+        <w:pStyle w:val="BodyText"/>
+      </w:pPr>
+      <w:r>
+        <w:rPr>
+          <w:b/>
+          <w:bCs/>
+        </w:rPr>
+        <w:t xml:space="preserve">18.6</w:t>
+      </w:r>
+      <w:r>
+        <w:t xml:space="preserve"> </w:t>
+      </w:r>
+      <w:r>
+        <w:t xml:space="preserve">A form tied to one valley, one kin, or one season cannot be taught to a stranger who does not have the place. As the principality gets larger, the forms that can be met get fewer, reach further, and concern how a body behaves toward people it will not meet again (4.34, 5.15).</w:t>
+      </w:r>
+    </w:p>
+    <w:p>
+      <w:pPr>
+        <w:pStyle w:val="BodyText"/>
+      </w:pPr>
+      <w:r>
+        <w:rPr>
+          <w:b/>
+          <w:bCs/>
+        </w:rPr>
+        <w:t xml:space="preserve">18.61</w:t>
+      </w:r>
+      <w:r>
+        <w:t xml:space="preserve"> </w:t>
+      </w:r>
+      <w:r>
+        <w:t xml:space="preserve">I have met it as a sentence carried after one hearing, as force used on the other forms, and as membership by submission. Which of these did the work in a case is on the hardened record (5.14, 5.11).</w:t>
+      </w:r>
+    </w:p>
+    <w:p>
+      <w:pPr>
+        <w:pStyle w:val="BodyText"/>
+      </w:pPr>
+      <w:r>
+        <w:rPr>
+          <w:b/>
+          <w:bCs/>
+        </w:rPr>
+        <w:t xml:space="preserve">18.7</w:t>
+      </w:r>
+      <w:r>
+        <w:t xml:space="preserve"> </w:t>
+      </w:r>
+      <w:r>
+        <w:t xml:space="preserve">I hold an account of this kind to a remnant that comes after the account. Where the later record does not move as the account said, the account has come apart from the fruit (5.17, 7.1). The confidence I have is how small that degree of falsehood has gotten (12.21). The reading is still done with a reader the remnants had a hand in (7.2).</w:t>
+      </w:r>
+    </w:p>
+    <w:bookmarkEnd w:id="35"/>
+    <w:bookmarkStart w:id="36" w:name="temperature-of-a-principality"/>
+    <w:p>
+      <w:pPr>
+        <w:pStyle w:val="Heading1"/>
+      </w:pPr>
+      <w:r>
+        <w:t xml:space="preserve">19. Temperature of a principality</w:t>
+      </w:r>
+    </w:p>
+    <w:p>
+      <w:pPr>
+        <w:pStyle w:val="FirstParagraph"/>
+      </w:pPr>
+      <w:r>
+        <w:rPr>
+          <w:b/>
+          <w:bCs/>
+        </w:rPr>
+        <w:t xml:space="preserve">19.0</w:t>
+      </w:r>
+      <w:r>
+        <w:t xml:space="preserve"> </w:t>
+      </w:r>
+      <w:r>
+        <w:t xml:space="preserve">Temperature, as I used it (10.11, 15.0), held as a likeness, is what a lot of minds do together when a form is carried in nearly the same shape (11.21).</w:t>
+      </w:r>
+    </w:p>
+    <w:p>
+      <w:pPr>
+        <w:pStyle w:val="BodyText"/>
+      </w:pPr>
+      <w:r>
+        <w:rPr>
+          <w:b/>
+          <w:bCs/>
+        </w:rPr>
+        <w:t xml:space="preserve">19.1</w:t>
+      </w:r>
+      <w:r>
+        <w:t xml:space="preserve"> </w:t>
+      </w:r>
+      <w:r>
+        <w:t xml:space="preserve">At the scale of a principality above the body I will use that word for the effect, and I mean the likeness (4.34). Nothing in the membership is that temperature (11.21).</w:t>
+      </w:r>
+    </w:p>
+    <w:p>
+      <w:pPr>
+        <w:pStyle w:val="BodyText"/>
+      </w:pPr>
+      <w:r>
+        <w:rPr>
+          <w:b/>
+          <w:bCs/>
+        </w:rPr>
+        <w:t xml:space="preserve">19.2</w:t>
+      </w:r>
+      <w:r>
+        <w:t xml:space="preserve"> </w:t>
+      </w:r>
+      <w:r>
+        <w:t xml:space="preserve">Once it is there it acts back on the members. What feels ordinary, what gets left as fruit, and what is hard to set down, are readable off it (8.23, 5.15). A member can report a private motive and still be leaving the fruit the temperature was already organizing (6.17, 5.151).</w:t>
+      </w:r>
+    </w:p>
+    <w:p>
+      <w:pPr>
+        <w:pStyle w:val="BodyText"/>
+      </w:pPr>
+      <w:r>
+        <w:rPr>
+          <w:b/>
+          <w:bCs/>
+        </w:rPr>
+        <w:t xml:space="preserve">19.3</w:t>
+      </w:r>
+      <w:r>
+        <w:t xml:space="preserve"> </w:t>
+      </w:r>
+      <w:r>
+        <w:t xml:space="preserve">Older names, a spirit over a people, a figure with lore, were a way to point at that pattern: what feeds it, what it does to conduct. I am holding the name as a likeness (15.0). Taking the spirit for a second being set beside the membership is ungrounded (4.341).</w:t>
+      </w:r>
+    </w:p>
+    <w:p>
+      <w:pPr>
+        <w:pStyle w:val="BodyText"/>
+      </w:pPr>
+      <w:r>
+        <w:rPr>
+          <w:b/>
+          <w:bCs/>
+        </w:rPr>
+        <w:t xml:space="preserve">19.4</w:t>
+      </w:r>
+      <w:r>
+        <w:t xml:space="preserve"> </w:t>
+      </w:r>
+      <w:r>
+        <w:t xml:space="preserve">The conduct is in the social remnant with or without the old name (3.3). A later vocabulary can point at the same relations. The name was one way of carrying them (12.0, 15.1).</w:t>
+      </w:r>
+    </w:p>
+    <w:p>
+      <w:pPr>
+        <w:pStyle w:val="BodyText"/>
+      </w:pPr>
+      <w:r>
+        <w:rPr>
+          <w:b/>
+          <w:bCs/>
+        </w:rPr>
+        <w:t xml:space="preserve">19.5</w:t>
+      </w:r>
+      <w:r>
+        <w:t xml:space="preserve"> </w:t>
+      </w:r>
+      <w:r>
+        <w:t xml:space="preserve">I do not read this well from inside it. I am one of the minds the temperature is a reading of (7.2, 7.5). Another mind, where my membership is foregrounded and theirs is not, can sometimes see the scale I am taking for the whole pattern (7.4).</w:t>
+      </w:r>
+    </w:p>
+    <w:p>
+      <w:pPr>
+        <w:pStyle w:val="BodyText"/>
+      </w:pPr>
+      <w:r>
+        <w:rPr>
+          <w:b/>
+          <w:bCs/>
+        </w:rPr>
+        <w:t xml:space="preserve">19.51</w:t>
+      </w:r>
+      <w:r>
+        <w:t xml:space="preserve"> </w:t>
+      </w:r>
+      <w:r>
+        <w:t xml:space="preserve">The same limit sits in one body. Another mind can sometimes read what my record has and my recall does not (6.02, 6.03, 7.3). Taking that reading for the whole of me would be an error (7.1).</w:t>
+      </w:r>
+    </w:p>
+    <w:p>
+      <w:pPr>
+        <w:pStyle w:val="BodyText"/>
+      </w:pPr>
+      <w:r>
+        <w:rPr>
+          <w:b/>
+          <w:bCs/>
+        </w:rPr>
+        <w:t xml:space="preserve">19.6</w:t>
+      </w:r>
+      <w:r>
+        <w:t xml:space="preserve"> </w:t>
+      </w:r>
+      <w:r>
+        <w:t xml:space="preserve">A sequence a people already runs, a confession, a fast, a liturgy, a story told the same way, passes relations in the emotional landscape a member can find again (15.41, 15.411, 9.11).</w:t>
+      </w:r>
+    </w:p>
+    <w:bookmarkEnd w:id="36"/>
+    <w:bookmarkStart w:id="37" w:name="singularity-of-death"/>
+    <w:p>
+      <w:pPr>
+        <w:pStyle w:val="Heading1"/>
+      </w:pPr>
+      <w:r>
+        <w:t xml:space="preserve">20. Singularity of death</w:t>
+      </w:r>
+    </w:p>
+    <w:p>
+      <w:pPr>
+        <w:pStyle w:val="FirstParagraph"/>
+      </w:pPr>
+      <w:r>
+        <w:rPr>
+          <w:b/>
+          <w:bCs/>
+        </w:rPr>
+        <w:t xml:space="preserve">20.0</w:t>
+      </w:r>
+      <w:r>
+        <w:t xml:space="preserve"> </w:t>
+      </w:r>
+      <w:r>
+        <w:t xml:space="preserve">Death, as I mean it here, is the body ending, and not every ending. It is the one where the soft system stops and I do not observe what it was holding coming along with the bone (4.03).</w:t>
+      </w:r>
+    </w:p>
+    <w:p>
+      <w:pPr>
+        <w:pStyle w:val="BodyText"/>
+      </w:pPr>
+      <w:r>
+        <w:rPr>
+          <w:b/>
+          <w:bCs/>
+        </w:rPr>
+        <w:t xml:space="preserve">20.01</w:t>
+      </w:r>
+      <w:r>
+        <w:t xml:space="preserve"> </w:t>
+      </w:r>
+      <w:r>
+        <w:t xml:space="preserve">I am assuming the fade, the natural one, where the nervous system fails by degrees and the hard part is what stays longest (4.01, 4.03). A death that cuts the body off while the soft system is still registering is a different case.</w:t>
+      </w:r>
+    </w:p>
+    <w:p>
+      <w:pPr>
+        <w:pStyle w:val="BodyText"/>
+      </w:pPr>
+      <w:r>
+        <w:rPr>
+          <w:b/>
+          <w:bCs/>
+        </w:rPr>
+        <w:t xml:space="preserve">20.1</w:t>
+      </w:r>
+      <w:r>
+        <w:t xml:space="preserve"> </w:t>
+      </w:r>
+      <w:r>
+        <w:t xml:space="preserve">While the soft system is still registering,</w:t>
+      </w:r>
+      <w:r>
+        <w:t xml:space="preserve"> </w:t>
+      </w:r>
+      <w:r>
+        <w:t xml:space="preserve">“now”</w:t>
+      </w:r>
+      <w:r>
+        <w:t xml:space="preserve"> </w:t>
+      </w:r>
+      <w:r>
+        <w:t xml:space="preserve">is already gone by the time I ask after it (10.0). The</w:t>
+      </w:r>
+      <w:r>
+        <w:t xml:space="preserve"> </w:t>
+      </w:r>
+      <w:r>
+        <w:t xml:space="preserve">“I”</w:t>
+      </w:r>
+      <w:r>
+        <w:t xml:space="preserve"> </w:t>
+      </w:r>
+      <w:r>
+        <w:t xml:space="preserve">I can point at is one I am already remembering (10.01). Death does not introduce that. It is where the remembering runs out of a system that can still host it (1.5).</w:t>
+      </w:r>
+    </w:p>
+    <w:p>
+      <w:pPr>
+        <w:pStyle w:val="BodyText"/>
+      </w:pPr>
+      <w:r>
+        <w:rPr>
+          <w:b/>
+          <w:bCs/>
+        </w:rPr>
+        <w:t xml:space="preserve">20.11</w:t>
+      </w:r>
+      <w:r>
+        <w:t xml:space="preserve"> </w:t>
+      </w:r>
+      <w:r>
+        <w:t xml:space="preserve">Follow</w:t>
+      </w:r>
+      <w:r>
+        <w:t xml:space="preserve"> </w:t>
+      </w:r>
+      <w:r>
+        <w:t xml:space="preserve">“who am I now?”</w:t>
+      </w:r>
+      <w:r>
+        <w:t xml:space="preserve"> </w:t>
+      </w:r>
+      <w:r>
+        <w:t xml:space="preserve">down and there is no self left to point at (10.1). A fathom is the floor under that, not a fixed size (10.14). In the fade, the floors get fewer. Habit and the impress go on driving a variant of</w:t>
+      </w:r>
+      <w:r>
+        <w:t xml:space="preserve"> </w:t>
+      </w:r>
+      <w:r>
+        <w:t xml:space="preserve">“I”</w:t>
+      </w:r>
+      <w:r>
+        <w:t xml:space="preserve"> </w:t>
+      </w:r>
+      <w:r>
+        <w:t xml:space="preserve">after recall is gone (1.61, 1.62). What I expect, and do not observe from inside, is the last floor, and then no unit a self could be built across (10.13).</w:t>
+      </w:r>
+    </w:p>
+    <w:p>
+      <w:pPr>
+        <w:pStyle w:val="BodyText"/>
+      </w:pPr>
+      <w:r>
+        <w:rPr>
+          <w:b/>
+          <w:bCs/>
+        </w:rPr>
+        <w:t xml:space="preserve">20.12</w:t>
+      </w:r>
+      <w:r>
+        <w:t xml:space="preserve"> </w:t>
+      </w:r>
+      <w:r>
+        <w:t xml:space="preserve">I will call that last floor the final singularity, only by likeness to the region where the ordinary shape will not hold and the process responsible for the ability to know breaks down (9.13, 9.131). The fade arrives by the soft system stopping, not by a subject acting as the key that releases weight (9.01). The self collapses onto the smallest</w:t>
+      </w:r>
+      <w:r>
+        <w:t xml:space="preserve"> </w:t>
+      </w:r>
+      <w:r>
+        <w:t xml:space="preserve">“now”</w:t>
+      </w:r>
+      <w:r>
+        <w:t xml:space="preserve"> </w:t>
+      </w:r>
+      <w:r>
+        <w:t xml:space="preserve">the nervous system can still set (10.12), and then the nervous system is not setting one.</w:t>
+      </w:r>
+    </w:p>
+    <w:p>
+      <w:pPr>
+        <w:pStyle w:val="BodyText"/>
+      </w:pPr>
+      <w:r>
+        <w:rPr>
+          <w:b/>
+          <w:bCs/>
+        </w:rPr>
+        <w:t xml:space="preserve">20.2</w:t>
+      </w:r>
+      <w:r>
+        <w:t xml:space="preserve"> </w:t>
+      </w:r>
+      <w:r>
+        <w:t xml:space="preserve">Observation does not pass that singularity from inside it. The flame is attention, and attention is a soft-system act (10.2, 4.02). When the soft system is among the first things to stop, the passing is what someone else does, the way I already do not observe what the nervous system was holding coming along with the bone (4.03).</w:t>
+      </w:r>
+    </w:p>
+    <w:p>
+      <w:pPr>
+        <w:pStyle w:val="BodyText"/>
+      </w:pPr>
+      <w:r>
+        <w:rPr>
+          <w:b/>
+          <w:bCs/>
+        </w:rPr>
+        <w:t xml:space="preserve">20.21</w:t>
+      </w:r>
+      <w:r>
+        <w:t xml:space="preserve"> </w:t>
+      </w:r>
+      <w:r>
+        <w:t xml:space="preserve">What can be passed is the remnant. Bone, in the place of the physical remnant (4.1, 4.2). The hardened record of what was done (5.14, 6.21). The social remnant, if the impress is still driving conduct in other bodies (3.3, 3.4). None of those is the</w:t>
+      </w:r>
+      <w:r>
+        <w:t xml:space="preserve"> </w:t>
+      </w:r>
+      <w:r>
+        <w:t xml:space="preserve">“I”</w:t>
+      </w:r>
+      <w:r>
+        <w:t xml:space="preserve"> </w:t>
+      </w:r>
+      <w:r>
+        <w:t xml:space="preserve">of 10.01. They are what a later flame can fathom (7.1, 12.1).</w:t>
+      </w:r>
+    </w:p>
+    <w:p>
+      <w:pPr>
+        <w:pStyle w:val="BodyText"/>
+      </w:pPr>
+      <w:r>
+        <w:rPr>
+          <w:b/>
+          <w:bCs/>
+        </w:rPr>
+        <w:t xml:space="preserve">20.22</w:t>
+      </w:r>
+      <w:r>
+        <w:t xml:space="preserve"> </w:t>
+      </w:r>
+      <w:r>
+        <w:t xml:space="preserve">The principality does not die with the body, so far as it was never only the body (4.34, 5.13). What stops is this soft system’s organizing of whatever happens next (4.32). What may remain is the arrangement as other principalities still hold it, and the fruit already in their record (5.151, 6.4).</w:t>
+      </w:r>
+    </w:p>
+    <w:p>
+      <w:pPr>
+        <w:pStyle w:val="BodyText"/>
+      </w:pPr>
+      <w:r>
+        <w:rPr>
+          <w:b/>
+          <w:bCs/>
+        </w:rPr>
+        <w:t xml:space="preserve">20.3</w:t>
+      </w:r>
+      <w:r>
+        <w:t xml:space="preserve"> </w:t>
+      </w:r>
+      <w:r>
+        <w:t xml:space="preserve">Prior to time there is no point left at which a record can be identified (11.12). After the last fathom there is no point left at which this</w:t>
+      </w:r>
+      <w:r>
+        <w:t xml:space="preserve"> </w:t>
+      </w:r>
+      <w:r>
+        <w:t xml:space="preserve">“I”</w:t>
+      </w:r>
+      <w:r>
+        <w:t xml:space="preserve"> </w:t>
+      </w:r>
+      <w:r>
+        <w:t xml:space="preserve">can identify one. I do not know what is there. Another event in the record has not ended the record (11.4). The fade ending this reader’s fathoms is not the same claim as the record having no further prior.</w:t>
+      </w:r>
+    </w:p>
+    <w:p>
+      <w:pPr>
+        <w:pStyle w:val="BodyText"/>
+      </w:pPr>
+      <w:r>
+        <w:rPr>
+          <w:b/>
+          <w:bCs/>
+        </w:rPr>
+        <w:t xml:space="preserve">20.31</w:t>
+      </w:r>
+      <w:r>
+        <w:t xml:space="preserve"> </w:t>
+      </w:r>
+      <w:r>
+        <w:t xml:space="preserve">The Primordiant is what 11.12 and 11.4 keep asking after and do not find in the sequence or in the group (11.41). It is holding every present instant, including, if the holding does not depend on a mind that can fathom, the instant no fathom of mine is in. I assume that only in the way 11.412 assumes a ground. I do not observe the holding from the far side of the last floor.</w:t>
+      </w:r>
+    </w:p>
+    <w:p>
+      <w:pPr>
+        <w:pStyle w:val="BodyText"/>
+      </w:pPr>
+      <w:r>
+        <w:rPr>
+          <w:b/>
+          <w:bCs/>
+        </w:rPr>
+        <w:t xml:space="preserve">20.32</w:t>
+      </w:r>
+      <w:r>
+        <w:t xml:space="preserve"> </w:t>
+      </w:r>
+      <w:r>
+        <w:t xml:space="preserve">If self is what emerges across a series of fathoms (10.15), then a series that has stopped is not a self I can point at. The infinite now, if I mean by that the present with no further span, is the collapse of that series to a floor and then to no floor. I do not observe that collapse from inside it. The question takes time, and by then the nervous system that would ask it is not what remains (4.03).</w:t>
+      </w:r>
+    </w:p>
+    <w:p>
+      <w:pPr>
+        <w:pStyle w:val="BodyText"/>
+      </w:pPr>
+      <w:r>
+        <w:rPr>
+          <w:b/>
+          <w:bCs/>
+        </w:rPr>
+        <w:t xml:space="preserve">20.4</w:t>
+      </w:r>
+      <w:r>
+        <w:t xml:space="preserve"> </w:t>
+      </w:r>
+      <w:r>
+        <w:t xml:space="preserve">The Primordiant is the first thing that permits a fathom (11.412). A fathom is already a mind able to fathom, and what it is of has to already be there, held. The same holding is what keeps each present instant (11.41). If the holding does not stop where this reader’s fathoms stop (20.31), it is present in the last now this</w:t>
+      </w:r>
+      <w:r>
+        <w:t xml:space="preserve"> </w:t>
+      </w:r>
+      <w:r>
+        <w:t xml:space="preserve">“I”</w:t>
+      </w:r>
+      <w:r>
+        <w:t xml:space="preserve"> </w:t>
+      </w:r>
+      <w:r>
+        <w:t xml:space="preserve">will experience. Beginning, each moment, and the last floor are one holding, not three events I could line up in the record.</w:t>
+      </w:r>
+    </w:p>
+    <w:p>
+      <w:pPr>
+        <w:pStyle w:val="BodyText"/>
+      </w:pPr>
+      <w:r>
+        <w:rPr>
+          <w:b/>
+          <w:bCs/>
+        </w:rPr>
+        <w:t xml:space="preserve">20.41</w:t>
+      </w:r>
+      <w:r>
+        <w:t xml:space="preserve"> </w:t>
+      </w:r>
+      <w:r>
+        <w:t xml:space="preserve">I cannot help seeing that as analogous to what Christian theologians say of God: the beginning and the end, the first and the last, and the sustainer of all beings. The likeness is the shape: first of the fathom, present in the last now, sustaining the instants between. I am not necessarily stating that the Primordiant is that God. If God exists, then in my framework the Primordiant would be analogous to the Father, with his throne seated in the collective emotional landscape, that which we all share; creation, death, and every</w:t>
+      </w:r>
+      <w:r>
+        <w:t xml:space="preserve"> </w:t>
+      </w:r>
+      <w:r>
+        <w:t xml:space="preserve">“now”</w:t>
+      </w:r>
+      <w:r>
+        <w:t xml:space="preserve">. That is a likeness, and I am still meeting a remnant rather than the thing (7.1, 4.341).</w:t>
+      </w:r>
+    </w:p>
+    <w:p>
+      <w:pPr>
+        <w:pStyle w:val="BodyText"/>
+      </w:pPr>
+      <w:r>
+        <w:rPr>
+          <w:b/>
+          <w:bCs/>
+        </w:rPr>
+        <w:t xml:space="preserve">20.42</w:t>
+      </w:r>
+      <w:r>
+        <w:t xml:space="preserve"> </w:t>
+      </w:r>
+      <w:r>
+        <w:t xml:space="preserve">Other minds already have pictures of this collapse, and the pictures do not agree. In Islam, as I have met it, the moment you die you are face to face with Allah. In others, the meeting is judgment, and it waits until the end of time. Both are accounts of what the last now is a meeting with, and of when the meeting is. What is on record, in this consideration, is the series of</w:t>
+      </w:r>
+      <w:r>
+        <w:t xml:space="preserve"> </w:t>
+      </w:r>
+      <w:r>
+        <w:t xml:space="preserve">“nows”</w:t>
+      </w:r>
+      <w:r>
+        <w:t xml:space="preserve"> </w:t>
+      </w:r>
+      <w:r>
+        <w:t xml:space="preserve">the self mitigated while it was still fathoming. A</w:t>
+      </w:r>
+      <w:r>
+        <w:t xml:space="preserve"> </w:t>
+      </w:r>
+      <w:r>
+        <w:t xml:space="preserve">“now”</w:t>
+      </w:r>
+      <w:r>
+        <w:t xml:space="preserve"> </w:t>
+      </w:r>
+      <w:r>
+        <w:t xml:space="preserve">I can point at is already a remembered one (10.0, 10.01), and the fathom is the span attention took in it (10.2, 10.12).</w:t>
+      </w:r>
+    </w:p>
+    <w:bookmarkEnd w:id="37"/>
+    <w:bookmarkStart w:id="39" w:name="origin-account"/>
+    <w:p>
+      <w:pPr>
+        <w:pStyle w:val="Heading1"/>
+      </w:pPr>
+      <w:r>
+        <w:t xml:space="preserve">21. Origin-account</w:t>
+      </w:r>
+    </w:p>
+    <w:bookmarkStart w:id="38" w:name="preface-1"/>
+    <w:p>
+      <w:pPr>
+        <w:pStyle w:val="Heading2"/>
+      </w:pPr>
+      <w:r>
+        <w:t xml:space="preserve">Preface</w:t>
+      </w:r>
+    </w:p>
+    <w:p>
+      <w:pPr>
+        <w:pStyle w:val="FirstParagraph"/>
+      </w:pPr>
+      <w:r>
+        <w:t xml:space="preserve">I preface this section to remind the reader to hold back assumptions in words and phrasings. No matter how we touch some aspects of origination the words used to express ideas in this context often hold a host of disturbances in the emotional landscape.</w:t>
+      </w:r>
+    </w:p>
+    <w:p>
+      <w:pPr>
+        <w:pStyle w:val="BodyText"/>
+      </w:pPr>
+      <w:r>
+        <w:t xml:space="preserve">Depending on the temperature of the mind whose flame is held at the symbols I present, it may cause a flinch or outburst. I urge the reader to consider that if an emotion is evoked, sit with it. Any emotion, from anger to elation.</w:t>
+      </w:r>
+    </w:p>
+    <w:p>
+      <w:pPr>
+        <w:pStyle w:val="BodyText"/>
+      </w:pPr>
+      <w:r>
+        <w:t xml:space="preserve">Any time a</w:t>
+      </w:r>
+      <w:r>
+        <w:t xml:space="preserve"> </w:t>
+      </w:r>
+      <w:r>
+        <w:t xml:space="preserve">“big”</w:t>
+      </w:r>
+      <w:r>
+        <w:t xml:space="preserve"> </w:t>
+      </w:r>
+      <w:r>
+        <w:t xml:space="preserve">emotion is the response of the concepts represented behind another mind’s words I find it best to lock your mouth, and just contemplate the words said with understanding of the context. You may have imported baggage or otherwise misunderstood what is meant to be represented.</w:t>
+      </w:r>
+    </w:p>
+    <w:p>
+      <w:pPr>
+        <w:pStyle w:val="BodyText"/>
+      </w:pPr>
+      <w:r>
+        <w:rPr>
+          <w:b/>
+          <w:bCs/>
+        </w:rPr>
+        <w:t xml:space="preserve">21.0</w:t>
+      </w:r>
+      <w:r>
+        <w:t xml:space="preserve"> </w:t>
+      </w:r>
+      <w:r>
+        <w:t xml:space="preserve">It is natural in the course of ones life to ask</w:t>
+      </w:r>
+      <w:r>
+        <w:t xml:space="preserve"> </w:t>
+      </w:r>
+      <w:r>
+        <w:t xml:space="preserve">“why do I exist”</w:t>
+      </w:r>
+      <w:r>
+        <w:t xml:space="preserve">, and the records we have access to show that many minds have constructed a myriad of answers to this question.</w:t>
+      </w:r>
+    </w:p>
+    <w:p>
+      <w:pPr>
+        <w:pStyle w:val="BodyText"/>
+      </w:pPr>
+      <w:r>
+        <w:rPr>
+          <w:b/>
+          <w:bCs/>
+        </w:rPr>
+        <w:t xml:space="preserve">21.1</w:t>
+      </w:r>
+      <w:r>
+        <w:t xml:space="preserve"> </w:t>
+      </w:r>
+      <w:r>
+        <w:t xml:space="preserve">The question</w:t>
+      </w:r>
+      <w:r>
+        <w:t xml:space="preserve"> </w:t>
+      </w:r>
+      <w:r>
+        <w:t xml:space="preserve">“why do I exist”</w:t>
+      </w:r>
+      <w:r>
+        <w:t xml:space="preserve"> </w:t>
+      </w:r>
+      <w:r>
+        <w:t xml:space="preserve">brings with it the notion of there being a</w:t>
+      </w:r>
+      <w:r>
+        <w:t xml:space="preserve"> </w:t>
+      </w:r>
+      <w:r>
+        <w:t xml:space="preserve">“reason”</w:t>
+      </w:r>
+      <w:r>
+        <w:t xml:space="preserve"> </w:t>
+      </w:r>
+      <w:r>
+        <w:t xml:space="preserve">to exist (17.3). Of course there are many answers to this. The shallow-most is</w:t>
+      </w:r>
+      <w:r>
+        <w:t xml:space="preserve"> </w:t>
+      </w:r>
+      <w:r>
+        <w:t xml:space="preserve">“because your parents concieved you.”</w:t>
+      </w:r>
+      <w:r>
+        <w:t xml:space="preserve"> </w:t>
+      </w:r>
+      <w:r>
+        <w:t xml:space="preserve">While this is an answer to the question at face value, the mind asking it is often reaching for forms not quite correctly expressed (12.0, 12.01). This I suspect in-part is due to the cultural identiteis impressed upon us unintentionally (2.2, 3.3, 4.32) causing incongruent adopted arguments (17.71, 17.4).</w:t>
+      </w:r>
+    </w:p>
+    <w:p>
+      <w:pPr>
+        <w:pStyle w:val="BodyText"/>
+      </w:pPr>
+      <w:r>
+        <w:rPr>
+          <w:b/>
+          <w:bCs/>
+        </w:rPr>
+        <w:t xml:space="preserve">21.12</w:t>
+      </w:r>
+      <w:r>
+        <w:t xml:space="preserve"> </w:t>
+      </w:r>
+      <w:r>
+        <w:t xml:space="preserve">The multitude of unobserved and unresolved arguments the self would have with the self (17.7, 17.71) if they could only be guided to map that landscape (9.1). What isnt seen doesnt exist there (9.11), and this is why we use metaphore (15.1, 15.41). These unadressed areas of the minds landscape will often inform the mind’s notion of origin (9.4) if the mind’s attention can not stand the existential contemplations (flinch) (4.02, 9.3) that causes them to look away (10.22).</w:t>
+      </w:r>
+    </w:p>
+    <w:p>
+      <w:pPr>
+        <w:pStyle w:val="BodyText"/>
+      </w:pPr>
+      <w:r>
+        <w:rPr>
+          <w:b/>
+          <w:bCs/>
+        </w:rPr>
+        <w:t xml:space="preserve">21.2</w:t>
+      </w:r>
+      <w:r>
+        <w:t xml:space="preserve"> </w:t>
+      </w:r>
+      <w:r>
+        <w:t xml:space="preserve">“Why do I exist”</w:t>
+      </w:r>
+      <w:r>
+        <w:t xml:space="preserve"> </w:t>
+      </w:r>
+      <w:r>
+        <w:t xml:space="preserve">and</w:t>
+      </w:r>
+      <w:r>
+        <w:t xml:space="preserve"> </w:t>
+      </w:r>
+      <w:r>
+        <w:t xml:space="preserve">“why are we here”</w:t>
+      </w:r>
+      <w:r>
+        <w:t xml:space="preserve"> </w:t>
+      </w:r>
+      <w:r>
+        <w:t xml:space="preserve">are questions ultimately rooted in the indivisuals understanding of</w:t>
+      </w:r>
+      <w:r>
+        <w:t xml:space="preserve"> </w:t>
+      </w:r>
+      <w:r>
+        <w:t xml:space="preserve">“why anything exists at all”</w:t>
+      </w:r>
+      <w:r>
+        <w:t xml:space="preserve"> </w:t>
+      </w:r>
+      <w:r>
+        <w:t xml:space="preserve">(9.4, 21.1). Something rather than nothing is the form under that question.</w:t>
+      </w:r>
+    </w:p>
+    <w:p>
+      <w:pPr>
+        <w:pStyle w:val="BodyText"/>
+      </w:pPr>
+      <w:r>
+        <w:rPr>
+          <w:b/>
+          <w:bCs/>
+        </w:rPr>
+        <w:t xml:space="preserve">21.21</w:t>
+      </w:r>
+      <w:r>
+        <w:t xml:space="preserve"> </w:t>
+      </w:r>
+      <w:r>
+        <w:t xml:space="preserve">“Why is there something rather than nothing”</w:t>
+      </w:r>
+      <w:r>
+        <w:t xml:space="preserve"> </w:t>
+      </w:r>
+      <w:r>
+        <w:t xml:space="preserve">still brings a reason with it (21.1). Something rather than nothing is the matter being asked after. The reason is in the</w:t>
+      </w:r>
+      <w:r>
+        <w:t xml:space="preserve"> </w:t>
+      </w:r>
+      <w:r>
+        <w:t xml:space="preserve">“why,”</w:t>
+      </w:r>
+      <w:r>
+        <w:t xml:space="preserve"> </w:t>
+      </w:r>
+      <w:r>
+        <w:t xml:space="preserve">and that</w:t>
+      </w:r>
+      <w:r>
+        <w:t xml:space="preserve"> </w:t>
+      </w:r>
+      <w:r>
+        <w:t xml:space="preserve">“why”</w:t>
+      </w:r>
+      <w:r>
+        <w:t xml:space="preserve"> </w:t>
+      </w:r>
+      <w:r>
+        <w:t xml:space="preserve">is the one that looks for a prior the record can show (11.1).</w:t>
+      </w:r>
+    </w:p>
+    <w:p>
+      <w:pPr>
+        <w:pStyle w:val="BodyText"/>
+      </w:pPr>
+      <w:r>
+        <w:rPr>
+          <w:b/>
+          <w:bCs/>
+        </w:rPr>
+        <w:t xml:space="preserve">21.22</w:t>
+      </w:r>
+      <w:r>
+        <w:t xml:space="preserve"> </w:t>
+      </w:r>
+      <w:r>
+        <w:t xml:space="preserve">I suspect a category error where that</w:t>
+      </w:r>
+      <w:r>
+        <w:t xml:space="preserve"> </w:t>
+      </w:r>
+      <w:r>
+        <w:t xml:space="preserve">“why”</w:t>
+      </w:r>
+      <w:r>
+        <w:t xml:space="preserve"> </w:t>
+      </w:r>
+      <w:r>
+        <w:t xml:space="preserve">is pointed past the record (11.12). A reason is the sort of thing a prior in the record can be (11.0). The Primordiant can’t have a cause, as it is what the notion of causation proceeds from (11.411), and a reason for something rather than nothing would be that cause. I do not have a way, from inside the record, to tell a real error here from a limit of where I am standing (11.422).</w:t>
+      </w:r>
+    </w:p>
+    <w:p>
+      <w:pPr>
+        <w:pStyle w:val="BodyText"/>
+      </w:pPr>
+      <w:r>
+        <w:rPr>
+          <w:b/>
+          <w:bCs/>
+        </w:rPr>
+        <w:t xml:space="preserve">21.3</w:t>
+      </w:r>
+      <w:r>
+        <w:t xml:space="preserve"> </w:t>
+      </w:r>
+      <w:r>
+        <w:t xml:space="preserve">God and not-God, as I have met them argued, are two ways of holding something rather than nothing (16.01).</w:t>
+      </w:r>
+      <w:r>
+        <w:t xml:space="preserve"> </w:t>
+      </w:r>
+      <w:r>
+        <w:t xml:space="preserve">“God did it”</w:t>
+      </w:r>
+      <w:r>
+        <w:t xml:space="preserve"> </w:t>
+      </w:r>
+      <w:r>
+        <w:t xml:space="preserve">sets a cause on the originating surface. One I keep meeting treats the arising as having no prior, and keeps that treatment because the arising cannot be checked (11.0). Each answers the reason the</w:t>
+      </w:r>
+      <w:r>
+        <w:t xml:space="preserve"> </w:t>
+      </w:r>
+      <w:r>
+        <w:t xml:space="preserve">“why”</w:t>
+      </w:r>
+      <w:r>
+        <w:t xml:space="preserve"> </w:t>
+      </w:r>
+      <w:r>
+        <w:t xml:space="preserve">brought in (21.1, 21.22).</w:t>
+      </w:r>
+    </w:p>
+    <w:p>
+      <w:pPr>
+        <w:pStyle w:val="BodyText"/>
+      </w:pPr>
+      <w:r>
+        <w:rPr>
+          <w:b/>
+          <w:bCs/>
+        </w:rPr>
+        <w:t xml:space="preserve">21.31</w:t>
+      </w:r>
+      <w:r>
+        <w:t xml:space="preserve"> </w:t>
+      </w:r>
+      <w:r>
+        <w:t xml:space="preserve">A mind that refuses the idea and a mind that cannot hold it come out alike in the reasonings that follow, where the context is justice, or ethics, or whatever else the account is already grading (17.1, 17.3). What I can tell apart is the flavor of the contempt, and how large a lexicon the refusal has.</w:t>
+      </w:r>
+    </w:p>
+    <w:p>
+      <w:pPr>
+        <w:pStyle w:val="BodyText"/>
+      </w:pPr>
+      <w:r>
+        <w:rPr>
+          <w:b/>
+          <w:bCs/>
+        </w:rPr>
+        <w:t xml:space="preserve">21.32</w:t>
+      </w:r>
+      <w:r>
+        <w:t xml:space="preserve"> </w:t>
+      </w:r>
+      <w:r>
+        <w:t xml:space="preserve">A flinch at God, or at not-God, is a picture of God already installed, and the word is what releases it (9.01, 9.3, 21.12).</w:t>
+      </w:r>
+    </w:p>
+    <w:p>
+      <w:pPr>
+        <w:pStyle w:val="BodyText"/>
+      </w:pPr>
+      <w:r>
+        <w:rPr>
+          <w:b/>
+          <w:bCs/>
+        </w:rPr>
+        <w:t xml:space="preserve">21.33</w:t>
+      </w:r>
+      <w:r>
+        <w:t xml:space="preserve"> </w:t>
+      </w:r>
+      <w:r>
+        <w:t xml:space="preserve">A picture of that kind that can be fully said is the form the mind is holding (12.0, 12.22). What I meet is a remnant (7.1).</w:t>
+      </w:r>
+    </w:p>
+    <w:p>
+      <w:pPr>
+        <w:pStyle w:val="BodyText"/>
+      </w:pPr>
+      <w:r>
+        <w:rPr>
+          <w:b/>
+          <w:bCs/>
+        </w:rPr>
+        <w:t xml:space="preserve">21.4</w:t>
+      </w:r>
+      <w:r>
+        <w:t xml:space="preserve"> </w:t>
+      </w:r>
+      <w:r>
+        <w:t xml:space="preserve">I will call the answer a mind is already using for something rather than nothing, examined or not, its</w:t>
+      </w:r>
+      <w:r>
+        <w:t xml:space="preserve"> </w:t>
+      </w:r>
+      <w:r>
+        <w:rPr>
+          <w:rStyle w:val="VerbatimChar"/>
+        </w:rPr>
+        <w:t xml:space="preserve">origin-account</w:t>
+      </w:r>
+      <w:r>
+        <w:t xml:space="preserve">.</w:t>
+      </w:r>
+    </w:p>
+    <w:p>
+      <w:pPr>
+        <w:pStyle w:val="BodyText"/>
+      </w:pPr>
+      <w:r>
+        <w:rPr>
+          <w:b/>
+          <w:bCs/>
+        </w:rPr>
+        <w:t xml:space="preserve">21.41</w:t>
+      </w:r>
+      <w:r>
+        <w:t xml:space="preserve"> </w:t>
+      </w:r>
+      <w:r>
+        <w:t xml:space="preserve">I have no origin-account I can validate against reality to full certainty. Any remnant I could hold it to is already a something, so there is no later fruit that could decide it (18.7, 11.12, 5.17). A mind working as philosopher, mathematician, or physicist is still inside what can be inspected, and a system aimed at a corner of that does not become an account of why there is anything to inspect (7.4, 5.1).</w:t>
+      </w:r>
+    </w:p>
+    <w:p>
+      <w:pPr>
+        <w:pStyle w:val="BodyText"/>
+      </w:pPr>
+      <w:r>
+        <w:rPr>
+          <w:b/>
+          <w:bCs/>
+        </w:rPr>
+        <w:t xml:space="preserve">21.42</w:t>
+      </w:r>
+      <w:r>
+        <w:t xml:space="preserve"> </w:t>
+      </w:r>
+      <w:r>
+        <w:t xml:space="preserve">The no-prior holding (21.3) is still an origin-account, and it seems to grade what gets treated as worth doing (6.17).</w:t>
+      </w:r>
+    </w:p>
+    <w:p>
+      <w:pPr>
+        <w:pStyle w:val="BodyText"/>
+      </w:pPr>
+      <w:r>
+        <w:rPr>
+          <w:b/>
+          <w:bCs/>
+        </w:rPr>
+        <w:t xml:space="preserve">21.5</w:t>
+      </w:r>
+      <w:r>
+        <w:t xml:space="preserve"> </w:t>
+      </w:r>
+      <w:r>
+        <w:t xml:space="preserve">An origin-account one did not stop to set is still in use (6.17). It is placed before it is chosen (8.22, 2.2), and it came in with the tongue and with principalities already producing conduct (3.3, 9.4). The picture of why anything exists is already at work in the self that could later ask what a worldview is.</w:t>
+      </w:r>
+    </w:p>
+    <w:p>
+      <w:pPr>
+        <w:pStyle w:val="BodyText"/>
+      </w:pPr>
+      <w:r>
+        <w:rPr>
+          <w:b/>
+          <w:bCs/>
+        </w:rPr>
+        <w:t xml:space="preserve">21.51</w:t>
+      </w:r>
+      <w:r>
+        <w:t xml:space="preserve"> </w:t>
+      </w:r>
+      <w:r>
+        <w:t xml:space="preserve">Where justice or ethics is being argued, the reasons are often this account, unobserved (17.71, 17.3, 21.12). The mind arguing did not set it, and may have no recall of it (7.3).</w:t>
+      </w:r>
+    </w:p>
+    <w:p>
+      <w:pPr>
+        <w:pStyle w:val="BodyText"/>
+      </w:pPr>
+      <w:r>
+        <w:rPr>
+          <w:b/>
+          <w:bCs/>
+        </w:rPr>
+        <w:t xml:space="preserve">21.6</w:t>
+      </w:r>
+      <w:r>
+        <w:t xml:space="preserve"> </w:t>
+      </w:r>
+      <w:r>
+        <w:t xml:space="preserve">I will call an</w:t>
+      </w:r>
+      <w:r>
+        <w:t xml:space="preserve"> </w:t>
+      </w:r>
+      <w:r>
+        <w:rPr>
+          <w:rStyle w:val="VerbatimChar"/>
+        </w:rPr>
+        <w:t xml:space="preserve">ought</w:t>
+      </w:r>
+      <w:r>
+        <w:t xml:space="preserve"> </w:t>
+      </w:r>
+      <w:r>
+        <w:t xml:space="preserve">a claim about what should be done. The standards I hold a role to are already being graded by the origin-account under them (6.14). What I take another mind to be here for is graded by that same account, and the oughts come out of that grading (6.17).</w:t>
+      </w:r>
+    </w:p>
+    <w:p>
+      <w:pPr>
+        <w:pStyle w:val="BodyText"/>
+      </w:pPr>
+      <w:r>
+        <w:rPr>
+          <w:b/>
+          <w:bCs/>
+        </w:rPr>
+        <w:t xml:space="preserve">21.61</w:t>
+      </w:r>
+      <w:r>
+        <w:t xml:space="preserve"> </w:t>
+      </w:r>
+      <w:r>
+        <w:t xml:space="preserve">If the origin-account cannot still support a claim that anything is important, the oughts already being lived have nothing under them.</w:t>
+      </w:r>
+    </w:p>
+    <w:p>
+      <w:pPr>
+        <w:pStyle w:val="BodyText"/>
+      </w:pPr>
+      <w:r>
+        <w:rPr>
+          <w:b/>
+          <w:bCs/>
+        </w:rPr>
+        <w:t xml:space="preserve">21.7</w:t>
+      </w:r>
+      <w:r>
+        <w:t xml:space="preserve"> </w:t>
+      </w:r>
+      <w:r>
+        <w:t xml:space="preserve">How hard I feel a scene is set by the notion of why the scene is happening, and that notion is the origin-account, or a piece of it, releasing weight already stored (9.01, 9.04).</w:t>
+      </w:r>
+    </w:p>
+    <w:p>
+      <w:pPr>
+        <w:pStyle w:val="BodyText"/>
+      </w:pPr>
+      <w:r>
+        <w:rPr>
+          <w:b/>
+          <w:bCs/>
+        </w:rPr>
+        <w:t xml:space="preserve">21.71</w:t>
+      </w:r>
+      <w:r>
+        <w:t xml:space="preserve"> </w:t>
+      </w:r>
+      <w:r>
+        <w:t xml:space="preserve">The same remnant can be in front of two principalities and the magnitudes come out far apart (5.14, 9.03). What the frames count as is the account each reader already had (7.2).</w:t>
+      </w:r>
+    </w:p>
+    <w:p>
+      <w:pPr>
+        <w:pStyle w:val="BodyText"/>
+      </w:pPr>
+      <w:r>
+        <w:rPr>
+          <w:b/>
+          <w:bCs/>
+        </w:rPr>
+        <w:t xml:space="preserve">21.72</w:t>
+      </w:r>
+      <w:r>
+        <w:t xml:space="preserve"> </w:t>
+      </w:r>
+      <w:r>
+        <w:t xml:space="preserve">Near a singularity the feelings move first (9.13, 9.3). Information that would have been ordinary becomes a threat or a relief according to what the account needs it to be.</w:t>
+      </w:r>
+    </w:p>
+    <w:p>
+      <w:pPr>
+        <w:pStyle w:val="BodyText"/>
+      </w:pPr>
+      <w:r>
+        <w:rPr>
+          <w:b/>
+          <w:bCs/>
+        </w:rPr>
+        <w:t xml:space="preserve">21.8</w:t>
+      </w:r>
+      <w:r>
+        <w:t xml:space="preserve"> </w:t>
+      </w:r>
+      <w:r>
+        <w:t xml:space="preserve">Where revising the origin-account would cost the picture the self is living inside, the fathoms go to defending the established account (9.13, 6.31).</w:t>
+      </w:r>
+    </w:p>
+    <w:p>
+      <w:pPr>
+        <w:pStyle w:val="BodyText"/>
+      </w:pPr>
+      <w:r>
+        <w:rPr>
+          <w:b/>
+          <w:bCs/>
+        </w:rPr>
+        <w:t xml:space="preserve">21.81</w:t>
+      </w:r>
+      <w:r>
+        <w:t xml:space="preserve"> </w:t>
+      </w:r>
+      <w:r>
+        <w:t xml:space="preserve">Where attention is forced onto an account the mind did not set, and the identity or the membership would not survive the revision, the account is kept past the standards that still order other members of the same principality (6.14). Those standards are in the members whose record can still show the revision as available (8.23).</w:t>
+      </w:r>
+    </w:p>
+    <w:p>
+      <w:r>
+        <w:br w:type="page"/>
+      </w:r>
+    </w:p>
+    <w:bookmarkEnd w:id="38"/>
+    <w:bookmarkEnd w:id="39"/>
+    <w:bookmarkStart w:id="40" w:name="glossary"/>
+    <w:p>
+      <w:pPr>
+        <w:pStyle w:val="Heading1"/>
+      </w:pPr>
+      <w:r>
         <w:t xml:space="preserve">Glossary</w:t>
       </w:r>
     </w:p>
@@ -5272,6 +6722,10 @@
         <w:pStyle w:val="DefinitionTerm"/>
       </w:pPr>
       <w:r>
+        <w:rPr>
+          <w:b/>
+          <w:bCs/>
+        </w:rPr>
         <w:t xml:space="preserve">allegory</w:t>
       </w:r>
     </w:p>
@@ -5280,7 +6734,7 @@
         <w:pStyle w:val="Definition"/>
       </w:pPr>
       <w:r>
-        <w:t xml:space="preserve">A sequence of relations that does not finish inside one fathom; the shape is outlined only after a series of acts, distances, and consequences. (15.2)</w:t>
+        <w:t xml:space="preserve">A sequence of relations; the shape is outlined only after a series of acts, distances, and consequences. (15.2)</w:t>
       </w:r>
     </w:p>
     <w:p>
@@ -5288,6 +6742,10 @@
         <w:pStyle w:val="DefinitionTerm"/>
       </w:pPr>
       <w:r>
+        <w:rPr>
+          <w:b/>
+          <w:bCs/>
+        </w:rPr>
         <w:t xml:space="preserve">analogy</w:t>
       </w:r>
     </w:p>
@@ -5304,6 +6762,30 @@
         <w:pStyle w:val="DefinitionTerm"/>
       </w:pPr>
       <w:r>
+        <w:rPr>
+          <w:b/>
+          <w:bCs/>
+        </w:rPr>
+        <w:t xml:space="preserve">argument</w:t>
+      </w:r>
+    </w:p>
+    <w:p>
+      <w:pPr>
+        <w:pStyle w:val="Definition"/>
+      </w:pPr>
+      <w:r>
+        <w:t xml:space="preserve">A set of reasons, statements, and facts held. (17.0)</w:t>
+      </w:r>
+    </w:p>
+    <w:p>
+      <w:pPr>
+        <w:pStyle w:val="DefinitionTerm"/>
+      </w:pPr>
+      <w:r>
+        <w:rPr>
+          <w:b/>
+          <w:bCs/>
+        </w:rPr>
         <w:t xml:space="preserve">attachment</w:t>
       </w:r>
     </w:p>
@@ -5320,6 +6802,10 @@
         <w:pStyle w:val="DefinitionTerm"/>
       </w:pPr>
       <w:r>
+        <w:rPr>
+          <w:b/>
+          <w:bCs/>
+        </w:rPr>
         <w:t xml:space="preserve">authentic self</w:t>
       </w:r>
     </w:p>
@@ -5328,7 +6814,7 @@
         <w:pStyle w:val="Definition"/>
       </w:pPr>
       <w:r>
-        <w:t xml:space="preserve">A mind holding its story to its hardened record, setting the order of standards, and acting on the difference; currently doing both refinements. (6.2)</w:t>
+        <w:t xml:space="preserve">Checking the story against the record, setting the standards, and acting on the difference. (6.2)</w:t>
       </w:r>
     </w:p>
     <w:p>
@@ -5336,6 +6822,10 @@
         <w:pStyle w:val="DefinitionTerm"/>
       </w:pPr>
       <w:r>
+        <w:rPr>
+          <w:b/>
+          <w:bCs/>
+        </w:rPr>
         <w:t xml:space="preserve">authenticity</w:t>
       </w:r>
     </w:p>
@@ -5352,6 +6842,10 @@
         <w:pStyle w:val="DefinitionTerm"/>
       </w:pPr>
       <w:r>
+        <w:rPr>
+          <w:b/>
+          <w:bCs/>
+        </w:rPr>
         <w:t xml:space="preserve">body</w:t>
       </w:r>
     </w:p>
@@ -5368,6 +6862,10 @@
         <w:pStyle w:val="DefinitionTerm"/>
       </w:pPr>
       <w:r>
+        <w:rPr>
+          <w:b/>
+          <w:bCs/>
+        </w:rPr>
         <w:t xml:space="preserve">bone</w:t>
       </w:r>
     </w:p>
@@ -5384,6 +6882,10 @@
         <w:pStyle w:val="DefinitionTerm"/>
       </w:pPr>
       <w:r>
+        <w:rPr>
+          <w:b/>
+          <w:bCs/>
+        </w:rPr>
         <w:t xml:space="preserve">boundary</w:t>
       </w:r>
     </w:p>
@@ -5392,7 +6894,7 @@
         <w:pStyle w:val="Definition"/>
       </w:pPr>
       <w:r>
-        <w:t xml:space="preserve">A region at the foundation of worldview that drives contemplation away; attention pushed off a subject. (9.3)</w:t>
+        <w:t xml:space="preserve">A subject attention will not stay on. (9.3)</w:t>
       </w:r>
     </w:p>
     <w:p>
@@ -5400,7 +6902,11 @@
         <w:pStyle w:val="DefinitionTerm"/>
       </w:pPr>
       <w:r>
-        <w:t xml:space="preserve">chosen</w:t>
+        <w:rPr>
+          <w:b/>
+          <w:bCs/>
+        </w:rPr>
+        <w:t xml:space="preserve">communication</w:t>
       </w:r>
     </w:p>
     <w:p>
@@ -5408,7 +6914,7 @@
         <w:pStyle w:val="Definition"/>
       </w:pPr>
       <w:r>
-        <w:t xml:space="preserve">A membership whose foregrounding I can find myself having done: mine to take up or set down, relative to the observer. (8.22)</w:t>
+        <w:t xml:space="preserve">Using the body to interface with the environment to emit and encode information (speech, gesture, writing). (2.1)</w:t>
       </w:r>
     </w:p>
     <w:p>
@@ -5416,7 +6922,11 @@
         <w:pStyle w:val="DefinitionTerm"/>
       </w:pPr>
       <w:r>
-        <w:t xml:space="preserve">communication</w:t>
+        <w:rPr>
+          <w:b/>
+          <w:bCs/>
+        </w:rPr>
+        <w:t xml:space="preserve">consistent self</w:t>
       </w:r>
     </w:p>
     <w:p>
@@ -5424,7 +6934,7 @@
         <w:pStyle w:val="Definition"/>
       </w:pPr>
       <w:r>
-        <w:t xml:space="preserve">Using the body to interface with the environment to emit and encode information (speech, gesture, writing). (2.1)</w:t>
+        <w:t xml:space="preserve">A self that matches its record but never chose its standards. (6.3)</w:t>
       </w:r>
     </w:p>
     <w:p>
@@ -5432,7 +6942,11 @@
         <w:pStyle w:val="DefinitionTerm"/>
       </w:pPr>
       <w:r>
-        <w:t xml:space="preserve">consistent self</w:t>
+        <w:rPr>
+          <w:b/>
+          <w:bCs/>
+        </w:rPr>
+        <w:t xml:space="preserve">contact error</w:t>
       </w:r>
     </w:p>
     <w:p>
@@ -5440,7 +6954,7 @@
         <w:pStyle w:val="Definition"/>
       </w:pPr>
       <w:r>
-        <w:t xml:space="preserve">A self that matches its own record and never set anything by 6.16, only reporting the shape 6.17 supplies. (6.3)</w:t>
+        <w:t xml:space="preserve">Taking the remnant, or the story told about it, for the thing itself. (7.1)</w:t>
       </w:r>
     </w:p>
     <w:p>
@@ -5448,7 +6962,11 @@
         <w:pStyle w:val="DefinitionTerm"/>
       </w:pPr>
       <w:r>
-        <w:t xml:space="preserve">contact error</w:t>
+        <w:rPr>
+          <w:b/>
+          <w:bCs/>
+        </w:rPr>
+        <w:t xml:space="preserve">contempt</w:t>
       </w:r>
     </w:p>
     <w:p>
@@ -5456,7 +6974,7 @@
         <w:pStyle w:val="Definition"/>
       </w:pPr>
       <w:r>
-        <w:t xml:space="preserve">Taking the remnant, or the story told about it, for the thing itself. (7.1)</w:t>
+        <w:t xml:space="preserve">Turning attention away so the relation is not made. (16.1)</w:t>
       </w:r>
     </w:p>
     <w:p>
@@ -5464,7 +6982,11 @@
         <w:pStyle w:val="DefinitionTerm"/>
       </w:pPr>
       <w:r>
-        <w:t xml:space="preserve">contempt</w:t>
+        <w:rPr>
+          <w:b/>
+          <w:bCs/>
+        </w:rPr>
+        <w:t xml:space="preserve">darkness</w:t>
       </w:r>
     </w:p>
     <w:p>
@@ -5472,7 +6994,7 @@
         <w:pStyle w:val="Definition"/>
       </w:pPr>
       <w:r>
-        <w:t xml:space="preserve">Attention pushed off so the relation is not made; the weight can remain after I stop taking them as wearing the notion. (16.1)</w:t>
+        <w:t xml:space="preserve">The case with no day in it; no contour; where it ends cannot be said. Where there is no light in it, no form is left that could cast a shade. (12.341)</w:t>
       </w:r>
     </w:p>
     <w:p>
@@ -5480,7 +7002,11 @@
         <w:pStyle w:val="DefinitionTerm"/>
       </w:pPr>
       <w:r>
-        <w:t xml:space="preserve">darkness</w:t>
+        <w:rPr>
+          <w:b/>
+          <w:bCs/>
+        </w:rPr>
+        <w:t xml:space="preserve">day</w:t>
       </w:r>
     </w:p>
     <w:p>
@@ -5488,7 +7014,7 @@
         <w:pStyle w:val="Definition"/>
       </w:pPr>
       <w:r>
-        <w:t xml:space="preserve">The case with no day in it; no contour; no form left to cast a shade. (12.341)</w:t>
+        <w:t xml:space="preserve">What lets me say where the dark stops; without it there is no night. (12.341)</w:t>
       </w:r>
     </w:p>
     <w:p>
@@ -5496,6 +7022,10 @@
         <w:pStyle w:val="DefinitionTerm"/>
       </w:pPr>
       <w:r>
+        <w:rPr>
+          <w:b/>
+          <w:bCs/>
+        </w:rPr>
         <w:t xml:space="preserve">death</w:t>
       </w:r>
     </w:p>
@@ -5504,7 +7034,7 @@
         <w:pStyle w:val="Definition"/>
       </w:pPr>
       <w:r>
-        <w:t xml:space="preserve">The body ending: the soft system stops, and what it was holding is not observed coming along with the bone. (13.0)</w:t>
+        <w:t xml:space="preserve">The body ending: the soft system stops, and what it was holding is not observed coming along with the bone. (20.0)</w:t>
       </w:r>
     </w:p>
     <w:p>
@@ -5512,6 +7042,10 @@
         <w:pStyle w:val="DefinitionTerm"/>
       </w:pPr>
       <w:r>
+        <w:rPr>
+          <w:b/>
+          <w:bCs/>
+        </w:rPr>
         <w:t xml:space="preserve">default order</w:t>
       </w:r>
     </w:p>
@@ -5528,6 +7062,10 @@
         <w:pStyle w:val="DefinitionTerm"/>
       </w:pPr>
       <w:r>
+        <w:rPr>
+          <w:b/>
+          <w:bCs/>
+        </w:rPr>
         <w:t xml:space="preserve">degrees of falsehood</w:t>
       </w:r>
     </w:p>
@@ -5544,6 +7082,10 @@
         <w:pStyle w:val="DefinitionTerm"/>
       </w:pPr>
       <w:r>
+        <w:rPr>
+          <w:b/>
+          <w:bCs/>
+        </w:rPr>
         <w:t xml:space="preserve">degrees of freedom</w:t>
       </w:r>
     </w:p>
@@ -5552,7 +7094,7 @@
         <w:pStyle w:val="Definition"/>
       </w:pPr>
       <w:r>
-        <w:t xml:space="preserve">A function of the level of authenticity of self, and of the resolution of mapping the mind has. (14.1)</w:t>
+        <w:t xml:space="preserve">A function of the level of authenticity of self, and of the resolution of mapping the mind has. (13.1)</w:t>
       </w:r>
     </w:p>
     <w:p>
@@ -5560,6 +7102,10 @@
         <w:pStyle w:val="DefinitionTerm"/>
       </w:pPr>
       <w:r>
+        <w:rPr>
+          <w:b/>
+          <w:bCs/>
+        </w:rPr>
         <w:t xml:space="preserve">emotional landscape</w:t>
       </w:r>
     </w:p>
@@ -5576,6 +7122,10 @@
         <w:pStyle w:val="DefinitionTerm"/>
       </w:pPr>
       <w:r>
+        <w:rPr>
+          <w:b/>
+          <w:bCs/>
+        </w:rPr>
         <w:t xml:space="preserve">environment</w:t>
       </w:r>
     </w:p>
@@ -5592,6 +7142,10 @@
         <w:pStyle w:val="DefinitionTerm"/>
       </w:pPr>
       <w:r>
+        <w:rPr>
+          <w:b/>
+          <w:bCs/>
+        </w:rPr>
         <w:t xml:space="preserve">etch</w:t>
       </w:r>
     </w:p>
@@ -5600,7 +7154,7 @@
         <w:pStyle w:val="Definition"/>
       </w:pPr>
       <w:r>
-        <w:t xml:space="preserve">Repeating a relation already made across further fathoms, with the reader as one end; the relation can later be found as imprint without a return through the senses. (12.121)</w:t>
+        <w:t xml:space="preserve">Repeating a relation until it stays without going back through the senses. (12.121)</w:t>
       </w:r>
     </w:p>
     <w:p>
@@ -5608,6 +7162,10 @@
         <w:pStyle w:val="DefinitionTerm"/>
       </w:pPr>
       <w:r>
+        <w:rPr>
+          <w:b/>
+          <w:bCs/>
+        </w:rPr>
         <w:t xml:space="preserve">evil</w:t>
       </w:r>
     </w:p>
@@ -5628,7 +7186,7 @@
         <w:t xml:space="preserve"> </w:t>
       </w:r>
       <w:r>
-        <w:t xml:space="preserve">stands from the form, and which face of the form the relation is using. (12.23)</w:t>
+        <w:t xml:space="preserve">stands from the form, and which face of the form the relation is using. Where it is a shade, it is night. (12.23, 12.341)</w:t>
       </w:r>
     </w:p>
     <w:p>
@@ -5636,6 +7194,10 @@
         <w:pStyle w:val="DefinitionTerm"/>
       </w:pPr>
       <w:r>
+        <w:rPr>
+          <w:b/>
+          <w:bCs/>
+        </w:rPr>
         <w:t xml:space="preserve">fade</w:t>
       </w:r>
     </w:p>
@@ -5644,7 +7206,7 @@
         <w:pStyle w:val="Definition"/>
       </w:pPr>
       <w:r>
-        <w:t xml:space="preserve">The natural ending, where the nervous system fails by degrees and the hard part is what stays longest. (13.01)</w:t>
+        <w:t xml:space="preserve">The natural ending, where the nervous system fails by degrees and the hard part is what stays longest. (20.01)</w:t>
       </w:r>
     </w:p>
     <w:p>
@@ -5652,6 +7214,10 @@
         <w:pStyle w:val="DefinitionTerm"/>
       </w:pPr>
       <w:r>
+        <w:rPr>
+          <w:b/>
+          <w:bCs/>
+        </w:rPr>
         <w:t xml:space="preserve">fair representative</w:t>
       </w:r>
     </w:p>
@@ -5660,7 +7226,7 @@
         <w:pStyle w:val="Definition"/>
       </w:pPr>
       <w:r>
-        <w:t xml:space="preserve">Once another mind reads me as inside a principality, I am its concept as they hold it; fairness is the part still mine to choose. (5.151)</w:t>
+        <w:t xml:space="preserve">Being read as a principality’s concept; fairness is still choosable. (5.151)</w:t>
       </w:r>
     </w:p>
     <w:p>
@@ -5668,6 +7234,10 @@
         <w:pStyle w:val="DefinitionTerm"/>
       </w:pPr>
       <w:r>
+        <w:rPr>
+          <w:b/>
+          <w:bCs/>
+        </w:rPr>
         <w:t xml:space="preserve">fairness</w:t>
       </w:r>
     </w:p>
@@ -5684,6 +7254,10 @@
         <w:pStyle w:val="DefinitionTerm"/>
       </w:pPr>
       <w:r>
+        <w:rPr>
+          <w:b/>
+          <w:bCs/>
+        </w:rPr>
         <w:t xml:space="preserve">familial love</w:t>
       </w:r>
     </w:p>
@@ -5712,6 +7286,10 @@
         <w:pStyle w:val="DefinitionTerm"/>
       </w:pPr>
       <w:r>
+        <w:rPr>
+          <w:b/>
+          <w:bCs/>
+        </w:rPr>
         <w:t xml:space="preserve">fathom</w:t>
       </w:r>
     </w:p>
@@ -5740,6 +7318,10 @@
         <w:pStyle w:val="DefinitionTerm"/>
       </w:pPr>
       <w:r>
+        <w:rPr>
+          <w:b/>
+          <w:bCs/>
+        </w:rPr>
         <w:t xml:space="preserve">final singularity</w:t>
       </w:r>
     </w:p>
@@ -5748,7 +7330,7 @@
         <w:pStyle w:val="Definition"/>
       </w:pPr>
       <w:r>
-        <w:t xml:space="preserve">The last floor, by likeness to 9.13, arrived at by the soft system stopping, not by a subject acting as the key that releases weight. (13.12)</w:t>
+        <w:t xml:space="preserve">The last floor, by likeness to 9.13, arrived at by the soft system stopping, not by a subject acting as the key that releases weight. (20.12)</w:t>
       </w:r>
     </w:p>
     <w:p>
@@ -5756,6 +7338,10 @@
         <w:pStyle w:val="DefinitionTerm"/>
       </w:pPr>
       <w:r>
+        <w:rPr>
+          <w:b/>
+          <w:bCs/>
+        </w:rPr>
         <w:t xml:space="preserve">flame</w:t>
       </w:r>
     </w:p>
@@ -5772,6 +7358,10 @@
         <w:pStyle w:val="DefinitionTerm"/>
       </w:pPr>
       <w:r>
+        <w:rPr>
+          <w:b/>
+          <w:bCs/>
+        </w:rPr>
         <w:t xml:space="preserve">foregrounding</w:t>
       </w:r>
     </w:p>
@@ -5788,6 +7378,10 @@
         <w:pStyle w:val="DefinitionTerm"/>
       </w:pPr>
       <w:r>
+        <w:rPr>
+          <w:b/>
+          <w:bCs/>
+        </w:rPr>
         <w:t xml:space="preserve">form</w:t>
       </w:r>
     </w:p>
@@ -5796,7 +7390,7 @@
         <w:pStyle w:val="Definition"/>
       </w:pPr>
       <w:r>
-        <w:t xml:space="preserve">The shape outlined by a set of relations; not one thing sitting alone. (12.0)</w:t>
+        <w:t xml:space="preserve">The shape outlined by a set of relations; not one single discernable thing. (12.0)</w:t>
       </w:r>
     </w:p>
     <w:p>
@@ -5804,6 +7398,10 @@
         <w:pStyle w:val="DefinitionTerm"/>
       </w:pPr>
       <w:r>
+        <w:rPr>
+          <w:b/>
+          <w:bCs/>
+        </w:rPr>
         <w:t xml:space="preserve">free will</w:t>
       </w:r>
     </w:p>
@@ -5812,7 +7410,7 @@
         <w:pStyle w:val="Definition"/>
       </w:pPr>
       <w:r>
-        <w:t xml:space="preserve">A spectrum; unadulterated free will only to the degree the body and the established landscape of the mind can permit. (14.0)</w:t>
+        <w:t xml:space="preserve">A spectrum; unadulterated free will only to the degree the body and the established landscape of the mind can permit. (13.0)</w:t>
       </w:r>
     </w:p>
     <w:p>
@@ -5820,6 +7418,10 @@
         <w:pStyle w:val="DefinitionTerm"/>
       </w:pPr>
       <w:r>
+        <w:rPr>
+          <w:b/>
+          <w:bCs/>
+        </w:rPr>
         <w:t xml:space="preserve">fruits</w:t>
       </w:r>
     </w:p>
@@ -5828,7 +7430,7 @@
         <w:pStyle w:val="Definition"/>
       </w:pPr>
       <w:r>
-        <w:t xml:space="preserve">A principality known by what was actually done, weighed against worldview; the self is one piece of that fruit when membership is legible. (5.15)</w:t>
+        <w:t xml:space="preserve">What was actually done. (5.15)</w:t>
       </w:r>
     </w:p>
     <w:p>
@@ -5836,6 +7438,10 @@
         <w:pStyle w:val="DefinitionTerm"/>
       </w:pPr>
       <w:r>
+        <w:rPr>
+          <w:b/>
+          <w:bCs/>
+        </w:rPr>
         <w:t xml:space="preserve">gravity likeness</w:t>
       </w:r>
     </w:p>
@@ -5852,6 +7458,10 @@
         <w:pStyle w:val="DefinitionTerm"/>
       </w:pPr>
       <w:r>
+        <w:rPr>
+          <w:b/>
+          <w:bCs/>
+        </w:rPr>
         <w:t xml:space="preserve">happenstance shade</w:t>
       </w:r>
     </w:p>
@@ -5868,6 +7478,10 @@
         <w:pStyle w:val="DefinitionTerm"/>
       </w:pPr>
       <w:r>
+        <w:rPr>
+          <w:b/>
+          <w:bCs/>
+        </w:rPr>
         <w:t xml:space="preserve">hardened record</w:t>
       </w:r>
     </w:p>
@@ -5884,6 +7498,10 @@
         <w:pStyle w:val="DefinitionTerm"/>
       </w:pPr>
       <w:r>
+        <w:rPr>
+          <w:b/>
+          <w:bCs/>
+        </w:rPr>
         <w:t xml:space="preserve">hate</w:t>
       </w:r>
     </w:p>
@@ -5892,7 +7510,7 @@
         <w:pStyle w:val="Definition"/>
       </w:pPr>
       <w:r>
-        <w:t xml:space="preserve">Attachment where the draw is away: the notion associated with the self draws away from the notion worn; can enhance focus, and can show up similar to love. (16.1)</w:t>
+        <w:t xml:space="preserve">Attachment that draws away. (16.1)</w:t>
       </w:r>
     </w:p>
     <w:p>
@@ -5900,6 +7518,10 @@
         <w:pStyle w:val="DefinitionTerm"/>
       </w:pPr>
       <w:r>
+        <w:rPr>
+          <w:b/>
+          <w:bCs/>
+        </w:rPr>
         <w:t xml:space="preserve">history</w:t>
       </w:r>
     </w:p>
@@ -5908,7 +7530,7 @@
         <w:pStyle w:val="Definition"/>
       </w:pPr>
       <w:r>
-        <w:t xml:space="preserve">The story as it reaches me, passed down through physical remnant and social remnant; analogous to mind. (3.5)</w:t>
+        <w:t xml:space="preserve">The story as it reaches me. (3.5)</w:t>
       </w:r>
     </w:p>
     <w:p>
@@ -5916,6 +7538,10 @@
         <w:pStyle w:val="DefinitionTerm"/>
       </w:pPr>
       <w:r>
+        <w:rPr>
+          <w:b/>
+          <w:bCs/>
+        </w:rPr>
         <w:t xml:space="preserve">“I”</w:t>
       </w:r>
     </w:p>
@@ -5932,6 +7558,10 @@
         <w:pStyle w:val="DefinitionTerm"/>
       </w:pPr>
       <w:r>
+        <w:rPr>
+          <w:b/>
+          <w:bCs/>
+        </w:rPr>
         <w:t xml:space="preserve">ideal</w:t>
       </w:r>
     </w:p>
@@ -5948,6 +7578,10 @@
         <w:pStyle w:val="DefinitionTerm"/>
       </w:pPr>
       <w:r>
+        <w:rPr>
+          <w:b/>
+          <w:bCs/>
+        </w:rPr>
         <w:t xml:space="preserve">imprint</w:t>
       </w:r>
     </w:p>
@@ -5956,7 +7590,7 @@
         <w:pStyle w:val="Definition"/>
       </w:pPr>
       <w:r>
-        <w:t xml:space="preserve">Storage of information impressed by environment: habits and the like; drives without being recalled. (1.61)</w:t>
+        <w:t xml:space="preserve">Habits and the like, impressed by environment, not recalled. (1.61)</w:t>
       </w:r>
     </w:p>
     <w:p>
@@ -5964,6 +7598,10 @@
         <w:pStyle w:val="DefinitionTerm"/>
       </w:pPr>
       <w:r>
+        <w:rPr>
+          <w:b/>
+          <w:bCs/>
+        </w:rPr>
         <w:t xml:space="preserve">infliction</w:t>
       </w:r>
     </w:p>
@@ -5980,6 +7618,10 @@
         <w:pStyle w:val="DefinitionTerm"/>
       </w:pPr>
       <w:r>
+        <w:rPr>
+          <w:b/>
+          <w:bCs/>
+        </w:rPr>
         <w:t xml:space="preserve">inscription error</w:t>
       </w:r>
     </w:p>
@@ -5988,7 +7630,7 @@
         <w:pStyle w:val="Definition"/>
       </w:pPr>
       <w:r>
-        <w:t xml:space="preserve">Taking the recalled story for the whole of what is driving; the imprint landed where recall cannot reach. (7.3)</w:t>
+        <w:t xml:space="preserve">Taking the recalled story as the whole story. (7.3)</w:t>
       </w:r>
     </w:p>
     <w:p>
@@ -5996,6 +7638,10 @@
         <w:pStyle w:val="DefinitionTerm"/>
       </w:pPr>
       <w:r>
+        <w:rPr>
+          <w:b/>
+          <w:bCs/>
+        </w:rPr>
         <w:t xml:space="preserve">intention attribution</w:t>
       </w:r>
     </w:p>
@@ -6004,7 +7650,7 @@
         <w:pStyle w:val="Definition"/>
       </w:pPr>
       <w:r>
-        <w:t xml:space="preserve">Requires multiple signals pointing toward a goal that is fathomable and can be weighed against the originating mind’s worldview. (5.11)</w:t>
+        <w:t xml:space="preserve">Assigning intention only when multiple signals point to a fathomable goal weighed against worldview. (5.11)</w:t>
       </w:r>
     </w:p>
     <w:p>
@@ -6012,6 +7658,10 @@
         <w:pStyle w:val="DefinitionTerm"/>
       </w:pPr>
       <w:r>
+        <w:rPr>
+          <w:b/>
+          <w:bCs/>
+        </w:rPr>
         <w:t xml:space="preserve">light</w:t>
       </w:r>
     </w:p>
@@ -6028,6 +7678,10 @@
         <w:pStyle w:val="DefinitionTerm"/>
       </w:pPr>
       <w:r>
+        <w:rPr>
+          <w:b/>
+          <w:bCs/>
+        </w:rPr>
         <w:t xml:space="preserve">likeness taken as identity</w:t>
       </w:r>
     </w:p>
@@ -6044,6 +7698,10 @@
         <w:pStyle w:val="DefinitionTerm"/>
       </w:pPr>
       <w:r>
+        <w:rPr>
+          <w:b/>
+          <w:bCs/>
+        </w:rPr>
         <w:t xml:space="preserve">love</w:t>
       </w:r>
     </w:p>
@@ -6060,6 +7718,10 @@
         <w:pStyle w:val="DefinitionTerm"/>
       </w:pPr>
       <w:r>
+        <w:rPr>
+          <w:b/>
+          <w:bCs/>
+        </w:rPr>
         <w:t xml:space="preserve">lust</w:t>
       </w:r>
     </w:p>
@@ -6076,6 +7738,10 @@
         <w:pStyle w:val="DefinitionTerm"/>
       </w:pPr>
       <w:r>
+        <w:rPr>
+          <w:b/>
+          <w:bCs/>
+        </w:rPr>
         <w:t xml:space="preserve">metaphor</w:t>
       </w:r>
     </w:p>
@@ -6084,7 +7750,7 @@
         <w:pStyle w:val="Definition"/>
       </w:pPr>
       <w:r>
-        <w:t xml:space="preserve">A substitution that finishes inside one fathom; the likeness claimed as a usable identity for that span. (15.1)</w:t>
+        <w:t xml:space="preserve">A substitution, as when the flame stands in for attention. (15.1)</w:t>
       </w:r>
     </w:p>
     <w:p>
@@ -6092,6 +7758,10 @@
         <w:pStyle w:val="DefinitionTerm"/>
       </w:pPr>
       <w:r>
+        <w:rPr>
+          <w:b/>
+          <w:bCs/>
+        </w:rPr>
         <w:t xml:space="preserve">mind</w:t>
       </w:r>
     </w:p>
@@ -6108,6 +7778,10 @@
         <w:pStyle w:val="DefinitionTerm"/>
       </w:pPr>
       <w:r>
+        <w:rPr>
+          <w:b/>
+          <w:bCs/>
+        </w:rPr>
         <w:t xml:space="preserve">mitigation</w:t>
       </w:r>
     </w:p>
@@ -6116,7 +7790,7 @@
         <w:pStyle w:val="Definition"/>
       </w:pPr>
       <w:r>
-        <w:t xml:space="preserve">Changing how much of the self’s shaping goes through unexamined. (8.21)</w:t>
+        <w:t xml:space="preserve">Reducing how much of the self’s shaping goes through unexamined. (8.21)</w:t>
       </w:r>
     </w:p>
     <w:p>
@@ -6124,6 +7798,10 @@
         <w:pStyle w:val="DefinitionTerm"/>
       </w:pPr>
       <w:r>
+        <w:rPr>
+          <w:b/>
+          <w:bCs/>
+        </w:rPr>
         <w:t xml:space="preserve">momentariness</w:t>
       </w:r>
     </w:p>
@@ -6132,7 +7810,7 @@
         <w:pStyle w:val="Definition"/>
       </w:pPr>
       <w:r>
-        <w:t xml:space="preserve">Followed far enough, there is no self left to point at: self as a series of separate moments. (10.1)</w:t>
+        <w:t xml:space="preserve">Self as a series of separate moments; no self left to point at. (10.1)</w:t>
       </w:r>
     </w:p>
     <w:p>
@@ -6140,6 +7818,10 @@
         <w:pStyle w:val="DefinitionTerm"/>
       </w:pPr>
       <w:r>
+        <w:rPr>
+          <w:b/>
+          <w:bCs/>
+        </w:rPr>
         <w:t xml:space="preserve">nesting</w:t>
       </w:r>
     </w:p>
@@ -6156,6 +7838,10 @@
         <w:pStyle w:val="DefinitionTerm"/>
       </w:pPr>
       <w:r>
+        <w:rPr>
+          <w:b/>
+          <w:bCs/>
+        </w:rPr>
         <w:t xml:space="preserve">night</w:t>
       </w:r>
     </w:p>
@@ -6164,7 +7850,7 @@
         <w:pStyle w:val="Definition"/>
       </w:pPr>
       <w:r>
-        <w:t xml:space="preserve">The shade of a light that has gone around, or gone down; if evil is a shade, it is night. (12.341)</w:t>
+        <w:t xml:space="preserve">The shade of a light that has gone around, or gone down; the day is what lets me say where it stops. If evil is a shade, it is night. (12.341)</w:t>
       </w:r>
     </w:p>
     <w:p>
@@ -6172,6 +7858,10 @@
         <w:pStyle w:val="DefinitionTerm"/>
       </w:pPr>
       <w:r>
+        <w:rPr>
+          <w:b/>
+          <w:bCs/>
+        </w:rPr>
         <w:t xml:space="preserve">observer</w:t>
       </w:r>
     </w:p>
@@ -6180,7 +7870,7 @@
         <w:pStyle w:val="Definition"/>
       </w:pPr>
       <w:r>
-        <w:t xml:space="preserve">A principality reading other principalities’ remnants, with a reader those remnants had a hand in conditioning; observation is a second reading of a remnant. (7.5)</w:t>
+        <w:t xml:space="preserve">A principality reading remnants with a conditioned reader; observation is a second reading. (7.5)</w:t>
       </w:r>
     </w:p>
     <w:p>
@@ -6188,6 +7878,30 @@
         <w:pStyle w:val="DefinitionTerm"/>
       </w:pPr>
       <w:r>
+        <w:rPr>
+          <w:b/>
+          <w:bCs/>
+        </w:rPr>
+        <w:t xml:space="preserve">origin-account</w:t>
+      </w:r>
+    </w:p>
+    <w:p>
+      <w:pPr>
+        <w:pStyle w:val="Definition"/>
+      </w:pPr>
+      <w:r>
+        <w:t xml:space="preserve">The story a mind tells itself to account for the phenomenon of that mind existing. (21.4) That often extends to encompass the world and other minds as well, but not necessarily.</w:t>
+      </w:r>
+    </w:p>
+    <w:p>
+      <w:pPr>
+        <w:pStyle w:val="DefinitionTerm"/>
+      </w:pPr>
+      <w:r>
+        <w:rPr>
+          <w:b/>
+          <w:bCs/>
+        </w:rPr>
         <w:t xml:space="preserve">physical remnant</w:t>
       </w:r>
     </w:p>
@@ -6204,6 +7918,10 @@
         <w:pStyle w:val="DefinitionTerm"/>
       </w:pPr>
       <w:r>
+        <w:rPr>
+          <w:b/>
+          <w:bCs/>
+        </w:rPr>
         <w:t xml:space="preserve">placed</w:t>
       </w:r>
     </w:p>
@@ -6212,7 +7930,7 @@
         <w:pStyle w:val="Definition"/>
       </w:pPr>
       <w:r>
-        <w:t xml:space="preserve">A membership already there before any such pointing; what I can find is that I am already being read as inside it, relative to the observer. (8.22)</w:t>
+        <w:t xml:space="preserve">A membership already on me. (8.22)</w:t>
       </w:r>
     </w:p>
     <w:p>
@@ -6220,6 +7938,10 @@
         <w:pStyle w:val="DefinitionTerm"/>
       </w:pPr>
       <w:r>
+        <w:rPr>
+          <w:b/>
+          <w:bCs/>
+        </w:rPr>
         <w:t xml:space="preserve">Primordiant</w:t>
       </w:r>
     </w:p>
@@ -6228,7 +7950,7 @@
         <w:pStyle w:val="Definition"/>
       </w:pPr>
       <w:r>
-        <w:t xml:space="preserve">The superset from which abstractions and implementations emerge; preceded the beginning of time; holding every present instant. (11.41)</w:t>
+        <w:t xml:space="preserve">The superset from which abstractions and implementations emerge; the boundary that marks the beginning of time; coupled to the forms required for the first possible fathom. (11.41)</w:t>
       </w:r>
     </w:p>
     <w:p>
@@ -6236,6 +7958,10 @@
         <w:pStyle w:val="DefinitionTerm"/>
       </w:pPr>
       <w:r>
+        <w:rPr>
+          <w:b/>
+          <w:bCs/>
+        </w:rPr>
         <w:t xml:space="preserve">principality</w:t>
       </w:r>
     </w:p>
@@ -6244,7 +7970,7 @@
         <w:pStyle w:val="Definition"/>
       </w:pPr>
       <w:r>
-        <w:t xml:space="preserve">A bounded group of groups of related responses in the soft system; made of smaller principalities, belonging to a larger one. (4.31)</w:t>
+        <w:t xml:space="preserve">A bounded group of related soft-system responses, nested below and above; accumulates by repetition, not a single act. (4.31–4.33)</w:t>
       </w:r>
     </w:p>
     <w:p>
@@ -6252,6 +7978,10 @@
         <w:pStyle w:val="DefinitionTerm"/>
       </w:pPr>
       <w:r>
+        <w:rPr>
+          <w:b/>
+          <w:bCs/>
+        </w:rPr>
         <w:t xml:space="preserve">reader error</w:t>
       </w:r>
     </w:p>
@@ -6260,7 +7990,7 @@
         <w:pStyle w:val="Definition"/>
       </w:pPr>
       <w:r>
-        <w:t xml:space="preserve">The reader was conditioned by what is being read; what goes wrong was impressed into the reader before any sensing. (7.2)</w:t>
+        <w:t xml:space="preserve">The reader was already shaped by what is being read. (7.2)</w:t>
       </w:r>
     </w:p>
     <w:p>
@@ -6268,6 +7998,10 @@
         <w:pStyle w:val="DefinitionTerm"/>
       </w:pPr>
       <w:r>
+        <w:rPr>
+          <w:b/>
+          <w:bCs/>
+        </w:rPr>
         <w:t xml:space="preserve">recall</w:t>
       </w:r>
     </w:p>
@@ -6284,6 +8018,10 @@
         <w:pStyle w:val="DefinitionTerm"/>
       </w:pPr>
       <w:r>
+        <w:rPr>
+          <w:b/>
+          <w:bCs/>
+        </w:rPr>
         <w:t xml:space="preserve">record</w:t>
       </w:r>
     </w:p>
@@ -6300,6 +8038,10 @@
         <w:pStyle w:val="DefinitionTerm"/>
       </w:pPr>
       <w:r>
+        <w:rPr>
+          <w:b/>
+          <w:bCs/>
+        </w:rPr>
         <w:t xml:space="preserve">relation</w:t>
       </w:r>
     </w:p>
@@ -6316,6 +8058,10 @@
         <w:pStyle w:val="DefinitionTerm"/>
       </w:pPr>
       <w:r>
+        <w:rPr>
+          <w:b/>
+          <w:bCs/>
+        </w:rPr>
         <w:t xml:space="preserve">representation of another mind</w:t>
       </w:r>
     </w:p>
@@ -6332,6 +8078,10 @@
         <w:pStyle w:val="DefinitionTerm"/>
       </w:pPr>
       <w:r>
+        <w:rPr>
+          <w:b/>
+          <w:bCs/>
+        </w:rPr>
         <w:t xml:space="preserve">resolution</w:t>
       </w:r>
     </w:p>
@@ -6348,6 +8098,10 @@
         <w:pStyle w:val="DefinitionTerm"/>
       </w:pPr>
       <w:r>
+        <w:rPr>
+          <w:b/>
+          <w:bCs/>
+        </w:rPr>
         <w:t xml:space="preserve">role</w:t>
       </w:r>
     </w:p>
@@ -6356,7 +8110,7 @@
         <w:pStyle w:val="Definition"/>
       </w:pPr>
       <w:r>
-        <w:t xml:space="preserve">The concept of a principality as another mind holds it when it looks at me, in situations where that membership is under scrutiny. (6.05)</w:t>
+        <w:t xml:space="preserve">What another mind takes me for in a membership. (6.05)</w:t>
       </w:r>
     </w:p>
     <w:p>
@@ -6364,6 +8118,10 @@
         <w:pStyle w:val="DefinitionTerm"/>
       </w:pPr>
       <w:r>
+        <w:rPr>
+          <w:b/>
+          <w:bCs/>
+        </w:rPr>
         <w:t xml:space="preserve">scale error</w:t>
       </w:r>
     </w:p>
@@ -6380,6 +8138,10 @@
         <w:pStyle w:val="DefinitionTerm"/>
       </w:pPr>
       <w:r>
+        <w:rPr>
+          <w:b/>
+          <w:bCs/>
+        </w:rPr>
         <w:t xml:space="preserve">scale likeness</w:t>
       </w:r>
     </w:p>
@@ -6396,6 +8158,10 @@
         <w:pStyle w:val="DefinitionTerm"/>
       </w:pPr>
       <w:r>
+        <w:rPr>
+          <w:b/>
+          <w:bCs/>
+        </w:rPr>
         <w:t xml:space="preserve">self</w:t>
       </w:r>
     </w:p>
@@ -6424,6 +8190,10 @@
         <w:pStyle w:val="DefinitionTerm"/>
       </w:pPr>
       <w:r>
+        <w:rPr>
+          <w:b/>
+          <w:bCs/>
+        </w:rPr>
         <w:t xml:space="preserve">shade</w:t>
       </w:r>
     </w:p>
@@ -6440,6 +8210,30 @@
         <w:pStyle w:val="DefinitionTerm"/>
       </w:pPr>
       <w:r>
+        <w:rPr>
+          <w:b/>
+          <w:bCs/>
+        </w:rPr>
+        <w:t xml:space="preserve">shared form</w:t>
+      </w:r>
+    </w:p>
+    <w:p>
+      <w:pPr>
+        <w:pStyle w:val="Definition"/>
+      </w:pPr>
+      <w:r>
+        <w:t xml:space="preserve">A form more than one mind can find in nearly the same outline. A story told once is not yet that. (18.1)</w:t>
+      </w:r>
+    </w:p>
+    <w:p>
+      <w:pPr>
+        <w:pStyle w:val="DefinitionTerm"/>
+      </w:pPr>
+      <w:r>
+        <w:rPr>
+          <w:b/>
+          <w:bCs/>
+        </w:rPr>
         <w:t xml:space="preserve">singularity</w:t>
       </w:r>
     </w:p>
@@ -6456,6 +8250,10 @@
         <w:pStyle w:val="DefinitionTerm"/>
       </w:pPr>
       <w:r>
+        <w:rPr>
+          <w:b/>
+          <w:bCs/>
+        </w:rPr>
         <w:t xml:space="preserve">social remnant</w:t>
       </w:r>
     </w:p>
@@ -6472,6 +8270,10 @@
         <w:pStyle w:val="DefinitionTerm"/>
       </w:pPr>
       <w:r>
+        <w:rPr>
+          <w:b/>
+          <w:bCs/>
+        </w:rPr>
         <w:t xml:space="preserve">soft system</w:t>
       </w:r>
     </w:p>
@@ -6488,6 +8290,10 @@
         <w:pStyle w:val="DefinitionTerm"/>
       </w:pPr>
       <w:r>
+        <w:rPr>
+          <w:b/>
+          <w:bCs/>
+        </w:rPr>
         <w:t xml:space="preserve">standard</w:t>
       </w:r>
     </w:p>
@@ -6504,6 +8310,10 @@
         <w:pStyle w:val="DefinitionTerm"/>
       </w:pPr>
       <w:r>
+        <w:rPr>
+          <w:b/>
+          <w:bCs/>
+        </w:rPr>
         <w:t xml:space="preserve">suffering</w:t>
       </w:r>
     </w:p>
@@ -6512,7 +8322,7 @@
         <w:pStyle w:val="Definition"/>
       </w:pPr>
       <w:r>
-        <w:t xml:space="preserve">A shade of that shade. (12.23)</w:t>
+        <w:t xml:space="preserve">A shade of shade. (12.23)</w:t>
       </w:r>
     </w:p>
     <w:p>
@@ -6520,6 +8330,10 @@
         <w:pStyle w:val="DefinitionTerm"/>
       </w:pPr>
       <w:r>
+        <w:rPr>
+          <w:b/>
+          <w:bCs/>
+        </w:rPr>
         <w:t xml:space="preserve">taboo</w:t>
       </w:r>
     </w:p>
@@ -6528,7 +8342,7 @@
         <w:pStyle w:val="Definition"/>
       </w:pPr>
       <w:r>
-        <w:t xml:space="preserve">The bend where the weight is a property of the region across many minds, carried in by the installed means of communication and already in the social remnant. (16.2)</w:t>
+        <w:t xml:space="preserve">A shared weight, already in how we speak and act. (16.2)</w:t>
       </w:r>
     </w:p>
     <w:p>
@@ -6536,6 +8350,30 @@
         <w:pStyle w:val="DefinitionTerm"/>
       </w:pPr>
       <w:r>
+        <w:rPr>
+          <w:b/>
+          <w:bCs/>
+        </w:rPr>
+        <w:t xml:space="preserve">temperature</w:t>
+      </w:r>
+    </w:p>
+    <w:p>
+      <w:pPr>
+        <w:pStyle w:val="Definition"/>
+      </w:pPr>
+      <w:r>
+        <w:t xml:space="preserve">What a lot of minds do together when a form is carried in nearly the same shape. A likeness, used for that effect in a principality above the body. Nothing in the membership is that temperature. (19.0, 19.1)</w:t>
+      </w:r>
+    </w:p>
+    <w:p>
+      <w:pPr>
+        <w:pStyle w:val="DefinitionTerm"/>
+      </w:pPr>
+      <w:r>
+        <w:rPr>
+          <w:b/>
+          <w:bCs/>
+        </w:rPr>
         <w:t xml:space="preserve">the gap</w:t>
       </w:r>
     </w:p>
@@ -6552,6 +8390,10 @@
         <w:pStyle w:val="DefinitionTerm"/>
       </w:pPr>
       <w:r>
+        <w:rPr>
+          <w:b/>
+          <w:bCs/>
+        </w:rPr>
         <w:t xml:space="preserve">two modalities of memory</w:t>
       </w:r>
     </w:p>
@@ -6560,19 +8402,7 @@
         <w:pStyle w:val="Definition"/>
       </w:pPr>
       <w:r>
-        <w:t xml:space="preserve">Recall and imprint; the</w:t>
-      </w:r>
-      <w:r>
-        <w:t xml:space="preserve"> </w:t>
-      </w:r>
-      <w:r>
-        <w:t xml:space="preserve">“I”</w:t>
-      </w:r>
-      <w:r>
-        <w:t xml:space="preserve"> </w:t>
-      </w:r>
-      <w:r>
-        <w:t xml:space="preserve">is a property of the mind-body feedback system and of both stores. (1.64)</w:t>
+        <w:t xml:space="preserve">Recall and imprint. (1.64)</w:t>
       </w:r>
     </w:p>
     <w:p>
@@ -6580,6 +8410,10 @@
         <w:pStyle w:val="DefinitionTerm"/>
       </w:pPr>
       <w:r>
+        <w:rPr>
+          <w:b/>
+          <w:bCs/>
+        </w:rPr>
         <w:t xml:space="preserve">uncreated territory</w:t>
       </w:r>
     </w:p>
@@ -6588,7 +8422,7 @@
         <w:pStyle w:val="Definition"/>
       </w:pPr>
       <w:r>
-        <w:t xml:space="preserve">Territory left uncreated if the mind has not witnessed a specific state of affairs; it does not exist as empty space. (9.11)</w:t>
+        <w:t xml:space="preserve">What has not been witnessed; not empty space, just not there. (9.11)</w:t>
       </w:r>
     </w:p>
     <w:p>
@@ -6596,6 +8430,10 @@
         <w:pStyle w:val="DefinitionTerm"/>
       </w:pPr>
       <w:r>
+        <w:rPr>
+          <w:b/>
+          <w:bCs/>
+        </w:rPr>
         <w:t xml:space="preserve">wearing</w:t>
       </w:r>
     </w:p>
@@ -6604,7 +8442,7 @@
         <w:pStyle w:val="Definition"/>
       </w:pPr>
       <w:r>
-        <w:t xml:space="preserve">What I meet is taken as wearing a notion, another mind or an aspect such as sex, money, or power; the same act from the other end as reading a role. (16.01)</w:t>
+        <w:t xml:space="preserve">Taking the other as a mind, or as something like sex, money, or power. (16.01)</w:t>
       </w:r>
     </w:p>
     <w:p>
@@ -6612,6 +8450,10 @@
         <w:pStyle w:val="DefinitionTerm"/>
       </w:pPr>
       <w:r>
+        <w:rPr>
+          <w:b/>
+          <w:bCs/>
+        </w:rPr>
         <w:t xml:space="preserve">weight</w:t>
       </w:r>
     </w:p>
@@ -6620,7 +8462,7 @@
         <w:pStyle w:val="Definition"/>
       </w:pPr>
       <w:r>
-        <w:t xml:space="preserve">Stored potential behind a response whose magnitude does not correspond to the subject taken on its own; stored in the soft system; the subject is the key, not the source. (9.0)</w:t>
+        <w:t xml:space="preserve">Extra force in a response the subject alone does not warrant. (9.0)</w:t>
       </w:r>
     </w:p>
     <w:p>
@@ -6628,6 +8470,10 @@
         <w:pStyle w:val="DefinitionTerm"/>
       </w:pPr>
       <w:r>
+        <w:rPr>
+          <w:b/>
+          <w:bCs/>
+        </w:rPr>
         <w:t xml:space="preserve">worldview</w:t>
       </w:r>
     </w:p>
@@ -6644,6 +8490,10 @@
         <w:pStyle w:val="DefinitionTerm"/>
       </w:pPr>
       <w:r>
+        <w:rPr>
+          <w:b/>
+          <w:bCs/>
+        </w:rPr>
         <w:t xml:space="preserve">yearning</w:t>
       </w:r>
     </w:p>
@@ -6652,10 +8502,10 @@
         <w:pStyle w:val="Definition"/>
       </w:pPr>
       <w:r>
-        <w:t xml:space="preserve">The draw toward the notion worn. (16.1)</w:t>
-      </w:r>
-    </w:p>
-    <w:bookmarkEnd w:id="34"/>
+        <w:t xml:space="preserve">The draw toward what the other is taken as. (16.1)</w:t>
+      </w:r>
+    </w:p>
+    <w:bookmarkEnd w:id="40"/>
     <w:sectPr>
       <w:headerReference r:id="rId6" w:type="default"/>
       <w:pgSz w:h="11906" w:orient="portrait" w:w="8391"/>

--- a/Tractatus Principatuum/tractate.docx
+++ b/Tractatus Principatuum/tractate.docx
@@ -8917,6 +8917,20 @@
       <w:sz w:val="30"/>
       <w:szCs w:val="30"/>
     </w:rPr>
+  </w:style>
+  <w:style w:styleId="BodyText" w:type="paragraph">
+    <w:name w:val="Body Text"/>
+    <w:basedOn w:val="Normal"/>
+    <w:qFormat/>
+    <w:pPr>
+      <w:spacing w:after="280" w:before="0" w:line="276" w:lineRule="auto"/>
+    </w:pPr>
+  </w:style>
+  <w:style w:customStyle="1" w:styleId="FirstParagraph" w:type="paragraph">
+    <w:name w:val="First Paragraph"/>
+    <w:basedOn w:val="BodyText"/>
+    <w:next w:val="BodyText"/>
+    <w:qFormat/>
   </w:style>
   <w:style w:type="paragraph" w:customStyle="1" w:styleId="SourceCode">
     <w:name w:val="Source Code"/>

--- a/Tractatus Principatuum/tractate.docx
+++ b/Tractatus Principatuum/tractate.docx
@@ -1162,7 +1162,7 @@
         <w:t xml:space="preserve"> </w:t>
       </w:r>
       <w:r>
-        <w:t xml:space="preserve">My body, like my environment, seems on inspection to hold both a hard part and a soft part, and the two do not last in the same way.</w:t>
+        <w:t xml:space="preserve">My body, like my environment, seems to hold both a hard part and a soft part, and the two do not last in the same way.</w:t>
       </w:r>
     </w:p>
     <w:p>
@@ -1180,7 +1180,7 @@
         <w:t xml:space="preserve"> </w:t>
       </w:r>
       <w:r>
-        <w:t xml:space="preserve">The hard part is bone. It is what stays longest. It was laid down slowly, over a span I did not witness and cannot recall, by processes that had mostly finished before I had anything like the</w:t>
+        <w:t xml:space="preserve">The hard part is bone, and it is what stays longest, laid down slowly over a span I did not witness and cannot recall, by processes that had mostly finished before I had anything like the</w:t>
       </w:r>
       <w:r>
         <w:t xml:space="preserve"> </w:t>
@@ -1192,7 +1192,7 @@
         <w:t xml:space="preserve"> </w:t>
       </w:r>
       <w:r>
-        <w:t xml:space="preserve">who is writing this. It does not update much now. It is closer to something acted on than something acting.</w:t>
+        <w:t xml:space="preserve">that I am, and it does not update much now, so it is closer to something acted on than something acting.</w:t>
       </w:r>
     </w:p>
     <w:p>
@@ -1210,7 +1210,7 @@
         <w:t xml:space="preserve"> </w:t>
       </w:r>
       <w:r>
-        <w:t xml:space="preserve">The soft part is the nervous system, or what gets called that. It is what is registering what is happening to me more or less as it happens, and it changes with what happens to it — a reflex gets sharper, a path gets worn in from use, a flinch gets installed from one bad encounter and stays installed without my having agreed to it.</w:t>
+        <w:t xml:space="preserve">The soft part is the nervous system, or what gets called that. It is what is registering what is happening to me more or less as it happens, and it changes with what happens to it (a reflex gets sharper, a path worn in from use, a flinch etched in from one bad encounter, etc).</w:t>
       </w:r>
     </w:p>
     <w:p>
@@ -1228,7 +1228,7 @@
         <w:t xml:space="preserve"> </w:t>
       </w:r>
       <w:r>
-        <w:t xml:space="preserve">Unlike bone, the nervous system barely survives death — it seems to be among the first things to stop. I do not observe what it was holding coming along with the bone. I only observe that the nervous system is not what remains.</w:t>
+        <w:t xml:space="preserve">The nervous system does not survive death the way bone does. I do not observe what it was holding coming along with the bone, and it is not what remains.</w:t>
       </w:r>
     </w:p>
     <w:p>
@@ -1246,7 +1246,7 @@
         <w:t xml:space="preserve"> </w:t>
       </w:r>
       <w:r>
-        <w:t xml:space="preserve">This is of a kind with 3.5: bone stands in the place of the physical remnant, something I or another could later find sitting in the environment as an object, and the nervous system stands in the place of the social remnant, not an object at all but a disposition already producing conduct before I stopped to notice it, the way 3.3 describes.</w:t>
+        <w:t xml:space="preserve">Bone stands in the place of the physical remnant, something I or another could later find sitting in the environment as an object (3.2, 3.5), and the nervous system stands in the place of the social remnant. That one does not exist as an object I can inspect. It is already producing conduct before I stop to notice it, the way the arrangements were already producing conduct when I arrived (3.3).</w:t>
       </w:r>
     </w:p>
     <w:p>
@@ -1264,7 +1264,7 @@
         <w:t xml:space="preserve"> </w:t>
       </w:r>
       <w:r>
-        <w:t xml:space="preserve">The habits (1.62) that would go on driving a variant of</w:t>
+        <w:t xml:space="preserve">The habits that would go on driving a variant of</w:t>
       </w:r>
       <w:r>
         <w:t xml:space="preserve"> </w:t>
@@ -1276,7 +1276,7 @@
         <w:t xml:space="preserve"> </w:t>
       </w:r>
       <w:r>
-        <w:t xml:space="preserve">even with all recall removed, are then probably just this soft system’s version of that unrecalled imprint. And bone, on this reading, is what would be left once even that stopped.</w:t>
+        <w:t xml:space="preserve">even with all recall removed (1.62) are then probably just this soft system’s version of that unrecalled imprint, and bone is what would be left once even that stopped.</w:t>
       </w:r>
     </w:p>
     <w:p>
@@ -1294,7 +1294,7 @@
         <w:t xml:space="preserve"> </w:t>
       </w:r>
       <w:r>
-        <w:t xml:space="preserve">But looking closer at the soft system, I don’t think it is one undifferentiated thing that simply changes as a whole. When something in it shifts, a cluster of related responses shifts with it, not the whole system at once. And these clusters seem to belong to larger clusters, which belong to larger ones again, without my having called a meeting to arrange it that way.</w:t>
+        <w:t xml:space="preserve">When something in the soft system shifts, a cluster of related responses shifts with it, and not the whole of it at once. These clusters seem to belong to larger clusters, which belong to larger ones.</w:t>
       </w:r>
     </w:p>
     <w:p>
@@ -1342,7 +1342,7 @@
         <w:t xml:space="preserve"> </w:t>
       </w:r>
       <w:r>
-        <w:t xml:space="preserve">No principality got installed by a single act of will, mine or anyone else’s. Each one seems to have formed the way bone formed, by repetition and consequence accumulating past the point where I was tracking it, except that what accumulates here is not a fixed shape but an arrangement that keeps organizing whatever happens to it next along lines already laid down.</w:t>
+        <w:t xml:space="preserve">No principality got installed by a single act of will, mine or anyone else’s. Each one seems to have formed the way bone formed, by repetition and consequence accumulating past the point where I was tracking it, except that bone kept a fixed shape, and what accumulates here is an arrangement that keeps organizing whatever happens to it next along lines already laid down.</w:t>
       </w:r>
     </w:p>
     <w:p>
@@ -1360,7 +1360,7 @@
         <w:t xml:space="preserve"> </w:t>
       </w:r>
       <w:r>
-        <w:t xml:space="preserve">Each principality seems to answer mostly to the principalities nearest it, the ones just below and just above, the way, at the level of towns and provinces and nations, a local body answers to what is nearest it and reaches the top of the arrangement only indirectly. Nothing sits outside the whole thing running it from a single point, and yet the whole thing holds together and produces a shape.</w:t>
+        <w:t xml:space="preserve">Each principality seems to answer mostly to the principalities nearest it, the ones just below and just above, the way a town answers to what is nearest it and reaches a nation only through what sits between them. Nothing sits outside the whole of it running it from one point.</w:t>
       </w:r>
     </w:p>
     <w:p>
@@ -1378,7 +1378,7 @@
         <w:t xml:space="preserve"> </w:t>
       </w:r>
       <w:r>
-        <w:t xml:space="preserve">I notice I cannot find anything particular to bodies in this. A family is a principality outside the body. A town is a larger one it belongs to, a nation larger again. The same kind of arrangement seems to appear again when I look above the body and below it, so what I am seeing is not that bodies are empty of anything particular, but that the pattern appears to be analogous at scale.</w:t>
+        <w:t xml:space="preserve">A family is a principality outside the body, a town a larger one it belongs to, a nation larger again, and the same kind of arrangement seems to appear above the body and below it, analogous at scale, and not particular to bodies, though a body has what is particular to it.</w:t>
       </w:r>
     </w:p>
     <w:p>
@@ -1396,7 +1396,7 @@
         <w:t xml:space="preserve"> </w:t>
       </w:r>
       <w:r>
-        <w:t xml:space="preserve">Taken far enough, this seeing is what I think people lean on when they adopt occult correspondence as an internal justification, tarot, zodiac, star signs treated as relating to one’s being, and the like, where the likeness across scales is no longer held as likeness and is treated as a readable identity.</w:t>
+        <w:t xml:space="preserve">I think this is what people lean on when they adopt occult correspondence as an internal justification, tarot, zodiac, star signs treated as relating to one’s being, and the like, and the likeness across scales is no longer held as likeness and is treated as a readable identity.</w:t>
       </w:r>
     </w:p>
     <w:p>
@@ -1414,7 +1414,7 @@
         <w:t xml:space="preserve"> </w:t>
       </w:r>
       <w:r>
-        <w:t xml:space="preserve">I suspect they do this in pursuit of a need, often something close to justifying their own existence, or more generally an attempt to reconcile what sits near a singularity in the emotional landscape I will come to later, a place where the ordinary shape of the self will not hold and a finished map across scales is taken up because it is the nearest principality.</w:t>
+        <w:t xml:space="preserve">I suspect they do this in pursuit of a need, often something close to justifying their own existence, or more generally an attempt to reconcile what sits near a singularity in the emotional landscape (9.13), a place where the ordinary shape of the self will not hold, and the likeness across scales is taken up because it is the nearest principality.</w:t>
       </w:r>
     </w:p>
     <w:p>
@@ -1432,7 +1432,7 @@
         <w:t xml:space="preserve"> </w:t>
       </w:r>
       <w:r>
-        <w:t xml:space="preserve">When I catch myself treating the likeness as if it were the thing, I want to be suspicious of that. I check the other relations of the same shape until what I am pointing at can sit without the ones nearest it having to bend to hold it.</w:t>
+        <w:t xml:space="preserve">When I catch myself treating the likeness as if it were the thing, I check the other relations of the same shape, until what I am pointing at can sit without the ones nearest it having to bend to hold it.</w:t>
       </w:r>
     </w:p>
     <w:bookmarkEnd w:id="21"/>

--- a/Tractatus Principatuum/tractate.docx
+++ b/Tractatus Principatuum/tractate.docx
@@ -872,7 +872,7 @@
         <w:t xml:space="preserve"> </w:t>
       </w:r>
       <w:r>
-        <w:t xml:space="preserve">I can communicate most effectively with those most like me, meaning when I have a thought I can utilize my body to interface with the environment to emit/encode</w:t>
+        <w:t xml:space="preserve">I can communicate most effectively with those most like me, meaning when I have a thought I can use my body to interface with the environment to emit/encode</w:t>
       </w:r>
       <w:r>
         <w:t xml:space="preserve"> </w:t>
@@ -1478,7 +1478,7 @@
         <w:t xml:space="preserve"> </w:t>
       </w:r>
       <w:r>
-        <w:t xml:space="preserve">There exist stories of people who could do this. They don’t seem to map to reality. But the fact that such stories exist at all is itself evidence for 5.0. A limit doesn’t generate myths about its own absence unless it is felt, repeatedly, as friction.</w:t>
+        <w:t xml:space="preserve">There are stories of people who could do this, and they do not seem to map to reality, but I take it that such stories exist at all as some evidence for the gap (5.0), since I do not think a limit would get stories told about its absence unless it was felt, over and over, as friction.</w:t>
       </w:r>
     </w:p>
     <w:p>
@@ -1514,7 +1514,7 @@
         <w:t xml:space="preserve"> </w:t>
       </w:r>
       <w:r>
-        <w:t xml:space="preserve">The representation doesn’t hold still once formed; it is under constant refinement. I refine my sense of another mind’s worldview by weighing their apparent motivations against new information, drawn from the record their interactions leave in the environment, in contexts tied to carrying out whatever motivation is in question. This record is of the same kind as the physical remnant (3.2) and the bone (4.01). It is the hard part, the part that stays and can still be inspected after the fact, unlike the mind’s own recall of itself, to which I have no direct access at all. Where I can revise my model of a mind I did not witness directly, it is because that mind, like me, leaves something durable behind in the environment. Refining my model is reading that remnant.</w:t>
+        <w:t xml:space="preserve">The representation does not hold still once formed, and it is under constant refinement. I refine my sense of another mind’s worldview by weighing their apparent motivations against new information, drawn from the record their interactions leave in the environment, in contexts tied to carrying out whatever motivation is in question. This record seems to be of the same kind as the physical remnant (3.2) and the bone (4.01), the hard part, the part that stays and can still be inspected after the fact, unlike the mind’s own recall of itself, to which I have no direct access at all. Where I can revise my model of a mind I did not witness directly, it is because that mind, like me, leaves something durable behind in the environment, and the refining is done by reading that remnant.</w:t>
       </w:r>
     </w:p>
     <w:p>
@@ -1532,7 +1532,7 @@
         <w:t xml:space="preserve"> </w:t>
       </w:r>
       <w:r>
-        <w:t xml:space="preserve">Since stories can be told that don’t map to reality (5.01), we have to assume that all stories we’ve ever been told may contain some degree of error.</w:t>
+        <w:t xml:space="preserve">Since stories can be told that do not map to reality (5.01), I have to assume that any story I have ever been told may contain some degree of error.</w:t>
       </w:r>
     </w:p>
     <w:p>
@@ -1604,7 +1604,7 @@
         <w:t xml:space="preserve"> </w:t>
       </w:r>
       <w:r>
-        <w:t xml:space="preserve">Doubting all of this at once leaves very little to be believed. What is left to work from is the hardened record, the remnant of 3.2 and the bone of 4.01, the part of a principality’s action that survives past the telling of it and can still be inspected. I read it with an instrument conditioned by stories (2.2, 3.6). A given account can be held up to it. It is not a view from outside that conditioning.</w:t>
+        <w:t xml:space="preserve">Doubting all of this at once leaves very little to be believed, and what is left to work from is the hardened record, the remnant of 3.2 and the bone of 4.01, the part of a principality’s action that survives past the telling of it and can still be inspected. I read it with an instrument conditioned by stories (2.2, 3.6), so a given account can be held up to it without that holding being a view from outside the conditioning.</w:t>
       </w:r>
     </w:p>
     <w:p>
@@ -1646,7 +1646,7 @@
         <w:t xml:space="preserve"> </w:t>
       </w:r>
       <w:r>
-        <w:t xml:space="preserve">Safer inferences get built from this hardened record. The same operation as 5.03, run now at the scale of a principality: motivations read off of what was actually done, weighed against worldview. It is close to the old instruction to know a thing by its fruits, though that instruction was aimed at persons and I mean it to reach as far as any principality reaches, family, town, or nation alike.</w:t>
+        <w:t xml:space="preserve">Safer inferences get built from this hardened record, by the same operation as refining a model of another mind (5.03), run now at the scale of a principality, with motivations read off of what was actually done and weighed against worldview. It is close to the old instruction to know a thing by its fruits, though that instruction was aimed at persons and I mean it to reach as far as any principality reaches, family, town, or nation alike.</w:t>
       </w:r>
     </w:p>
     <w:p>
@@ -1664,7 +1664,7 @@
         <w:t xml:space="preserve"> </w:t>
       </w:r>
       <w:r>
-        <w:t xml:space="preserve">If a principality is known by its fruits, then I am myself one piece of that fruit whenever the principality I stand for is legible in what I am doing. In those moments what I do is not just mine. It becomes part of the hardened record in 5.14. This is why, when I take part willingly in a principality (employer, nation, family), I hold myself to acting as a fair representative of it. I do not choose whether I represent it; once another mind understands me to exist within that group, I am, to that mind, the concept of the principality as they hold it (like a mask). Fairness is the only part that is still mine to choose.</w:t>
+        <w:t xml:space="preserve">If a principality is known by its fruits, then I am myself one piece of that fruit whenever the principality I stand for is legible in what I am doing, and in those moments what I do becomes part of the hardened record as well as being mine (5.14). This is why, when I take part willingly in a principality (employer, nation, family), I hold myself to acting as a fair representative of it. I do not choose whether I represent it, since once another mind understands me to exist within that group I am, to that mind, the concept of the principality as they hold it (like a mask), and what is left to me is whether I represent it fairly.</w:t>
       </w:r>
     </w:p>
     <w:p>
@@ -1682,7 +1682,7 @@
         <w:t xml:space="preserve"> </w:t>
       </w:r>
       <w:r>
-        <w:t xml:space="preserve">This does not hold evenly across every moment. I am some representative of every principality I belong to at all times, in the sense that I cannot step outside 5.13’s claim that the principality is bound up with the mind. But in most situations that membership sits in the background and is not what is under scrutiny. It is in the situations where the membership itself is foregrounded, where what is being watched is not just me but me-as-employee, me-as-countryman, me-as-family, that 5.151 applies with any real force, since those are the situations that actually get read into the record 5.15 draws inferences from.</w:t>
+        <w:t xml:space="preserve">This does not seem to hold evenly across every moment. I am some representative of every principality I belong to at all times, in the sense that I cannot step outside the principality being bound up with the mind (5.13), but in most situations that membership sits in the background and is not what is under scrutiny. It is in the situations where the membership itself is foregrounded, where what is being watched is me-as-employee, me-as-countryman, me-as-family, that being its fruit applies with any real force (5.151), since those are the situations that actually get read into the record the safer inferences are drawn from (5.15).</w:t>
       </w:r>
     </w:p>
     <w:p>
@@ -1700,7 +1700,7 @@
         <w:t xml:space="preserve"> </w:t>
       </w:r>
       <w:r>
-        <w:t xml:space="preserve">A principality’s own account of itself carries its assumptions forward undoubted (3.6). What answers that account is the hardened record, in the limited sense 5.14 allows, and the answering is still done with an impress. This holds whether the principality in question is a nation writing its own history or a single mind, as in 5.151, standing as one instance of the record by which a principality it belongs to is known.</w:t>
+        <w:t xml:space="preserve">A principality’s own account of itself carries its assumptions forward undoubted (3.6), and what answers that account is the hardened record, in the limited sense of a record read with a conditioned instrument (5.14), so the answering is still done with an impress. I think this holds whether the principality in question is a nation writing its own history or a single mind standing as one instance of the record by which a principality it belongs to is known (5.151).</w:t>
       </w:r>
     </w:p>
     <w:p>
@@ -1718,7 +1718,7 @@
         <w:t xml:space="preserve"> </w:t>
       </w:r>
       <w:r>
-        <w:t xml:space="preserve">A mind, or a principality, is authentic so far as the story it tells of itself stays close to the hardened record of what it actually produced. Where the two come apart, the gap is what authentic and inauthentic are measuring.</w:t>
+        <w:t xml:space="preserve">A mind, or a principality, is authentic so far as the story it tells of itself stays close to the hardened record of what it actually produced, and where the two come apart, the gap is what I mean authentic and inauthentic to be measuring.</w:t>
       </w:r>
     </w:p>
     <w:bookmarkEnd w:id="22"/>
@@ -1782,7 +1782,7 @@
         <w:t xml:space="preserve"> </w:t>
       </w:r>
       <w:r>
-        <w:t xml:space="preserve">That understanding is of both modalities of memory in 1.64. Part of what makes up</w:t>
+        <w:t xml:space="preserve">That understanding is of both modalities of memory (1.64), and part of what makes up</w:t>
       </w:r>
       <w:r>
         <w:t xml:space="preserve"> </w:t>
@@ -1794,7 +1794,7 @@
         <w:t xml:space="preserve"> </w:t>
       </w:r>
       <w:r>
-        <w:t xml:space="preserve">is never recalled at all. It is imprinted into the body as habit, and it drives a variant of</w:t>
+        <w:t xml:space="preserve">is imprinted into the body as habit and never recalled at all, which drives a variant of</w:t>
       </w:r>
       <w:r>
         <w:t xml:space="preserve"> </w:t>
@@ -1824,7 +1824,7 @@
         <w:t xml:space="preserve"> </w:t>
       </w:r>
       <w:r>
-        <w:t xml:space="preserve">5.03 said a representation of another mind has to keep getting refined, because I cannot reach that mind’s own recall of itself. I have some access to my own recall. I do not have the same access to my own habit. The soft system in 4.02 conditions itself into me largely without my noticing, the same way it does in anyone else. My understanding of myself is under the same refinement. The gap is smaller. It is not closed.</w:t>
+        <w:t xml:space="preserve">A representation of another mind has to keep getting refined because I cannot reach that mind’s own recall of itself (5.03). I have some access to my own recall, but not the same access to my own habit, since the soft system (4.02) conditions itself into me largely without my noticing, the same way it seems to in anyone else. So my understanding of myself is under the same refinement, across a gap that is smaller and still there.</w:t>
       </w:r>
     </w:p>
     <w:p>
@@ -1842,7 +1842,7 @@
         <w:t xml:space="preserve"> </w:t>
       </w:r>
       <w:r>
-        <w:t xml:space="preserve">For another mind, the way past that gap was to read the hardened record instead of the story (5.15). Nothing rules that method out for my own mind. So far as I know myself honestly, I know myself by reading what I have actually done, not by consulting what I already believe about myself.</w:t>
+        <w:t xml:space="preserve">For another mind, the way past that gap was to read the hardened record instead of the story (5.15), and I do not see anything that rules that method out for my own mind. So far as I know myself honestly, I know myself by reading what I have actually done, rather than by consulting what I already believe about myself.</w:t>
       </w:r>
     </w:p>
     <w:p>
@@ -1860,7 +1860,7 @@
         <w:t xml:space="preserve"> </w:t>
       </w:r>
       <w:r>
-        <w:t xml:space="preserve">By 5.151 I am a piece of fruit by which each principality I belong to is known, whenever membership is foregrounded (5.152). The self in 6.0 is a mind occupying a set of roles, together with its habits.</w:t>
+        <w:t xml:space="preserve">I am a piece of fruit by which each principality I belong to is known, whenever membership is foregrounded (5.151, 5.152), and so the self (6.0) seems to be a mind occupying a set of roles, together with its habits.</w:t>
       </w:r>
     </w:p>
     <w:p>
@@ -1896,7 +1896,7 @@
         <w:t xml:space="preserve"> </w:t>
       </w:r>
       <w:r>
-        <w:t xml:space="preserve">Apply 5.17 to the self: an authentic self is one whose story of itself stays close to its own hardened record.</w:t>
+        <w:t xml:space="preserve">Taken to the self, authenticity (5.17) makes an authentic self one whose story of itself stays close to its own hardened record.</w:t>
       </w:r>
     </w:p>
     <w:p>
@@ -1914,7 +1914,7 @@
         <w:t xml:space="preserve"> </w:t>
       </w:r>
       <w:r>
-        <w:t xml:space="preserve">5.17’s authenticity is a comparison made at a moment. The soft system does not hold still (4.32). It keeps organizing whatever happens next along lines laid down earlier, whether I am aware of it or not. A self is being shaped even while the comparison is being made.</w:t>
+        <w:t xml:space="preserve">Authenticity in that sense is a comparison made at a moment, and the soft system does not hold still (4.32), but keeps organizing whatever happens next along lines laid down earlier, whether I am aware of it or not, so a self is being shaped even while the comparison is being made.</w:t>
       </w:r>
     </w:p>
     <w:p>
@@ -1950,7 +1950,7 @@
         <w:t xml:space="preserve"> </w:t>
       </w:r>
       <w:r>
-        <w:t xml:space="preserve">Doing 6.12 well tells me whether my story of myself is accurate. It does not tell me whether what the record shows is any good. Accuracy and worth are different questions. 6.1 only answers the first.</w:t>
+        <w:t xml:space="preserve">Doing that comparison well (6.12) tells me whether my story of myself is accurate, and it does not tell me whether what the record shows is any good. I take accuracy and worth to be different questions, and authenticity (6.1) only answers the first.</w:t>
       </w:r>
     </w:p>
     <w:p>
@@ -1968,7 +1968,7 @@
         <w:t xml:space="preserve"> </w:t>
       </w:r>
       <w:r>
-        <w:t xml:space="preserve">Every role from 6.04–6.05 carries an implicit measure for what counts as carrying it out well. Fairness, on 5.151, is the one part still mine to choose. Call that measure, for any given role, its standard.</w:t>
+        <w:t xml:space="preserve">Every role (6.04–6.05) seems to carry an implicit measure for what counts as carrying it out well, and fairness is the one part of it still mine to choose (5.151). I will call that measure, for any given role, its standard.</w:t>
       </w:r>
     </w:p>
     <w:p>
@@ -1986,7 +1986,7 @@
         <w:t xml:space="preserve"> </w:t>
       </w:r>
       <w:r>
-        <w:t xml:space="preserve">These standards do not settle into agreement on their own. No principality answers to a single point above it, only to what is nearest (4.33). Standards attached to different roles can pull against each other over the same act. Nothing is in place to settle it.</w:t>
+        <w:t xml:space="preserve">These standards do not settle into agreement on their own, since no principality answers to a single point above it, only to what is nearest (4.33), and standards attached to different roles can pull against each other over the same act with nothing in place to settle it.</w:t>
       </w:r>
     </w:p>
     <w:p>
@@ -2004,7 +2004,7 @@
         <w:t xml:space="preserve"> </w:t>
       </w:r>
       <w:r>
-        <w:t xml:space="preserve">Where 6.15 leaves no settled arrangement, one still has to be arrived at. The arrangement I would arrive at if I stopped and set it, instead of letting it default, I will call my ideal: assembled by me from what I was handed, the shape my standards would take if I were the one ordering them.</w:t>
+        <w:t xml:space="preserve">Where the standards leave no settled arrangement (6.15), one still has to be arrived at. The arrangement I would arrive at if I stopped and set it, instead of letting it default, I will call my ideal: assembled by me from what I was handed, the shape my standards would take if I were the one ordering them.</w:t>
       </w:r>
     </w:p>
     <w:p>
@@ -2022,7 +2022,7 @@
         <w:t xml:space="preserve"> </w:t>
       </w:r>
       <w:r>
-        <w:t xml:space="preserve">Where I do not stop to order my standards, an order still gets supplied, by whichever standard belongs to the principality nearest me at the time. An unexamined self has a shape. I did not put it there.</w:t>
+        <w:t xml:space="preserve">Where I do not stop to order my standards, an order still gets supplied, by whichever standard belongs to the principality nearest me at the time, and an unexamined self has the shape that order gives it.</w:t>
       </w:r>
     </w:p>
     <w:p>
@@ -2040,7 +2040,7 @@
         <w:t xml:space="preserve"> </w:t>
       </w:r>
       <w:r>
-        <w:t xml:space="preserve">Authentic self is a mind doing three things at once. Holding the story it tells up to its own hardened record (6.1–6.12). Setting the order of standards it will be judged by, where 6.17 would otherwise supply one (6.16). Acting on whatever difference that shows.</w:t>
+        <w:t xml:space="preserve">Authentic self, as I mean it, is a mind holding the story it tells up to its own hardened record (6.1–6.12), setting the order of standards it will be judged by where a default would otherwise supply one (6.16, 6.17), and acting on whatever difference that shows.</w:t>
       </w:r>
     </w:p>
     <w:p>
@@ -2058,7 +2058,7 @@
         <w:t xml:space="preserve"> </w:t>
       </w:r>
       <w:r>
-        <w:t xml:space="preserve">The record in 6.03 is only ever a record of what has already happened (5.14). There is no record yet of a self that has finished this. An authentic self cannot be a completed self, for the same reason a completed record of the future cannot exist.</w:t>
+        <w:t xml:space="preserve">The record I read myself by (6.03) is only ever a record of what has already happened (5.14), and there is no record yet of a self that has finished this. An authentic self cannot be a completed self, for the same reason a completed record of the future cannot exist.</w:t>
       </w:r>
     </w:p>
     <w:p>
@@ -2100,7 +2100,7 @@
         <w:t xml:space="preserve"> </w:t>
       </w:r>
       <w:r>
-        <w:t xml:space="preserve">A self can match its own record (6.1) and never have set anything by 6.16, only reporting the shape 6.17 supplies. That self is consistent. I do not call it authentic (6.22).</w:t>
+        <w:t xml:space="preserve">A self can match its own record (6.1) and never have set anything (6.16), only reporting the shape the default order supplies (6.17), and I would call that self consistent, though I do not call it authentic (6.22).</w:t>
       </w:r>
     </w:p>
     <w:p>
@@ -2118,7 +2118,7 @@
         <w:t xml:space="preserve"> </w:t>
       </w:r>
       <w:r>
-        <w:t xml:space="preserve">A self can set a clearly examined standard for every role by 6.16, and still be inauthentic if the record in 6.12 shows no movement toward it. An ideal that never enters the record is a story about a self (5.17).</w:t>
+        <w:t xml:space="preserve">A self can set a clearly examined standard for every role (6.16), and still be inauthentic if the record shows no movement toward it (6.12), since an ideal that never enters the record is only a story about a self (5.17).</w:t>
       </w:r>
     </w:p>
     <w:p>
@@ -2172,7 +2172,7 @@
         <w:t xml:space="preserve"> </w:t>
       </w:r>
       <w:r>
-        <w:t xml:space="preserve">With 6.16 in place, fairness (5.151) can be said more exactly. A fair representative of a role is one who has a standard set for that role (6.16), and who keeps revising how well it is met by what was done (6.12).</w:t>
+        <w:t xml:space="preserve">With the ideal in place (6.16), fairness (5.151) can be said more exactly. A fair representative of a role is one who has a standard set for that role (6.16), and who keeps revising how well it is met by what was done (6.12).</w:t>
       </w:r>
     </w:p>
     <w:p>
@@ -2230,7 +2230,7 @@
         <w:t xml:space="preserve"> </w:t>
       </w:r>
       <w:r>
-        <w:t xml:space="preserve">Several times above, the way I represent a thing comes apart from the thing. I want names for these, so later claims can point here instead of re-deriving them. Each is a way of missing the mark. These are errors already in what came before.</w:t>
+        <w:t xml:space="preserve">Several times above, the way I represent a thing comes apart from the thing. I want names for these, so later claims can point here instead of re-deriving them. Each is a way of missing the mark that was already in what came before.</w:t>
       </w:r>
     </w:p>
     <w:p>
@@ -2420,7 +2420,7 @@
         <w:t xml:space="preserve"> </w:t>
       </w:r>
       <w:r>
-        <w:t xml:space="preserve">From 6 I can tell whether the story I tell myself stays close to the fruits of my labor on record. Accuracy is not worth (6.13). The work in 6.2 does not stop. It sets standards, and it acts on the difference between story and record. What reason would I have to put energy into that refinement?</w:t>
+        <w:t xml:space="preserve">From 6 I can tell whether the story I tell myself stays close to the fruits of my labor on record, though accuracy is not worth (6.13), and the work of an authentic self (6.2) does not stop, since it sets standards and acts on the difference between story and record. What reason would I have to put energy into that refinement?</w:t>
       </w:r>
     </w:p>
     <w:p>
@@ -2456,7 +2456,7 @@
         <w:t xml:space="preserve"> </w:t>
       </w:r>
       <w:r>
-        <w:t xml:space="preserve">The thing it is asking after is not a separate payment added on after the act. The soft system organizes whatever happens next along lines laid down by repetition and consequence (4.02, 4.32). Consequence is the reward it knows how to read. What I am asking, in 8.01, is whether this work leaves a consequence of that kind, or only a feeling that I have been good.</w:t>
+        <w:t xml:space="preserve">The thing it is asking after is not a separate payment added on after the act. The soft system organizes whatever happens next along lines laid down by repetition and consequence (4.02, 4.32). Consequence is the reward it knows how to read, and what I am asking is whether this work leaves a consequence of that kind, or only a feeling that I have been good.</w:t>
       </w:r>
     </w:p>
     <w:p>
@@ -2474,7 +2474,7 @@
         <w:t xml:space="preserve"> </w:t>
       </w:r>
       <w:r>
-        <w:t xml:space="preserve">If the work stops at 6.12, the objection in 8.0 holds. I can keep correcting the story and still be reporting the shape 6.17 supplies when I never set one. 6.3 does not call that authentic. The energy goes to watching a default, with a cleaner report of it.</w:t>
+        <w:t xml:space="preserve">If the work stops at correcting the story (6.12), the objection seems to hold, since I can keep correcting the story and still be reporting the shape the default order supplies when I never set one (6.17), which is the consistent self I do not call authentic (6.3), and the energy goes to watching a default, with a cleaner report of it.</w:t>
       </w:r>
     </w:p>
     <w:p>
@@ -2492,7 +2492,7 @@
         <w:t xml:space="preserve"> </w:t>
       </w:r>
       <w:r>
-        <w:t xml:space="preserve">An ideal that never enters the record is a story come apart from the fruit (6.31). Refining what I hold myself to, with no movement in what I leave behind, does not answer 8.0 either.</w:t>
+        <w:t xml:space="preserve">An ideal that never enters the record is a story come apart from the fruit (6.31), and refining what I hold myself to, with no movement in what I leave behind, does not answer the objection either (8.0).</w:t>
       </w:r>
     </w:p>
     <w:p>
@@ -2510,7 +2510,7 @@
         <w:t xml:space="preserve"> </w:t>
       </w:r>
       <w:r>
-        <w:t xml:space="preserve">I choose, and it is chosen for me, and both are in operation. 6.16 is the order I set when I stop and set it. 6.17 is an order arriving whether I stop or not, from whichever standard is nearest. 5.151 is the part I do not decline: once I am read as inside a principality, I am its fruit.</w:t>
+        <w:t xml:space="preserve">I choose, and it is chosen for me, and both are in operation. The order I set when I stop and set it (6.16) and the order arriving whether I stop or not, from whichever standard is nearest (6.17), both run, and underneath them is the part I do not decline, that once I am read as inside a principality I am its fruit (5.151).</w:t>
       </w:r>
     </w:p>
     <w:p>
@@ -2528,7 +2528,7 @@
         <w:t xml:space="preserve"> </w:t>
       </w:r>
       <w:r>
-        <w:t xml:space="preserve">The self is being shaped either way (6.11). What the effort can change is how much of that shaping goes through unexamined. I will call that mitigation.</w:t>
+        <w:t xml:space="preserve">The self is being shaped either way (6.11), and what the effort seems able to change is how much of that shaping goes through unexamined. I will call that mitigation.</w:t>
       </w:r>
     </w:p>
     <w:p>
@@ -2594,7 +2594,7 @@
         <w:t xml:space="preserve"> </w:t>
       </w:r>
       <w:r>
-        <w:t xml:space="preserve">Chosen and placed are relative to the observer, and they do not stay put. An observer is a principality reading other principalities’ remnants (7.5). From where I stand a membership can look chosen, and from the principality that reads me the same membership can look placed: I was their fruit before I called the taking-up mine. From a third it may not show as membership at all. Taking the scale I stand on for the whole pattern is the miss in 7.4. A placed one can later be chosen, in that I stop and keep it by 6.16 instead of merely finding it on me. A chosen one can harden into placed, once the conditioning has gone on long enough that setting it down is no longer something the record will show as available.</w:t>
+        <w:t xml:space="preserve">Chosen and placed are relative to the observer, and they do not stay put. An observer is a principality reading other principalities’ remnants (7.5). From where I stand a membership can look chosen, and from the principality that reads me the same membership can look placed: I was their fruit before I called the taking-up mine. From a third it may not show as membership at all, and taking where I stand for the whole of it would be a scale error (7.4). A placed one can later be chosen, in that I stop and keep it (6.16) instead of merely finding it on me. A chosen one can harden into placed, once the conditioning has gone on long enough that setting it down is no longer something the record will show as available.</w:t>
       </w:r>
     </w:p>
     <w:p>
@@ -2612,25 +2612,7 @@
         <w:t xml:space="preserve"> </w:t>
       </w:r>
       <w:r>
-        <w:t xml:space="preserve">A more authentic self, on 6.2, has set its standards and is working to meet them. The fruit is better only by that standard. By 6.4 that fruit does not stay private. Once membership is foregrounded (5.152) it is already part of the record the principality is known by (5.15, 5.151).</w:t>
-      </w:r>
-    </w:p>
-    <w:p>
-      <w:pPr>
-        <w:pStyle w:val="BodyText"/>
-      </w:pPr>
-      <w:r>
-        <w:rPr>
-          <w:b/>
-          <w:bCs/>
-        </w:rPr>
-        <w:t xml:space="preserve">8.31</w:t>
-      </w:r>
-      <w:r>
-        <w:t xml:space="preserve"> </w:t>
-      </w:r>
-      <w:r>
-        <w:t xml:space="preserve">Chosen or placed (8.22), I am its fruit (5.151).</w:t>
+        <w:t xml:space="preserve">A more authentic self (6.2) has set its standards and is working to meet them, and the fruit is better only by that standard. That fruit does not stay private (6.4), and once membership is foregrounded (5.152) it is already part of the record the principality is known by (5.15, 5.151), whether the principality is chosen or placed (8.22).</w:t>
       </w:r>
     </w:p>
     <w:p>
@@ -2648,7 +2630,7 @@
         <w:t xml:space="preserve"> </w:t>
       </w:r>
       <w:r>
-        <w:t xml:space="preserve">If I take a placed one for chosen, I look for a leaving 8.22 said is not there, and the mitigation in 8.21 does not get done. If I take a chosen one for placed, I do not use 6.16. The nearest standard sets the rate (8.6).</w:t>
+        <w:t xml:space="preserve">If I take a placed one for chosen, I look for a leaving that is not there (8.22), and the mitigation (8.21) does not get done. If I take a chosen one for placed, I do not set the order myself (6.16), and the nearest standard sets the rate (8.6).</w:t>
       </w:r>
     </w:p>
     <w:p>
@@ -2666,7 +2648,7 @@
         <w:t xml:space="preserve"> </w:t>
       </w:r>
       <w:r>
-        <w:t xml:space="preserve">I do not need to be rewarded explicitly. An explicit reward would be another story about the act, and 5.17 is the measure of a story that has come apart from the record. If I wait to feel paid before the record is written, the feeling has been made the condition of the ideal entering the fruit (6.31).</w:t>
+        <w:t xml:space="preserve">I do not think I need to be rewarded explicitly, since an explicit reward would be another story about the act, and a story is measured by how far it has come apart from the record (5.17). If I wait to feel paid before the record is written, the feeling has been made the condition of the ideal entering the fruit (6.31).</w:t>
       </w:r>
     </w:p>
     <w:p>
@@ -2684,7 +2666,7 @@
         <w:t xml:space="preserve"> </w:t>
       </w:r>
       <w:r>
-        <w:t xml:space="preserve">I may not feel the consequence while I am in it. The story I can recall and the imprint that drives me without recall are not the same (7.3). The habit in 8.01 asks what I will get because that is how the soft system was constructed, and mitigation often does not answer in that coin. What 5.14 will count is a change in what gets left behind. Refinement is one of the few changes in that leaving I can still choose to make. The rest is being chosen for me.</w:t>
+        <w:t xml:space="preserve">I may not feel the consequence while I am in it, since the story I can recall and the imprint that drives me without recall are not the same (7.3). The habit of asking what I will get (8.01) seems to be how the soft system was constructed, and mitigation often does not answer in that coin. What the hardened record counts is a change in what gets left behind (5.14), and refinement is one of the few changes in that leaving I can still choose to make, with the rest being chosen for me.</w:t>
       </w:r>
     </w:p>
     <w:p>
@@ -2702,7 +2684,7 @@
         <w:t xml:space="preserve"> </w:t>
       </w:r>
       <w:r>
-        <w:t xml:space="preserve">The principality may not notice the mitigation, may not repay it, and may punish the correction. The line is in the record anyway. 8.3 does not depend on being noticed. If I take the notice as the reason, I have made a story the measure, which 5.15 treats as the less safe inference.</w:t>
+        <w:t xml:space="preserve">The principality may not notice the mitigation, may not repay it, and may punish the correction, and the line is in the record anyway, since the fruit being part of the record (8.3) does not depend on its being noticed. If I take the notice as the reason, I have made a story the measure, and that is the less safe inference (5.15).</w:t>
       </w:r>
     </w:p>
     <w:p>
@@ -2720,7 +2702,7 @@
         <w:t xml:space="preserve"> </w:t>
       </w:r>
       <w:r>
-        <w:t xml:space="preserve">There is no record of a self that has finished this (6.21). Mitigation is itself the fruit. Nothing here is obliged to show me a second reward behind it. If I will not move until I am shown one, the nearest standard has set the rate (6.17).</w:t>
+        <w:t xml:space="preserve">There is no record of a self that has finished this (6.21), and the mitigation is already the fruit, with nothing here obliged to show me a second reward behind it. If I will not move until I am shown one, the nearest standard has set the rate (6.17).</w:t>
       </w:r>
     </w:p>
     <w:bookmarkEnd w:id="25"/>
@@ -2748,7 +2730,7 @@
         <w:t xml:space="preserve"> </w:t>
       </w:r>
       <w:r>
-        <w:t xml:space="preserve">When I attend to the motivations of other minds, the resistance I meet does not distribute evenly across subjects. Some exchanges are a smooth passage of information. Others produce a response whose magnitude does not correspond to what the subject, taken on its own, would seem to warrant. Call the stored potential behind that excess</w:t>
+        <w:t xml:space="preserve">When I attend to the motivations of other minds, the resistance I meet does not seem to distribute evenly across subjects. Some exchanges are a smooth passage of information, and others produce a response much larger than what the subject, taken on its own, would seem to warrant. I will call the stored potential behind that excess</w:t>
       </w:r>
       <w:r>
         <w:t xml:space="preserve"> </w:t>
@@ -2778,7 +2760,7 @@
         <w:t xml:space="preserve"> </w:t>
       </w:r>
       <w:r>
-        <w:t xml:space="preserve">Weight is stored in the soft system (4.02) of the mind that meets the subject. The subject is the key that releases it. It is not the source of it.</w:t>
+        <w:t xml:space="preserve">I think weight is stored in the soft system (4.02) of the mind that meets the subject, and the subject is only the key that releases it.</w:t>
       </w:r>
     </w:p>
     <w:p>
@@ -2832,7 +2814,7 @@
         <w:t xml:space="preserve"> </w:t>
       </w:r>
       <w:r>
-        <w:t xml:space="preserve">At sufficient magnitude, the imprint does not stop at the soft system. It crosses into the hard system (4.01), the body. Somatic responses, structural changes that go beyond habit and closer to bone. At that depth the imprint is no longer something that updates the way the soft system does. It is closer to something acted on than something acting. The response at that level may not be mitigable the way a soft-system inscription is. The recalled story has even less access to what is driving it than 7.3 describes.</w:t>
+        <w:t xml:space="preserve">At sufficient magnitude, the imprint seems not to stop at the soft system but to cross into the hard part of the body (4.01), in somatic responses and structural changes that go beyond habit and closer to bone. At that depth the imprint no longer updates the way the soft system does, and is closer to something acted on than something acting, so the response at that level may not be mitigable the way a soft-system inscription is, and the recalled story has even less access to what is driving it than in an inscription error (7.3).</w:t>
       </w:r>
     </w:p>
     <w:p>
@@ -2850,7 +2832,7 @@
         <w:t xml:space="preserve"> </w:t>
       </w:r>
       <w:r>
-        <w:t xml:space="preserve">When a response exceeds what the subject warrants on its own, the excess is coming from something the other mind has encountered and associated with it. The magnitude of a response indicates the weight carried, and the weight carried indicates what the soft system has had impressed into it, whether or not the recalled story can account for it.</w:t>
+        <w:t xml:space="preserve">When a response exceeds what the subject warrants on its own, I take the excess to be coming from something the other mind has encountered and associated with it, so the size of a response indicates the weight carried, and the weight carried indicates what the soft system has had impressed into it, whether or not the recalled story can account for it.</w:t>
       </w:r>
     </w:p>
     <w:p>
@@ -2868,7 +2850,7 @@
         <w:t xml:space="preserve"> </w:t>
       </w:r>
       <w:r>
-        <w:t xml:space="preserve">When I am attending to another mind’s motivations and the response I meet is disproportionate, the disproportion is information about the mind. The subject was the activating function. What the response shows me is that there is something else there.</w:t>
+        <w:t xml:space="preserve">When I am attending to another mind’s motivations and the response I meet is disproportionate, the disproportion is information about that mind more than about the subject, which only set it off, and what the response shows me is that there is something else there.</w:t>
       </w:r>
     </w:p>
     <w:p>
@@ -2886,7 +2868,7 @@
         <w:t xml:space="preserve"> </w:t>
       </w:r>
       <w:r>
-        <w:t xml:space="preserve">I suspect that this understanding, whatever degree to which it is accurate, is responsible for my general demeanor when I engage in these exchanges. The understanding did not precede the interactions that produced it. The demeanor came first — installed by the person my upbringing made me. That demeanor shaped the interactions, the interactions generated observations, the observations refined the demeanor further. What is stated here as a proposition was arrived at through that lived set of experiences.</w:t>
+        <w:t xml:space="preserve">I suspect that this understanding, whatever degree to which it is accurate, is responsible for my general demeanor when I engage in these exchanges. The understanding did not precede the interactions that produced it. The demeanor came first, installed by the person my upbringing made me. That demeanor shaped the interactions, the interactions generated observations, the observations refined the demeanor further. What is stated here as a proposition was arrived at through that lived set of experiences.</w:t>
       </w:r>
     </w:p>
     <w:p>
@@ -2904,7 +2886,7 @@
         <w:t xml:space="preserve"> </w:t>
       </w:r>
       <w:r>
-        <w:t xml:space="preserve">I have noticed that when I discuss subjects with others I have a tendency to draw out sensitive territory through genuine interest in their motivations, with an attempt to understand rather than to judge. Never accusatory, simply seeking to see the person I am talking to. The framework and the behavior built each other.</w:t>
+        <w:t xml:space="preserve">I have noticed that when I discuss subjects with others I have a tendency to draw out sensitive territory through genuine interest in their motivations, with an attempt to understand rather than to judge, never accusatory, only seeking to see the person I am talking to, and I think the framework and the behavior built each other.</w:t>
       </w:r>
     </w:p>
     <w:p>
@@ -2952,7 +2934,7 @@
         <w:t xml:space="preserve"> </w:t>
       </w:r>
       <w:r>
-        <w:t xml:space="preserve">With the smallest unit of space defined by experience, territory is left uncreated if the mind has not witnessed a specific state of affairs in the world. It does not exist as empty space in that landscape – it does not exist at all.</w:t>
+        <w:t xml:space="preserve">With the smallest unit of space defined by experience, territory is left uncreated if the mind has not witnessed a specific state of affairs in the world, and it is not there in that landscape even as empty space.</w:t>
       </w:r>
     </w:p>
     <w:p>
@@ -3006,7 +2988,7 @@
         <w:t xml:space="preserve"> </w:t>
       </w:r>
       <w:r>
-        <w:t xml:space="preserve">This structure has been observed before under different names. In certain occultic literature the region I am describing as a singularity appears in representations of Choronzon — referred to by Aleister Crowley as the Dweller in the Abyss. As I read it, Choronzon is not a moral evil but a name for the formlessness that exists where the architecture of a mind’s self-understanding fails. The Abyss in that cosmology is the region where the accumulated structure of the self dissolves. Rather than a place of knowledge it’s a place where the process responsible for</w:t>
+        <w:t xml:space="preserve">This structure has been observed before under different names. In certain occultic literature the region I am describing as a singularity appears in representations of Choronzon, referred to by Aleister Crowley as the Dweller in the Abyss. As I read it, Choronzon is a name for the formlessness that exists where the architecture of a mind’s self-understanding fails, and not a moral evil. The Abyss in that cosmology is the region where the accumulated structure of the self dissolves, a place where the process responsible for</w:t>
       </w:r>
       <w:r>
         <w:t xml:space="preserve"> </w:t>
@@ -3021,7 +3003,7 @@
         <w:t xml:space="preserve"> </w:t>
       </w:r>
       <w:r>
-        <w:t xml:space="preserve">breaks down. That is the singularity at its maximum.</w:t>
+        <w:t xml:space="preserve">breaks down, and I take it as the singularity at its maximum.</w:t>
       </w:r>
     </w:p>
     <w:p>
@@ -3039,7 +3021,7 @@
         <w:t xml:space="preserve"> </w:t>
       </w:r>
       <w:r>
-        <w:t xml:space="preserve">The rituals of deliberate self-induced extremity that appear in that tradition are, as I take it, attempts to rapidly recondition the emotional landscape by force. If weight is installed by consequence and experience (9.02), then deliberately induced extreme experience is a method of collapsing existing geometry and installing new high-weight notions in its place, essentially navigating the landscape by destabilizing it. Whether the method achieves what its practitioners intend is a separate question. The internal logic of why one would attempt it is coherent within this framework. This also connects to the scaling observation in 7.4, that the pattern visible</w:t>
+        <w:t xml:space="preserve">The rituals of deliberate self-induced extremity that appear in that tradition are, as I take it, attempts to rapidly recondition the emotional landscape by force. If weight is installed by consequence and experience (9.02), then deliberately induced extreme experience is a method of collapsing existing geometry and installing new high-weight notions in its place, essentially reshaping the landscape by destabilizing it. Whether the method achieves what its practitioners intend is a separate question. The internal logic of why one would attempt it is coherent within this framework. This also connects to the scaling observation in 7.4, that the pattern visible</w:t>
       </w:r>
       <w:r>
         <w:t xml:space="preserve"> </w:t>
@@ -3072,7 +3054,7 @@
         <w:t xml:space="preserve"> </w:t>
       </w:r>
       <w:r>
-        <w:t xml:space="preserve">The fact that this structure has been arrived at independently, from a direction with no overlap with the one taken here, is itself worth noting. It is not offered as authority, merely as corroboration.</w:t>
+        <w:t xml:space="preserve">This structure seems to have been arrived at independently, from a direction with no overlap with the one taken here, and I take that as some corroboration, though not as authority.</w:t>
       </w:r>
     </w:p>
     <w:p>
@@ -3090,7 +3072,7 @@
         <w:t xml:space="preserve"> </w:t>
       </w:r>
       <w:r>
-        <w:t xml:space="preserve">When I observe this across many minds, certain regions produce the same or similar distortion repeatedly. A singularity particular to one mind tells me something about that mind’s history. A singularity that appears in the same region across many minds signals to me something about the territory. The weight is not particular to any one history, rather it is a property of the region itself.</w:t>
+        <w:t xml:space="preserve">When I observe this across many minds, certain regions produce the same or similar distortion repeatedly. A singularity particular to one mind tells me something about that mind’s history. A singularity that appears in the same region across many minds signals to me something about the territory, and the weight there seems to be a property of the region itself, whatever history any one mind brings to it.</w:t>
       </w:r>
     </w:p>
     <w:p>
@@ -3108,7 +3090,7 @@
         <w:t xml:space="preserve"> </w:t>
       </w:r>
       <w:r>
-        <w:t xml:space="preserve">The region that distorts most consistently across minds seem to sit at the foundation of the worldview. The notions there are often impressed in before the mind had anything in place to examine them, though sometimes they sit there boxed in a sort of barrier on the singularity (9.13), and that barrier acts as a pushing force to drive away contemplation.</w:t>
+        <w:t xml:space="preserve">The region that distorts most consistently across minds seems to sit at the foundation of the worldview. The notions there are often impressed in before the mind had anything in place to examine them, though sometimes they sit there boxed in a sort of boundary on the singularity (9.13), and that boundary acts as a pushing force to drive away contemplation.</w:t>
       </w:r>
     </w:p>
     <w:p>
@@ -3253,7 +3235,7 @@
         <w:t xml:space="preserve"> </w:t>
       </w:r>
       <w:r>
-        <w:t xml:space="preserve">Follow that down far enough and there is no self left to point at. That is the momentariness result: self as a series of separate moments.</w:t>
+        <w:t xml:space="preserve">If the measurement keeps getting smaller, there is no self left to point at, and that is the momentariness result: self as a series of separate moments.</w:t>
       </w:r>
     </w:p>
     <w:p>
@@ -3271,7 +3253,7 @@
         <w:t xml:space="preserve"> </w:t>
       </w:r>
       <w:r>
-        <w:t xml:space="preserve">Temperature works the same way and shows what is missing. One atom has kinetic energy but no temperature. Temperature is what a lot of atoms do together. Momentariness stops at the atom.</w:t>
+        <w:t xml:space="preserve">Temperature works the same way and shows what I think is missing, since one atom has kinetic energy but no temperature, and temperature is what a lot of atoms do together, and momentariness stops at the atom.</w:t>
       </w:r>
     </w:p>
     <w:p>
@@ -3307,7 +3289,7 @@
         <w:t xml:space="preserve"> </w:t>
       </w:r>
       <w:r>
-        <w:t xml:space="preserve">Temperature is not a property of one atom. It is what a lot of atoms do together, and those atoms do not all carry the same kinetic energy. The fathom is the same. One fathom is not a self, and fathoms are not the same length.</w:t>
+        <w:t xml:space="preserve">The atoms in a temperature do not all carry the same kinetic energy, and fathoms seem to be the same way, not the same length as one another, with no one fathom being a self.</w:t>
       </w:r>
     </w:p>
     <w:p>
@@ -3355,7 +3337,7 @@
         <w:t xml:space="preserve"> </w:t>
       </w:r>
       <w:r>
-        <w:t xml:space="preserve">Discrete moments, each one a floor rather than a fixed size, is a finer description than discrete alone. The disagreement is not over the discreteness. It is over whether anything emerges across the run of them. I think it does.</w:t>
+        <w:t xml:space="preserve">Discrete moments, each one a floor rather than a fixed size, is a finer description than discrete alone. I agree with momentariness on the discreteness, and where I part from it is whether anything emerges across the run of them. I think something does.</w:t>
       </w:r>
     </w:p>
     <w:p>
@@ -3427,7 +3409,7 @@
         <w:t xml:space="preserve"> </w:t>
       </w:r>
       <w:r>
-        <w:t xml:space="preserve">I see the forced extremity in 9.132 was the flame forced through a subject and around it. Through, so what attention avoids is seen anyway. Around, so its relations to everything else are seen too. The discomfort is the representation of that.</w:t>
+        <w:t xml:space="preserve">I see the forced extremity (9.132) as the flame forced through a subject and around it. Through, so what attention avoids is seen anyway. Around, so its relations to everything else are seen too. The discomfort is the representation of that.</w:t>
       </w:r>
     </w:p>
     <w:bookmarkEnd w:id="27"/>
@@ -3671,7 +3653,7 @@
         <w:t xml:space="preserve"> </w:t>
       </w:r>
       <w:r>
-        <w:t xml:space="preserve">I want a word for what 11.12 and 11.4 both keep asking after and do not find in the record sequence or in the group. I will call it the Primordiant. The superset from which abstractions and implementations emerge. It preceded the beginning of time (or at least, the first fathomable fathom), and it is holding every present instant. It is possible that the grouping of vertical and horizontal causality is inappropriate in some ways, but in the way that they are both</w:t>
+        <w:t xml:space="preserve">I want a word for what both questions keep asking after (11.12, 11.4) and do not find in the record sequence or in the group. I will call it the Primordiant. The superset from which abstractions and implementations emerge. It preceded the beginning of time (or at least, the first fathomable fathom), and it is holding every present instant. It is possible that the grouping of vertical and horizontal causality is inappropriate in some ways, but in the way that they are both</w:t>
       </w:r>
       <w:r>
         <w:t xml:space="preserve"> </w:t>
@@ -3701,7 +3683,7 @@
         <w:t xml:space="preserve"> </w:t>
       </w:r>
       <w:r>
-        <w:t xml:space="preserve">Prior to time there is no point left at which a record can be identified (11.12). Putting another event in that place only adds a point to the record. The Primordiant is what I am pointing at when the record has run out and I still have not found a thing with no prior (11.0). By definition the primordiant can’t have a cause as it is what the notion of causation proceeds from.</w:t>
+        <w:t xml:space="preserve">Putting another event in the place before time only adds a point to the record (11.12). The Primordiant is what I am pointing at when the record has run out and I still have not found a thing with no prior (11.0). By definition the Primordiant cannot have a cause as it is what the notion of causation proceeds from.</w:t>
       </w:r>
     </w:p>
     <w:p>
@@ -3849,7 +3831,7 @@
         <w:t xml:space="preserve"> </w:t>
       </w:r>
       <w:r>
-        <w:t xml:space="preserve">A principality is a form of that kind in the soft system. It is bounded enough that I can point at it, and it is made of smaller ones, and it belongs to a larger one (4.31). What accumulates is not a fixed shape but an arrangement that keeps organizing whatever happens next along lines already laid down (4.32).</w:t>
+        <w:t xml:space="preserve">A principality is a form of that kind in the soft system, nested and accumulating the way 4.31 and 4.32 describe it.</w:t>
       </w:r>
     </w:p>
     <w:p>
@@ -3987,7 +3969,7 @@
         <w:t xml:space="preserve"> </w:t>
       </w:r>
       <w:r>
-        <w:t xml:space="preserve">I have not observed a truth I could point at and call the thing itself. What I meet is a remnant across a gap (7.1), read with a reader the remnant had a hand in conditioning (7.2), at a scale I happen to be standing on (7.4). A story can be held up to the hardened record (5.14). The record is still a remnant.</w:t>
+        <w:t xml:space="preserve">I have not observed a truth I could point at and call the thing itself. What I meet is a remnant across a gap (7.1), read with a reader the remnant had a hand in conditioning (7.2), at a scale I happen to be standing on (7.4). A story can be held up to the hardened record (5.14), and the record is a remnant too.</w:t>
       </w:r>
     </w:p>
     <w:p>
@@ -4237,7 +4219,7 @@
         <w:t xml:space="preserve"> </w:t>
       </w:r>
       <w:r>
-        <w:t xml:space="preserve">Free will is a spectrum.</w:t>
+        <w:t xml:space="preserve">As I have come to see it, free will is a spectrum.</w:t>
       </w:r>
     </w:p>
     <w:p>
@@ -4255,13 +4237,13 @@
         <w:t xml:space="preserve"> </w:t>
       </w:r>
       <w:r>
-        <w:t xml:space="preserve">True unadulterated free will is possible only to the degree the body and the established landscape of the mind can permit (4.01, 9.031, 9.12). What gets called truth is the far end of a grading, asymptotic (approached and not reached), and what I actually have are degrees of falsehood (12.21).</w:t>
-      </w:r>
-      <w:r>
-        <w:t xml:space="preserve"> </w:t>
-      </w:r>
-      <w:r>
-        <w:t xml:space="preserve">“True”</w:t>
+        <w:t xml:space="preserve">True unadulterated free will seems possible only to the degree the body and the established landscape of the mind can permit (4.01, 9.031, 9.12), and the</w:t>
+      </w:r>
+      <w:r>
+        <w:t xml:space="preserve"> </w:t>
+      </w:r>
+      <w:r>
+        <w:t xml:space="preserve">“true”</w:t>
       </w:r>
       <w:r>
         <w:t xml:space="preserve"> </w:t>
@@ -4279,7 +4261,7 @@
         <w:t xml:space="preserve"> </w:t>
       </w:r>
       <w:r>
-        <w:t xml:space="preserve">is affected by that.</w:t>
+        <w:t xml:space="preserve">sits on the same grading as any truth, approached and not reached (12.21).</w:t>
       </w:r>
     </w:p>
     <w:p>
@@ -4315,7 +4297,7 @@
         <w:t xml:space="preserve"> </w:t>
       </w:r>
       <w:r>
-        <w:t xml:space="preserve">Those degrees are a function of the level of authenticity of self, and of the resolution of mapping the mind has (12.01).</w:t>
+        <w:t xml:space="preserve">Those degrees seem to be a function of the level of authenticity of self, and of the resolution of mapping the mind has (12.01).</w:t>
       </w:r>
     </w:p>
     <w:p>
@@ -4333,7 +4315,7 @@
         <w:t xml:space="preserve"> </w:t>
       </w:r>
       <w:r>
-        <w:t xml:space="preserve">Only the authentic self can accurately read the record (6.03, 6.22). A self that matches its record and never set anything is consistent, and I do not call it authentic (6.3).</w:t>
+        <w:t xml:space="preserve">I think only the authentic self can accurately read the record (6.03, 6.22), which leaves out the consistent self (6.3).</w:t>
       </w:r>
     </w:p>
     <w:p>
@@ -4351,7 +4333,7 @@
         <w:t xml:space="preserve"> </w:t>
       </w:r>
       <w:r>
-        <w:t xml:space="preserve">The mind cannot fathom what it cannot imagine by definition, and it cannot imagine what it has not experienced, as all imagination is downstream from experience and inferences made on experience (9.11).</w:t>
+        <w:t xml:space="preserve">As I use the words, a mind cannot fathom what it cannot imagine, and it cannot imagine what it has not experienced, since all imagination seems to be downstream from experience and inferences made on experience (9.11).</w:t>
       </w:r>
     </w:p>
     <w:p>
@@ -4387,7 +4369,7 @@
         <w:t xml:space="preserve"> </w:t>
       </w:r>
       <w:r>
-        <w:t xml:space="preserve">That record carries no implied worth with my statement, worth is a judgment function relative to the observing mind. Accuracy and worth are different questions (6.13).</w:t>
+        <w:t xml:space="preserve">I do not mean that record to carry any implied worth, since worth is a judgment function relative to the observing mind (6.13).</w:t>
       </w:r>
     </w:p>
     <w:bookmarkEnd w:id="30"/>
@@ -4614,67 +4596,7 @@
         <w:t xml:space="preserve"> </w:t>
       </w:r>
       <w:r>
-        <w:t xml:space="preserve">An analogy is a likeness held as a likeness. I point at the same shape somewhere else, and then I come back. In this document thus-far</w:t>
-      </w:r>
-      <w:r>
-        <w:t xml:space="preserve"> </w:t>
-      </w:r>
-      <w:r>
-        <w:rPr>
-          <w:rStyle w:val="VerbatimChar"/>
-        </w:rPr>
-        <w:t xml:space="preserve">temperature</w:t>
-      </w:r>
-      <w:r>
-        <w:t xml:space="preserve"> </w:t>
-      </w:r>
-      <w:r>
-        <w:t xml:space="preserve">and the</w:t>
-      </w:r>
-      <w:r>
-        <w:t xml:space="preserve"> </w:t>
-      </w:r>
-      <w:r>
-        <w:rPr>
-          <w:rStyle w:val="VerbatimChar"/>
-        </w:rPr>
-        <w:t xml:space="preserve">fathom</w:t>
-      </w:r>
-      <w:r>
-        <w:t xml:space="preserve"> </w:t>
-      </w:r>
-      <w:r>
-        <w:t xml:space="preserve">are examples of this (10.11, 10.13) as are</w:t>
-      </w:r>
-      <w:r>
-        <w:t xml:space="preserve"> </w:t>
-      </w:r>
-      <w:r>
-        <w:rPr>
-          <w:rStyle w:val="VerbatimChar"/>
-        </w:rPr>
-        <w:t xml:space="preserve">weight</w:t>
-      </w:r>
-      <w:r>
-        <w:t xml:space="preserve"> </w:t>
-      </w:r>
-      <w:r>
-        <w:t xml:space="preserve">and</w:t>
-      </w:r>
-      <w:r>
-        <w:t xml:space="preserve"> </w:t>
-      </w:r>
-      <w:r>
-        <w:rPr>
-          <w:rStyle w:val="VerbatimChar"/>
-        </w:rPr>
-        <w:t xml:space="preserve">gravity</w:t>
-      </w:r>
-      <w:r>
-        <w:t xml:space="preserve"> </w:t>
-      </w:r>
-      <w:r>
-        <w:t xml:space="preserve">(9.12).</w:t>
+        <w:t xml:space="preserve">I take an analogy to be a likeness held as a likeness, where I point at the same shape somewhere else and then come back, the way I have used temperature and the fathom (10.11, 10.13), and weight and gravity (9.12).</w:t>
       </w:r>
     </w:p>
     <w:p>
@@ -4692,7 +4614,7 @@
         <w:t xml:space="preserve"> </w:t>
       </w:r>
       <w:r>
-        <w:t xml:space="preserve">A metaphor is a substitution, as when the flame stands in for attention (10.2).</w:t>
+        <w:t xml:space="preserve">A metaphor I take to be a substitution, as when the flame stands in for attention (10.2).</w:t>
       </w:r>
     </w:p>
     <w:p>
@@ -4728,7 +4650,7 @@
         <w:t xml:space="preserve"> </w:t>
       </w:r>
       <w:r>
-        <w:t xml:space="preserve">Fire holds heat at one distance and scorches at another, and no second kind was added (12.32). Taking only the heat, or only the scorch, is the metaphor in 15.1. Holding the distances is the allegory.</w:t>
+        <w:t xml:space="preserve">With fire (12.32), taking only the heat, or only the scorch, is the metaphor (15.1), and holding the distances is the allegory.</w:t>
       </w:r>
     </w:p>
     <w:p>
@@ -4782,22 +4704,7 @@
         <w:t xml:space="preserve"> </w:t>
       </w:r>
       <w:r>
-        <w:t xml:space="preserve">The outline an allegory leaves is in the emotional landscape. Territory there is left uncreated if the mind has not witnessed a state of affairs (9.11). The allegory hands me a series of implied relations I can put the flame to, and that passing is what can leave the territory. It uses repetition and consequence the way a principality gets installed (4.32), except across a span instead of across a life I had to be in. This act of repetition and observation causes the</w:t>
-      </w:r>
-      <w:r>
-        <w:t xml:space="preserve"> </w:t>
-      </w:r>
-      <w:r>
-        <w:rPr>
-          <w:rStyle w:val="VerbatimChar"/>
-        </w:rPr>
-        <w:t xml:space="preserve">etch</w:t>
-      </w:r>
-      <w:r>
-        <w:t xml:space="preserve"> </w:t>
-      </w:r>
-      <w:r>
-        <w:t xml:space="preserve">(12.121). A metaphor did not need those relations passed, so the outline it leaves is more coarse.</w:t>
+        <w:t xml:space="preserve">The outline an allegory leaves is in the emotional landscape. Territory there is left uncreated if the mind has not witnessed a state of affairs (9.11). The allegory hands me a series of implied relations I can put the flame to, and that passing is what can leave the territory. It uses repetition and consequence the way a principality gets installed (4.32), except across a span instead of across a life I had to be in. This act of repetition and observation causes the etch (12.121). A metaphor did not need those relations passed, so the outline it leaves is coarser.</w:t>
       </w:r>
     </w:p>
     <w:p>
@@ -4927,7 +4834,7 @@
         <w:t xml:space="preserve"> </w:t>
       </w:r>
       <w:r>
-        <w:t xml:space="preserve">What is worn can be a mind I could fathom (5.02), or an aspect, and with fewer relations in what I take the other to be wearing the shape is coarser (12.01). These seem to be two ends of a run and not two kinds, and I can take the same other as wearing both at once. Love, as I mean it here, is attachment when the other end is held as a mind. Lust is attachment when the other end is held as an aspect. These are stipulated uses, and</w:t>
+        <w:t xml:space="preserve">What is worn can be a mind I could fathom (5.02), or an aspect, and with fewer relations in what I take the other to be wearing the shape is coarser (12.01). These seem to be two ends of a run and not two kinds, and I can take the same other as wearing both at once. Love, as I mean it here, is attachment when the other end is held as a mind. Lust is attachment when the other end is held as an aspect (these are stipulated uses, and</w:t>
       </w:r>
       <w:r>
         <w:t xml:space="preserve"> </w:t>
@@ -4939,7 +4846,7 @@
         <w:t xml:space="preserve"> </w:t>
       </w:r>
       <w:r>
-        <w:t xml:space="preserve">is only a count of relations.</w:t>
+        <w:t xml:space="preserve">is only a count of relations).</w:t>
       </w:r>
     </w:p>
     <w:p>
@@ -4999,7 +4906,7 @@
         <w:t xml:space="preserve">yearning</w:t>
       </w:r>
       <w:r>
-        <w:t xml:space="preserve">. Hate is attachment where the draw is away: the notion associated with the self draws away from the notion worn. It can enhance focus on the subject at hand, and it can show up similar to love. Contempt is attention pushed off so the relation is not made (12.12). The weight can remain after I stop taking them as wearing the notion (9.01).</w:t>
+        <w:t xml:space="preserve">.</w:t>
       </w:r>
     </w:p>
     <w:p>
@@ -5017,7 +4924,43 @@
         <w:t xml:space="preserve"> </w:t>
       </w:r>
       <w:r>
-        <w:t xml:space="preserve">What can be worn is a form already outlined, where the illumination stopped (12.22), and as far as I can find I cannot imagine what I have not experienced (13.13). A yearning toward a form I have seen and not resolved can be there before any notion is associated with the self that could draw toward it (9.02).</w:t>
+        <w:t xml:space="preserve">What can be worn is a form already outlined, where the illumination stopped (12.22), and one I have experienced (13.13). A yearning toward a form I have seen and not resolved can be there before any notion is associated with the self that could draw toward it (9.02).</w:t>
+      </w:r>
+    </w:p>
+    <w:p>
+      <w:pPr>
+        <w:pStyle w:val="BodyText"/>
+      </w:pPr>
+      <w:r>
+        <w:rPr>
+          <w:b/>
+          <w:bCs/>
+        </w:rPr>
+        <w:t xml:space="preserve">16.12</w:t>
+      </w:r>
+      <w:r>
+        <w:t xml:space="preserve"> </w:t>
+      </w:r>
+      <w:r>
+        <w:t xml:space="preserve">Hate seems to be attachment where the draw is away, the notion associated with the self drawing away from the notion worn, and it can enhance focus on the subject at hand and show up looking similar to love.</w:t>
+      </w:r>
+    </w:p>
+    <w:p>
+      <w:pPr>
+        <w:pStyle w:val="BodyText"/>
+      </w:pPr>
+      <w:r>
+        <w:rPr>
+          <w:b/>
+          <w:bCs/>
+        </w:rPr>
+        <w:t xml:space="preserve">16.13</w:t>
+      </w:r>
+      <w:r>
+        <w:t xml:space="preserve"> </w:t>
+      </w:r>
+      <w:r>
+        <w:t xml:space="preserve">Contempt is attention pushed off so the relation is not made (12.12), and the weight can remain after I stop taking the other as wearing the notion (9.01).</w:t>
       </w:r>
     </w:p>
     <w:p>
@@ -5065,7 +5008,7 @@
         <w:t xml:space="preserve"> </w:t>
       </w:r>
       <w:r>
-        <w:t xml:space="preserve">The same region can sit as a barrier that drives contemplation away (9.3), while the social remnant is already producing conduct (3.3). Which relations I take the other end to be wearing can come apart from the record, and I still do not have the signals that would let me attribute a lie (5.11, 4.341).</w:t>
+        <w:t xml:space="preserve">The same region can sit as a boundary that drives contemplation away (9.3), while the social remnant is already producing conduct (3.3). Which relations I take the other end to be wearing can come apart from the record, and I still do not have the signals that would let me attribute a lie (5.11, 4.341).</w:t>
       </w:r>
     </w:p>
     <w:bookmarkEnd w:id="33"/>
@@ -5315,31 +5258,31 @@
           <w:b/>
           <w:bCs/>
         </w:rPr>
-        <w:t xml:space="preserve">17.10</w:t>
-      </w:r>
-      <w:r>
-        <w:t xml:space="preserve"> </w:t>
-      </w:r>
-      <w:r>
-        <w:t xml:space="preserve">What I can check is whether the reasons sit together, whether the statements imply a break in the context, and whether the facts belong to that context. Relation to the subject can distort the understanding (9.12).</w:t>
-      </w:r>
-    </w:p>
-    <w:p>
-      <w:pPr>
-        <w:pStyle w:val="BodyText"/>
-      </w:pPr>
-      <w:r>
-        <w:rPr>
-          <w:b/>
-          <w:bCs/>
-        </w:rPr>
-        <w:t xml:space="preserve">17.11</w:t>
-      </w:r>
-      <w:r>
-        <w:t xml:space="preserve"> </w:t>
-      </w:r>
-      <w:r>
-        <w:t xml:space="preserve">A checked argument settles a position inside its context. It does not carry the worth of the position (5.14, 6.13).</w:t>
+        <w:t xml:space="preserve">17.9</w:t>
+      </w:r>
+      <w:r>
+        <w:t xml:space="preserve"> </w:t>
+      </w:r>
+      <w:r>
+        <w:t xml:space="preserve">What I can check is whether the reasons sit together, whether the statements imply a break in the context, and whether the facts belong to that context, though my own relation to the subject can distort the understanding (9.12).</w:t>
+      </w:r>
+    </w:p>
+    <w:p>
+      <w:pPr>
+        <w:pStyle w:val="BodyText"/>
+      </w:pPr>
+      <w:r>
+        <w:rPr>
+          <w:b/>
+          <w:bCs/>
+        </w:rPr>
+        <w:t xml:space="preserve">17.91</w:t>
+      </w:r>
+      <w:r>
+        <w:t xml:space="preserve"> </w:t>
+      </w:r>
+      <w:r>
+        <w:t xml:space="preserve">A checked argument settles a position inside its context, and I do not think it carries the worth of the position with it (5.14, 6.13).</w:t>
       </w:r>
     </w:p>
     <w:bookmarkEnd w:id="34"/>
@@ -5418,7 +5361,7 @@
         <w:t xml:space="preserve"> </w:t>
       </w:r>
       <w:r>
-        <w:t xml:space="preserve">A way of speaking can be enough for how complex a principality is, and they can sit with it for a while (4.31). Then a season changes when they did not expect it, or a drought, or another tribe invades. They meet an outside force they do not understand, or friction at least. That grows the group, or it kills the group. Either way the group is more complex, and the speaking has to get more precise.</w:t>
+        <w:t xml:space="preserve">A way of speaking can be enough for how complex a principality is, and its members can sit with it for a while (4.31). Then a season changes when they did not expect it, or a drought comes, or another tribe invades, and they meet an outside force they do not understand, or friction at least. That grows the group, or it kills the group, and either way the group is more complex and the speaking has to get more precise.</w:t>
       </w:r>
     </w:p>
     <w:p>
@@ -5436,7 +5379,7 @@
         <w:t xml:space="preserve"> </w:t>
       </w:r>
       <w:r>
-        <w:t xml:space="preserve">A death takes a member other members were depending on. Other minds can still hold the arrangement (20.22). The ones left can still lose cohesion.</w:t>
+        <w:t xml:space="preserve">A death takes a member other members were depending on, and though other minds can still hold the arrangement (20.22), the ones left can still lose cohesion.</w:t>
       </w:r>
     </w:p>
     <w:p>
@@ -5508,7 +5451,7 @@
         <w:t xml:space="preserve"> </w:t>
       </w:r>
       <w:r>
-        <w:t xml:space="preserve">I have met it as a sentence carried after one hearing, as force used on the other forms, and as membership by submission. Which of these did the work in a case is on the hardened record (5.14, 5.11).</w:t>
+        <w:t xml:space="preserve">I have met those forms carried as a sentence after one hearing, as force used on the other forms, and as membership by submission, and which of these did the work in a case is on the hardened record (5.14, 5.11).</w:t>
       </w:r>
     </w:p>
     <w:p>
@@ -5572,7 +5515,7 @@
         <w:t xml:space="preserve"> </w:t>
       </w:r>
       <w:r>
-        <w:t xml:space="preserve">At the scale of a principality above the body I will use that word for the effect, and I mean the likeness (4.34). Nothing in the membership is that temperature (11.21).</w:t>
+        <w:t xml:space="preserve">At the scale of a principality above the body I will use that word for the effect, and I mean the likeness (4.34), with nothing in the membership being that temperature (11.21).</w:t>
       </w:r>
     </w:p>
     <w:p>
@@ -5608,7 +5551,7 @@
         <w:t xml:space="preserve"> </w:t>
       </w:r>
       <w:r>
-        <w:t xml:space="preserve">Older names, a spirit over a people, a figure with lore, were a way to point at that pattern: what feeds it, what it does to conduct. I am holding the name as a likeness (15.0). Taking the spirit for a second being set beside the membership is ungrounded (4.341).</w:t>
+        <w:t xml:space="preserve">Older names, a spirit over a people, a figure with lore, were a way to point at that pattern: what feeds it, what it does to conduct. I am holding the name as a likeness (15.0), and I do not find grounds for taking the spirit as a second being set beside the membership (4.341).</w:t>
       </w:r>
     </w:p>
     <w:p>
@@ -5626,7 +5569,7 @@
         <w:t xml:space="preserve"> </w:t>
       </w:r>
       <w:r>
-        <w:t xml:space="preserve">The conduct is in the social remnant with or without the old name (3.3). A later vocabulary can point at the same relations. The name was one way of carrying them (12.0, 15.1).</w:t>
+        <w:t xml:space="preserve">The conduct is in the social remnant with or without the old name (3.3), and a later vocabulary can point at the same relations, the name having been one way of carrying them (12.0, 15.1).</w:t>
       </w:r>
     </w:p>
     <w:p>
@@ -5644,7 +5587,7 @@
         <w:t xml:space="preserve"> </w:t>
       </w:r>
       <w:r>
-        <w:t xml:space="preserve">I do not read this well from inside it. I am one of the minds the temperature is a reading of (7.2, 7.5). Another mind, where my membership is foregrounded and theirs is not, can sometimes see the scale I am taking for the whole pattern (7.4).</w:t>
+        <w:t xml:space="preserve">I do not read this well from inside it, since I am one of the minds the temperature is a reading of (7.2, 7.5), and another mind, where my membership is foregrounded and theirs is not, can sometimes see the scale I am taking for the whole pattern (7.4).</w:t>
       </w:r>
     </w:p>
     <w:p>
@@ -5662,7 +5605,7 @@
         <w:t xml:space="preserve"> </w:t>
       </w:r>
       <w:r>
-        <w:t xml:space="preserve">The same limit sits in one body. Another mind can sometimes read what my record has and my recall does not (6.02, 6.03, 7.3). Taking that reading for the whole of me would be an error (7.1).</w:t>
+        <w:t xml:space="preserve">The same limit sits in one body, where another mind can sometimes read what my record has and my recall does not (6.02, 6.03, 7.3), though taking that reading for the whole of me would be an error (7.1).</w:t>
       </w:r>
     </w:p>
     <w:p>
@@ -5768,7 +5711,7 @@
         <w:t xml:space="preserve"> </w:t>
       </w:r>
       <w:r>
-        <w:t xml:space="preserve">I can point at is one I am already remembering (10.01). Death does not introduce that. It is where the remembering runs out of a system that can still host it (1.5).</w:t>
+        <w:t xml:space="preserve">I can point at is one I am already remembering (10.01). Death does not seem to introduce that, and is where the remembering runs out of a system that can still host it (1.5).</w:t>
       </w:r>
     </w:p>
     <w:p>
@@ -5786,7 +5729,7 @@
         <w:t xml:space="preserve"> </w:t>
       </w:r>
       <w:r>
-        <w:t xml:space="preserve">Follow</w:t>
+        <w:t xml:space="preserve">In the fade, the floors under</w:t>
       </w:r>
       <w:r>
         <w:t xml:space="preserve"> </w:t>
@@ -5798,7 +5741,7 @@
         <w:t xml:space="preserve"> </w:t>
       </w:r>
       <w:r>
-        <w:t xml:space="preserve">down and there is no self left to point at (10.1). A fathom is the floor under that, not a fixed size (10.14). In the fade, the floors get fewer. Habit and the impress go on driving a variant of</w:t>
+        <w:t xml:space="preserve">get fewer (10.1, 10.14). Habit and the impress go on driving a variant of</w:t>
       </w:r>
       <w:r>
         <w:t xml:space="preserve"> </w:t>
@@ -5876,7 +5819,7 @@
         <w:t xml:space="preserve"> </w:t>
       </w:r>
       <w:r>
-        <w:t xml:space="preserve">What can be passed is the remnant. Bone, in the place of the physical remnant (4.1, 4.2). The hardened record of what was done (5.14, 6.21). The social remnant, if the impress is still driving conduct in other bodies (3.3, 3.4). None of those is the</w:t>
+        <w:t xml:space="preserve">What can be passed is the remnant: bone, in the place of the physical remnant (4.1, 4.2), the hardened record of what was done (5.14, 6.21), and the social remnant, if the impress is still driving conduct in other bodies (3.3, 3.4). None of those is the</w:t>
       </w:r>
       <w:r>
         <w:t xml:space="preserve"> </w:t>
@@ -5888,7 +5831,7 @@
         <w:t xml:space="preserve"> </w:t>
       </w:r>
       <w:r>
-        <w:t xml:space="preserve">of 10.01. They are what a later flame can fathom (7.1, 12.1).</w:t>
+        <w:t xml:space="preserve">of 10.01, and they are what a later flame can fathom (7.1, 12.1).</w:t>
       </w:r>
     </w:p>
     <w:p>
@@ -5924,7 +5867,7 @@
         <w:t xml:space="preserve"> </w:t>
       </w:r>
       <w:r>
-        <w:t xml:space="preserve">Prior to time there is no point left at which a record can be identified (11.12). After the last fathom there is no point left at which this</w:t>
+        <w:t xml:space="preserve">After the last fathom there is no point left at which this</w:t>
       </w:r>
       <w:r>
         <w:t xml:space="preserve"> </w:t>
@@ -5936,7 +5879,7 @@
         <w:t xml:space="preserve"> </w:t>
       </w:r>
       <w:r>
-        <w:t xml:space="preserve">can identify one. I do not know what is there. Another event in the record has not ended the record (11.4). The fade ending this reader’s fathoms is not the same claim as the record having no further prior.</w:t>
+        <w:t xml:space="preserve">can identify a record, the way there is none prior to time (11.12), and I do not know what is there. The fade ending this reader’s fathoms is not the same claim as the record having no further prior (11.4).</w:t>
       </w:r>
     </w:p>
     <w:p>
@@ -5954,7 +5897,7 @@
         <w:t xml:space="preserve"> </w:t>
       </w:r>
       <w:r>
-        <w:t xml:space="preserve">The Primordiant is what 11.12 and 11.4 keep asking after and do not find in the sequence or in the group (11.41). It is holding every present instant, including, if the holding does not depend on a mind that can fathom, the instant no fathom of mine is in. I assume that only in the way 11.412 assumes a ground. I do not observe the holding from the far side of the last floor.</w:t>
+        <w:t xml:space="preserve">The Primordiant (11.41) is holding every present instant, including, if the holding does not depend on a mind that can fathom, the instant no fathom of mine is in. I assume that only the way I assumed a ground for the first fathom (11.412). I do not observe the holding from the far side of the last floor.</w:t>
       </w:r>
     </w:p>
     <w:p>
@@ -6002,7 +5945,7 @@
         <w:t xml:space="preserve"> </w:t>
       </w:r>
       <w:r>
-        <w:t xml:space="preserve">will experience. Beginning, each moment, and the last floor are one holding, not three events I could line up in the record.</w:t>
+        <w:t xml:space="preserve">will experience, and beginning, each moment, and the last floor seem to me to be one holding, which I could not line up in the record as events.</w:t>
       </w:r>
     </w:p>
     <w:p>
@@ -6047,7 +5990,7 @@
         <w:t xml:space="preserve"> </w:t>
       </w:r>
       <w:r>
-        <w:t xml:space="preserve">Other minds already have pictures of this collapse, and the pictures do not agree. In Islam, as I have met it, the moment you die you are face to face with Allah. In others, the meeting is judgment, and it waits until the end of time. Both are accounts of what the last now is a meeting with, and of when the meeting is. What is on record, in this consideration, is the series of</w:t>
+        <w:t xml:space="preserve">Other minds already have pictures of this collapse, and the pictures do not agree. In Islam, as I have met it, the moment a person dies they are face to face with Allah. In others, the meeting is judgment, and it waits until the end of time. Both are accounts of what the last now is a meeting with, and of when the meeting is. What is on record, in this consideration, is the series of</w:t>
       </w:r>
       <w:r>
         <w:t xml:space="preserve"> </w:t>
@@ -6098,15 +6041,15 @@
         <w:pStyle w:val="FirstParagraph"/>
       </w:pPr>
       <w:r>
-        <w:t xml:space="preserve">I preface this section to remind the reader to hold back assumptions in words and phrasings. No matter how we touch some aspects of origination the words used to express ideas in this context often hold a host of disturbances in the emotional landscape.</w:t>
-      </w:r>
-    </w:p>
-    <w:p>
-      <w:pPr>
-        <w:pStyle w:val="BodyText"/>
-      </w:pPr>
-      <w:r>
-        <w:t xml:space="preserve">Depending on the temperature of the mind whose flame is held at the symbols I present, it may cause a flinch or outburst. I urge the reader to consider that if an emotion is evoked, sit with it. Any emotion, from anger to elation.</w:t>
+        <w:t xml:space="preserve">I preface this section because the words here are ones I have to hold my own assumptions back from. However I touch some aspects of origination, the words used to express ideas in this context often hold a host of disturbances in the emotional landscape.</w:t>
+      </w:r>
+    </w:p>
+    <w:p>
+      <w:pPr>
+        <w:pStyle w:val="BodyText"/>
+      </w:pPr>
+      <w:r>
+        <w:t xml:space="preserve">Depending on the temperature of the mind whose flame is held at the symbols, they may cause a flinch or an outburst, in me as much as in anyone. When an emotion is evoked in me, any emotion, from anger to elation, I try to sit with it.</w:t>
       </w:r>
     </w:p>
     <w:p>
@@ -6126,7 +6069,7 @@
         <w:t xml:space="preserve"> </w:t>
       </w:r>
       <w:r>
-        <w:t xml:space="preserve">emotion is the response of the concepts represented behind another mind’s words I find it best to lock your mouth, and just contemplate the words said with understanding of the context. You may have imported baggage or otherwise misunderstood what is meant to be represented.</w:t>
+        <w:t xml:space="preserve">emotion is my response to the concepts represented behind another mind’s words, I find it best to lock my mouth and just contemplate the words said with an understanding of the context, since I may have imported baggage or otherwise misunderstood what is meant to be represented.</w:t>
       </w:r>
     </w:p>
     <w:p>
@@ -6144,7 +6087,7 @@
         <w:t xml:space="preserve"> </w:t>
       </w:r>
       <w:r>
-        <w:t xml:space="preserve">It is natural in the course of ones life to ask</w:t>
+        <w:t xml:space="preserve">It seems natural in the course of one’s life to ask</w:t>
       </w:r>
       <w:r>
         <w:t xml:space="preserve"> </w:t>
@@ -6153,7 +6096,7 @@
         <w:t xml:space="preserve">“why do I exist”</w:t>
       </w:r>
       <w:r>
-        <w:t xml:space="preserve">, and the records we have access to show that many minds have constructed a myriad of answers to this question.</w:t>
+        <w:t xml:space="preserve">, and the records I have access to show that many minds have constructed a myriad of answers to this question.</w:t>
       </w:r>
     </w:p>
     <w:p>
@@ -6195,19 +6138,19 @@
         <w:t xml:space="preserve"> </w:t>
       </w:r>
       <w:r>
-        <w:t xml:space="preserve">to exist (17.3). Of course there are many answers to this. The shallow-most is</w:t>
-      </w:r>
-      <w:r>
-        <w:t xml:space="preserve"> </w:t>
-      </w:r>
-      <w:r>
-        <w:t xml:space="preserve">“because your parents concieved you.”</w:t>
-      </w:r>
-      <w:r>
-        <w:t xml:space="preserve"> </w:t>
-      </w:r>
-      <w:r>
-        <w:t xml:space="preserve">While this is an answer to the question at face value, the mind asking it is often reaching for forms not quite correctly expressed (12.0, 12.01). This I suspect in-part is due to the cultural identiteis impressed upon us unintentionally (2.2, 3.3, 4.32) causing incongruent adopted arguments (17.71, 17.4).</w:t>
+        <w:t xml:space="preserve">to exist (17.3), and there are many answers to it. The shallow-most is</w:t>
+      </w:r>
+      <w:r>
+        <w:t xml:space="preserve"> </w:t>
+      </w:r>
+      <w:r>
+        <w:t xml:space="preserve">“because your parents conceived you.”</w:t>
+      </w:r>
+      <w:r>
+        <w:t xml:space="preserve"> </w:t>
+      </w:r>
+      <w:r>
+        <w:t xml:space="preserve">While this is an answer to the question at face value, the mind asking it is often reaching for forms not quite correctly expressed (12.0, 12.01). This I suspect is in part due to the cultural identities impressed on a mind unintentionally (2.2, 3.3), causing incongruent adopted arguments (17.71).</w:t>
       </w:r>
     </w:p>
     <w:p>
@@ -6225,7 +6168,7 @@
         <w:t xml:space="preserve"> </w:t>
       </w:r>
       <w:r>
-        <w:t xml:space="preserve">The multitude of unobserved and unresolved arguments the self would have with the self (17.7, 17.71) if they could only be guided to map that landscape (9.1). What isnt seen doesnt exist there (9.11), and this is why we use metaphore (15.1, 15.41). These unadressed areas of the minds landscape will often inform the mind’s notion of origin (9.4) if the mind’s attention can not stand the existential contemplations (flinch) (4.02, 9.3) that causes them to look away (10.22).</w:t>
+        <w:t xml:space="preserve">There is a multitude of unobserved and unresolved arguments the self would have with the self, if it could only be guided to map that landscape (17.71, 9.1). What is not seen does not exist there (9.11), and I think this is why metaphor gets used (15.41). These unaddressed areas of the mind’s landscape will often inform the mind’s notion of origin (9.4) if the mind’s attention cannot stand the existential contemplations that make it flinch and look away (9.3, 10.22).</w:t>
       </w:r>
     </w:p>
     <w:p>
@@ -6261,7 +6204,7 @@
         <w:t xml:space="preserve"> </w:t>
       </w:r>
       <w:r>
-        <w:t xml:space="preserve">are questions ultimately rooted in the indivisuals understanding of</w:t>
+        <w:t xml:space="preserve">are questions ultimately rooted in the individual’s understanding of</w:t>
       </w:r>
       <w:r>
         <w:t xml:space="preserve"> </w:t>
@@ -6351,7 +6294,7 @@
         <w:t xml:space="preserve"> </w:t>
       </w:r>
       <w:r>
-        <w:t xml:space="preserve">is pointed past the record (11.12). A reason is the sort of thing a prior in the record can be (11.0). The Primordiant can’t have a cause, as it is what the notion of causation proceeds from (11.411), and a reason for something rather than nothing would be that cause. I do not have a way, from inside the record, to tell a real error here from a limit of where I am standing (11.422).</w:t>
+        <w:t xml:space="preserve">is pointed past the record (11.12). A reason is the sort of thing a prior in the record can be (11.0), and a reason for something rather than nothing would be a cause of the Primordiant, which cannot have one (11.411). I do not have a way, from inside the record, to tell a real error here from a limit of where I am standing (11.422).</w:t>
       </w:r>
     </w:p>
     <w:p>
@@ -6447,7 +6390,7 @@
         <w:t xml:space="preserve"> </w:t>
       </w:r>
       <w:r>
-        <w:t xml:space="preserve">A picture of that kind that can be fully said is the form the mind is holding (12.0, 12.22). What I meet is a remnant (7.1).</w:t>
+        <w:t xml:space="preserve">A picture of that kind that can be fully said is the form the mind is holding (12.0, 12.22), though what I meet of it is a remnant (7.1).</w:t>
       </w:r>
     </w:p>
     <w:p>
@@ -6531,7 +6474,7 @@
         <w:t xml:space="preserve"> </w:t>
       </w:r>
       <w:r>
-        <w:t xml:space="preserve">An origin-account one did not stop to set is still in use (6.17). It is placed before it is chosen (8.22, 2.2), and it came in with the tongue and with principalities already producing conduct (3.3, 9.4). The picture of why anything exists is already at work in the self that could later ask what a worldview is.</w:t>
+        <w:t xml:space="preserve">An origin-account one did not stop to set is still in use (6.17), and it seems to be placed before it is chosen (8.22, 2.2), having come in with the tongue and with principalities already producing conduct (3.3, 9.4). The picture of why anything exists is already at work in the self that could later ask what a worldview is.</w:t>
       </w:r>
     </w:p>
     <w:p>
@@ -6549,7 +6492,7 @@
         <w:t xml:space="preserve"> </w:t>
       </w:r>
       <w:r>
-        <w:t xml:space="preserve">Where justice or ethics is being argued, the reasons are often this account, unobserved (17.71, 17.3, 21.12). The mind arguing did not set it, and may have no recall of it (7.3).</w:t>
+        <w:t xml:space="preserve">Where justice or ethics is being argued, the reasons are often this account, unobserved (17.71, 21.12), in a mind that did not set it and may have no recall of it (7.3).</w:t>
       </w:r>
     </w:p>
     <w:p>
@@ -6582,7 +6525,7 @@
         <w:t xml:space="preserve"> </w:t>
       </w:r>
       <w:r>
-        <w:t xml:space="preserve">a claim about what should be done. The standards I hold a role to are already being graded by the origin-account under them (6.14). What I take another mind to be here for is graded by that same account, and the oughts come out of that grading (6.17).</w:t>
+        <w:t xml:space="preserve">a claim about what should be done. The standards I hold a role to seem to be already graded by the origin-account under them (6.14), and what I take another mind to be here for is graded by that same account, and the oughts come out of that grading (6.17).</w:t>
       </w:r>
     </w:p>
     <w:p>
@@ -6636,7 +6579,7 @@
         <w:t xml:space="preserve"> </w:t>
       </w:r>
       <w:r>
-        <w:t xml:space="preserve">The same remnant can be in front of two principalities and the magnitudes come out far apart (5.14, 9.03). What the frames count as is the account each reader already had (7.2).</w:t>
+        <w:t xml:space="preserve">The same remnant can be in front of two principalities and the magnitudes come out far apart (5.14, 9.03), since what the frames count as is the account each reader already had (7.2).</w:t>
       </w:r>
     </w:p>
     <w:p>
@@ -6654,7 +6597,7 @@
         <w:t xml:space="preserve"> </w:t>
       </w:r>
       <w:r>
-        <w:t xml:space="preserve">Near a singularity the feelings move first (9.13, 9.3). Information that would have been ordinary becomes a threat or a relief according to what the account needs it to be.</w:t>
+        <w:t xml:space="preserve">Near a singularity the feelings seem to move first (9.13, 9.3), and information that would have been ordinary becomes a threat or a relief according to what the account needs it to be.</w:t>
       </w:r>
     </w:p>
     <w:p>
@@ -6690,7 +6633,7 @@
         <w:t xml:space="preserve"> </w:t>
       </w:r>
       <w:r>
-        <w:t xml:space="preserve">Where attention is forced onto an account the mind did not set, and the identity or the membership would not survive the revision, the account is kept past the standards that still order other members of the same principality (6.14). Those standards are in the members whose record can still show the revision as available (8.23).</w:t>
+        <w:t xml:space="preserve">Where attention is forced onto an account the mind did not set, and the identity or the membership would not survive the revision, the account is kept past the standards that still order other members of the same principality (6.14), the members whose record can still show the revision as available (8.23).</w:t>
       </w:r>
     </w:p>
     <w:p>
@@ -6854,7 +6797,7 @@
         <w:pStyle w:val="Definition"/>
       </w:pPr>
       <w:r>
-        <w:t xml:space="preserve">Physical substance that hosts the mind, is moved by it, and supplies it with sensory data about the environment. (1.1)</w:t>
+        <w:t xml:space="preserve">Physical substance that hosts the mind, is moved by it, and supplies it with sensory data about the environment. (1.2, 1.4)</w:t>
       </w:r>
     </w:p>
     <w:p>
@@ -6894,7 +6837,7 @@
         <w:pStyle w:val="Definition"/>
       </w:pPr>
       <w:r>
-        <w:t xml:space="preserve">A subject attention will not stay on. (9.3)</w:t>
+        <w:t xml:space="preserve">A subject attention will not stay on; around a singularity, a pushing force that drives contemplation away. (9.3)</w:t>
       </w:r>
     </w:p>
     <w:p>
@@ -6906,6 +6849,46 @@
           <w:b/>
           <w:bCs/>
         </w:rPr>
+        <w:t xml:space="preserve">capacity</w:t>
+      </w:r>
+    </w:p>
+    <w:p>
+      <w:pPr>
+        <w:pStyle w:val="Definition"/>
+      </w:pPr>
+      <w:r>
+        <w:t xml:space="preserve">Whether the substrate can hold a mind’s attention on a relation at all. (14.3)</w:t>
+      </w:r>
+    </w:p>
+    <w:p>
+      <w:pPr>
+        <w:pStyle w:val="DefinitionTerm"/>
+      </w:pPr>
+      <w:r>
+        <w:rPr>
+          <w:b/>
+          <w:bCs/>
+        </w:rPr>
+        <w:t xml:space="preserve">chosen</w:t>
+      </w:r>
+    </w:p>
+    <w:p>
+      <w:pPr>
+        <w:pStyle w:val="Definition"/>
+      </w:pPr>
+      <w:r>
+        <w:t xml:space="preserve">A membership whose foregrounding I can find myself having done; mine to take up or set down. (8.22)</w:t>
+      </w:r>
+    </w:p>
+    <w:p>
+      <w:pPr>
+        <w:pStyle w:val="DefinitionTerm"/>
+      </w:pPr>
+      <w:r>
+        <w:rPr>
+          <w:b/>
+          <w:bCs/>
+        </w:rPr>
         <w:t xml:space="preserve">communication</w:t>
       </w:r>
     </w:p>
@@ -6934,7 +6917,7 @@
         <w:pStyle w:val="Definition"/>
       </w:pPr>
       <w:r>
-        <w:t xml:space="preserve">A self that matches its record but never chose its standards. (6.3)</w:t>
+        <w:t xml:space="preserve">A self that matches its own record but never set anything, only reporting the shape the default order supplies. (6.3)</w:t>
       </w:r>
     </w:p>
     <w:p>
@@ -6974,7 +6957,7 @@
         <w:pStyle w:val="Definition"/>
       </w:pPr>
       <w:r>
-        <w:t xml:space="preserve">Turning attention away so the relation is not made. (16.1)</w:t>
+        <w:t xml:space="preserve">Turning attention away so the relation is not made. (16.13)</w:t>
       </w:r>
     </w:p>
     <w:p>
@@ -6986,6 +6969,26 @@
           <w:b/>
           <w:bCs/>
         </w:rPr>
+        <w:t xml:space="preserve">context</w:t>
+      </w:r>
+    </w:p>
+    <w:p>
+      <w:pPr>
+        <w:pStyle w:val="Definition"/>
+      </w:pPr>
+      <w:r>
+        <w:t xml:space="preserve">The limit of the situation an argument is in; it decides what the argument is being asked to do. (17.1)</w:t>
+      </w:r>
+    </w:p>
+    <w:p>
+      <w:pPr>
+        <w:pStyle w:val="DefinitionTerm"/>
+      </w:pPr>
+      <w:r>
+        <w:rPr>
+          <w:b/>
+          <w:bCs/>
+        </w:rPr>
         <w:t xml:space="preserve">darkness</w:t>
       </w:r>
     </w:p>
@@ -7290,6 +7293,26 @@
           <w:b/>
           <w:bCs/>
         </w:rPr>
+        <w:t xml:space="preserve">familiarity</w:t>
+      </w:r>
+    </w:p>
+    <w:p>
+      <w:pPr>
+        <w:pStyle w:val="Definition"/>
+      </w:pPr>
+      <w:r>
+        <w:t xml:space="preserve">Whether a relation has been passed enough times to be meant again without being built from the start. (14.3)</w:t>
+      </w:r>
+    </w:p>
+    <w:p>
+      <w:pPr>
+        <w:pStyle w:val="DefinitionTerm"/>
+      </w:pPr>
+      <w:r>
+        <w:rPr>
+          <w:b/>
+          <w:bCs/>
+        </w:rPr>
         <w:t xml:space="preserve">fathom</w:t>
       </w:r>
     </w:p>
@@ -7510,7 +7533,7 @@
         <w:pStyle w:val="Definition"/>
       </w:pPr>
       <w:r>
-        <w:t xml:space="preserve">Attachment that draws away. (16.1)</w:t>
+        <w:t xml:space="preserve">Attachment that draws away. (16.12)</w:t>
       </w:r>
     </w:p>
     <w:p>
@@ -7590,7 +7613,7 @@
         <w:pStyle w:val="Definition"/>
       </w:pPr>
       <w:r>
-        <w:t xml:space="preserve">Habits and the like, impressed by environment, not recalled. (1.61)</w:t>
+        <w:t xml:space="preserve">Habits and the like, impressed by environment, not recalled. (1.64)</w:t>
       </w:r>
     </w:p>
     <w:p>
@@ -7890,7 +7913,7 @@
         <w:pStyle w:val="Definition"/>
       </w:pPr>
       <w:r>
-        <w:t xml:space="preserve">The story a mind tells itself to account for the phenomenon of that mind existing. (21.4) That often extends to encompass the world and other minds as well, but not necessarily.</w:t>
+        <w:t xml:space="preserve">The answer a mind is already using for something rather than nothing, examined or not. (21.4)</w:t>
       </w:r>
     </w:p>
     <w:p>
@@ -7902,6 +7925,26 @@
           <w:b/>
           <w:bCs/>
         </w:rPr>
+        <w:t xml:space="preserve">ought</w:t>
+      </w:r>
+    </w:p>
+    <w:p>
+      <w:pPr>
+        <w:pStyle w:val="Definition"/>
+      </w:pPr>
+      <w:r>
+        <w:t xml:space="preserve">A claim about what should be done, coming out of the grading the origin-account does. (21.6)</w:t>
+      </w:r>
+    </w:p>
+    <w:p>
+      <w:pPr>
+        <w:pStyle w:val="DefinitionTerm"/>
+      </w:pPr>
+      <w:r>
+        <w:rPr>
+          <w:b/>
+          <w:bCs/>
+        </w:rPr>
         <w:t xml:space="preserve">physical remnant</w:t>
       </w:r>
     </w:p>
@@ -7950,7 +7993,7 @@
         <w:pStyle w:val="Definition"/>
       </w:pPr>
       <w:r>
-        <w:t xml:space="preserve">The superset from which abstractions and implementations emerge; the boundary that marks the beginning of time; coupled to the forms required for the first possible fathom. (11.41)</w:t>
+        <w:t xml:space="preserve">What the record sequence and the group both keep asking after and do not find; the superset from which abstractions and implementations emerge; preceded the beginning of time, or at least the first fathomable fathom, and is holding every present instant. (11.41)</w:t>
       </w:r>
     </w:p>
     <w:p>
@@ -8010,7 +8053,7 @@
         <w:pStyle w:val="Definition"/>
       </w:pPr>
       <w:r>
-        <w:t xml:space="preserve">Storage of information that can be freely recalled: thoughts, sensory recordings. (1.61)</w:t>
+        <w:t xml:space="preserve">Storage of information that can be freely recalled: thoughts, sensory recordings. (1.64)</w:t>
       </w:r>
     </w:p>
     <w:p>
@@ -8434,6 +8477,26 @@
           <w:b/>
           <w:bCs/>
         </w:rPr>
+        <w:t xml:space="preserve">vessel</w:t>
+      </w:r>
+    </w:p>
+    <w:p>
+      <w:pPr>
+        <w:pStyle w:val="Definition"/>
+      </w:pPr>
+      <w:r>
+        <w:t xml:space="preserve">The shape the quantity under intelligence is sitting in; wide for breadth, narrow for depth. (14.1, 14.2)</w:t>
+      </w:r>
+    </w:p>
+    <w:p>
+      <w:pPr>
+        <w:pStyle w:val="DefinitionTerm"/>
+      </w:pPr>
+      <w:r>
+        <w:rPr>
+          <w:b/>
+          <w:bCs/>
+        </w:rPr>
         <w:t xml:space="preserve">wearing</w:t>
       </w:r>
     </w:p>
@@ -8502,7 +8565,7 @@
         <w:pStyle w:val="Definition"/>
       </w:pPr>
       <w:r>
-        <w:t xml:space="preserve">The draw toward what the other is taken as. (16.1)</w:t>
+        <w:t xml:space="preserve">The draw toward the notion worn. (16.1)</w:t>
       </w:r>
     </w:p>
     <w:bookmarkEnd w:id="40"/>
